--- a/DBT/Assignment/5 SELECT command with JOINS.docx
+++ b/DBT/Assignment/5 SELECT command with JOINS.docx
@@ -1,6 +1,6 @@
 
 <file path=word/document.xml><?xml version="1.0" encoding="utf-8"?>
-<w:document xmlns:ve="http://schemas.openxmlformats.org/markup-compatibility/2006" xmlns:o="urn:schemas-microsoft-com:office:office" xmlns:r="http://schemas.openxmlformats.org/officeDocument/2006/relationships" xmlns:m="http://schemas.openxmlformats.org/officeDocument/2006/math" xmlns:v="urn:schemas-microsoft-com:vml" xmlns:wp="http://schemas.openxmlformats.org/drawingml/2006/wordprocessingDrawing" xmlns:w10="urn:schemas-microsoft-com:office:word" xmlns:w="http://schemas.openxmlformats.org/wordprocessingml/2006/main" xmlns:wne="http://schemas.microsoft.com/office/word/2006/wordml">
+<w:document xmlns:wpc="http://schemas.microsoft.com/office/word/2010/wordprocessingCanvas" xmlns:cx="http://schemas.microsoft.com/office/drawing/2014/chartex" xmlns:cx1="http://schemas.microsoft.com/office/drawing/2015/9/8/chartex" xmlns:cx2="http://schemas.microsoft.com/office/drawing/2015/10/21/chartex" xmlns:cx3="http://schemas.microsoft.com/office/drawing/2016/5/9/chartex" xmlns:cx4="http://schemas.microsoft.com/office/drawing/2016/5/10/chartex" xmlns:cx5="http://schemas.microsoft.com/office/drawing/2016/5/11/chartex" xmlns:cx6="http://schemas.microsoft.com/office/drawing/2016/5/12/chartex" xmlns:cx7="http://schemas.microsoft.com/office/drawing/2016/5/13/chartex" xmlns:cx8="http://schemas.microsoft.com/office/drawing/2016/5/14/chartex" xmlns:mc="http://schemas.openxmlformats.org/markup-compatibility/2006" xmlns:aink="http://schemas.microsoft.com/office/drawing/2016/ink" xmlns:am3d="http://schemas.microsoft.com/office/drawing/2017/model3d" xmlns:o="urn:schemas-microsoft-com:office:office" xmlns:oel="http://schemas.microsoft.com/office/2019/extlst" xmlns:r="http://schemas.openxmlformats.org/officeDocument/2006/relationships" xmlns:m="http://schemas.openxmlformats.org/officeDocument/2006/math" xmlns:v="urn:schemas-microsoft-com:vml" xmlns:wp14="http://schemas.microsoft.com/office/word/2010/wordprocessingDrawing" xmlns:wp="http://schemas.openxmlformats.org/drawingml/2006/wordprocessingDrawing" xmlns:w10="urn:schemas-microsoft-com:office:word" xmlns:w="http://schemas.openxmlformats.org/wordprocessingml/2006/main" xmlns:w14="http://schemas.microsoft.com/office/word/2010/wordml" xmlns:w15="http://schemas.microsoft.com/office/word/2012/wordml" xmlns:w16cex="http://schemas.microsoft.com/office/word/2018/wordml/cex" xmlns:w16cid="http://schemas.microsoft.com/office/word/2016/wordml/cid" xmlns:w16="http://schemas.microsoft.com/office/word/2018/wordml" xmlns:w16du="http://schemas.microsoft.com/office/word/2023/wordml/word16du" xmlns:w16sdtdh="http://schemas.microsoft.com/office/word/2020/wordml/sdtdatahash" xmlns:w16sdtfl="http://schemas.microsoft.com/office/word/2024/wordml/sdtformatlock" xmlns:w16se="http://schemas.microsoft.com/office/word/2015/wordml/symex" xmlns:wpg="http://schemas.microsoft.com/office/word/2010/wordprocessingGroup" xmlns:wpi="http://schemas.microsoft.com/office/word/2010/wordprocessingInk" xmlns:wne="http://schemas.microsoft.com/office/word/2006/wordml" xmlns:wps="http://schemas.microsoft.com/office/word/2010/wordprocessingShape" mc:Ignorable="w14 w15 w16se w16cid w16 w16cex w16sdtdh w16sdtfl w16du wp14">
   <w:body>
     <w:p>
       <w:pPr>
@@ -15,20 +15,188 @@
         <w:ind w:left="405"/>
         <w:rPr>
           <w:rFonts w:ascii="Cambria" w:hAnsi="Cambria"/>
-          <w:i/>
-          <w:sz w:val="26"/>
-          <w:szCs w:val="26"/>
-        </w:rPr>
-      </w:pPr>
-      <w:r>
-        <w:rPr>
-          <w:rFonts w:ascii="Cambria" w:hAnsi="Cambria"/>
+          <w:b/>
+          <w:bCs/>
+          <w:i/>
+          <w:sz w:val="26"/>
+          <w:szCs w:val="26"/>
+        </w:rPr>
+      </w:pPr>
+      <w:r>
+        <w:rPr>
+          <w:rFonts w:ascii="Cambria" w:hAnsi="Cambria"/>
+          <w:b/>
+          <w:bCs/>
           <w:i/>
           <w:sz w:val="26"/>
           <w:szCs w:val="26"/>
         </w:rPr>
         <w:t xml:space="preserve">Display Name of the salesperson, customer name and amount of sales. </w:t>
       </w:r>
+    </w:p>
+    <w:p>
+      <w:pPr>
+        <w:ind w:left="405"/>
+        <w:rPr>
+          <w:rFonts w:ascii="Cambria" w:hAnsi="Cambria"/>
+          <w:b/>
+          <w:bCs/>
+          <w:i/>
+          <w:sz w:val="26"/>
+          <w:szCs w:val="26"/>
+        </w:rPr>
+      </w:pPr>
+    </w:p>
+    <w:p>
+      <w:pPr>
+        <w:ind w:left="45"/>
+        <w:rPr>
+          <w:rFonts w:ascii="Cambria" w:hAnsi="Cambria"/>
+          <w:i/>
+          <w:sz w:val="26"/>
+          <w:szCs w:val="26"/>
+        </w:rPr>
+      </w:pPr>
+      <w:r>
+        <w:rPr>
+          <w:rFonts w:ascii="Cambria" w:hAnsi="Cambria"/>
+          <w:i/>
+          <w:sz w:val="26"/>
+          <w:szCs w:val="26"/>
+        </w:rPr>
+        <w:t xml:space="preserve">SELECT </w:t>
+      </w:r>
+      <w:proofErr w:type="spellStart"/>
+      <w:r>
+        <w:rPr>
+          <w:rFonts w:ascii="Cambria" w:hAnsi="Cambria"/>
+          <w:i/>
+          <w:sz w:val="26"/>
+          <w:szCs w:val="26"/>
+        </w:rPr>
+        <w:t>sp.SNAME</w:t>
+      </w:r>
+      <w:proofErr w:type="spellEnd"/>
+      <w:r>
+        <w:rPr>
+          <w:rFonts w:ascii="Cambria" w:hAnsi="Cambria"/>
+          <w:i/>
+          <w:sz w:val="26"/>
+          <w:szCs w:val="26"/>
+        </w:rPr>
+        <w:t xml:space="preserve"> AS Salesperson, </w:t>
+      </w:r>
+      <w:proofErr w:type="spellStart"/>
+      <w:r>
+        <w:rPr>
+          <w:rFonts w:ascii="Cambria" w:hAnsi="Cambria"/>
+          <w:i/>
+          <w:sz w:val="26"/>
+          <w:szCs w:val="26"/>
+        </w:rPr>
+        <w:t>s.customerName</w:t>
+      </w:r>
+      <w:proofErr w:type="spellEnd"/>
+      <w:r>
+        <w:rPr>
+          <w:rFonts w:ascii="Cambria" w:hAnsi="Cambria"/>
+          <w:i/>
+          <w:sz w:val="26"/>
+          <w:szCs w:val="26"/>
+        </w:rPr>
+        <w:t xml:space="preserve">, </w:t>
+      </w:r>
+      <w:proofErr w:type="spellStart"/>
+      <w:r>
+        <w:rPr>
+          <w:rFonts w:ascii="Cambria" w:hAnsi="Cambria"/>
+          <w:i/>
+          <w:sz w:val="26"/>
+          <w:szCs w:val="26"/>
+        </w:rPr>
+        <w:t>s.amount</w:t>
+      </w:r>
+      <w:proofErr w:type="spellEnd"/>
+      <w:r>
+        <w:rPr>
+          <w:rFonts w:ascii="Cambria" w:hAnsi="Cambria"/>
+          <w:i/>
+          <w:sz w:val="26"/>
+          <w:szCs w:val="26"/>
+        </w:rPr>
+        <w:t xml:space="preserve"> FROM sales1 s JOIN salesperson </w:t>
+      </w:r>
+      <w:proofErr w:type="spellStart"/>
+      <w:r>
+        <w:rPr>
+          <w:rFonts w:ascii="Cambria" w:hAnsi="Cambria"/>
+          <w:i/>
+          <w:sz w:val="26"/>
+          <w:szCs w:val="26"/>
+        </w:rPr>
+        <w:t>sp</w:t>
+      </w:r>
+      <w:proofErr w:type="spellEnd"/>
+      <w:r>
+        <w:rPr>
+          <w:rFonts w:ascii="Cambria" w:hAnsi="Cambria"/>
+          <w:i/>
+          <w:sz w:val="26"/>
+          <w:szCs w:val="26"/>
+        </w:rPr>
+        <w:t xml:space="preserve"> ON </w:t>
+      </w:r>
+      <w:proofErr w:type="spellStart"/>
+      <w:r>
+        <w:rPr>
+          <w:rFonts w:ascii="Cambria" w:hAnsi="Cambria"/>
+          <w:i/>
+          <w:sz w:val="26"/>
+          <w:szCs w:val="26"/>
+        </w:rPr>
+        <w:t>s.status_flags</w:t>
+      </w:r>
+      <w:proofErr w:type="spellEnd"/>
+      <w:r>
+        <w:rPr>
+          <w:rFonts w:ascii="Cambria" w:hAnsi="Cambria"/>
+          <w:i/>
+          <w:sz w:val="26"/>
+          <w:szCs w:val="26"/>
+        </w:rPr>
+        <w:t xml:space="preserve"> = </w:t>
+      </w:r>
+      <w:proofErr w:type="spellStart"/>
+      <w:r>
+        <w:rPr>
+          <w:rFonts w:ascii="Cambria" w:hAnsi="Cambria"/>
+          <w:i/>
+          <w:sz w:val="26"/>
+          <w:szCs w:val="26"/>
+        </w:rPr>
+        <w:t>sp.SID</w:t>
+      </w:r>
+      <w:proofErr w:type="spellEnd"/>
+      <w:r>
+        <w:rPr>
+          <w:rFonts w:ascii="Cambria" w:hAnsi="Cambria"/>
+          <w:i/>
+          <w:sz w:val="26"/>
+          <w:szCs w:val="26"/>
+        </w:rPr>
+        <w:t>;</w:t>
+      </w:r>
+    </w:p>
+    <w:p>
+      <w:pPr>
+        <w:ind w:left="45"/>
+        <w:rPr>
+          <w:rFonts w:ascii="Cambria" w:hAnsi="Cambria"/>
+          <w:i/>
+          <w:sz w:val="26"/>
+          <w:szCs w:val="26"/>
+        </w:rPr>
+      </w:pPr>
     </w:p>
     <w:p>
       <w:pPr>
@@ -43,20 +211,148 @@
         <w:ind w:left="405"/>
         <w:rPr>
           <w:rFonts w:ascii="Cambria" w:hAnsi="Cambria"/>
-          <w:i/>
-          <w:sz w:val="26"/>
-          <w:szCs w:val="26"/>
-        </w:rPr>
-      </w:pPr>
-      <w:r>
-        <w:rPr>
-          <w:rFonts w:ascii="Cambria" w:hAnsi="Cambria"/>
+          <w:b/>
+          <w:bCs/>
+          <w:i/>
+          <w:sz w:val="26"/>
+          <w:szCs w:val="26"/>
+        </w:rPr>
+      </w:pPr>
+      <w:r>
+        <w:rPr>
+          <w:rFonts w:ascii="Cambria" w:hAnsi="Cambria"/>
+          <w:b/>
+          <w:bCs/>
           <w:i/>
           <w:sz w:val="26"/>
           <w:szCs w:val="26"/>
         </w:rPr>
         <w:t>List employee name and name of managers.</w:t>
       </w:r>
+    </w:p>
+    <w:p>
+      <w:pPr>
+        <w:ind w:left="45"/>
+        <w:rPr>
+          <w:rFonts w:ascii="Cambria" w:hAnsi="Cambria"/>
+          <w:b/>
+          <w:bCs/>
+          <w:i/>
+          <w:sz w:val="26"/>
+          <w:szCs w:val="26"/>
+        </w:rPr>
+      </w:pPr>
+    </w:p>
+    <w:p>
+      <w:pPr>
+        <w:ind w:left="45"/>
+        <w:rPr>
+          <w:rFonts w:ascii="Cambria" w:hAnsi="Cambria"/>
+          <w:i/>
+          <w:sz w:val="26"/>
+          <w:szCs w:val="26"/>
+        </w:rPr>
+      </w:pPr>
+      <w:r>
+        <w:rPr>
+          <w:rFonts w:ascii="Cambria" w:hAnsi="Cambria"/>
+          <w:i/>
+          <w:sz w:val="26"/>
+          <w:szCs w:val="26"/>
+        </w:rPr>
+        <w:t xml:space="preserve">SELECT </w:t>
+      </w:r>
+      <w:proofErr w:type="spellStart"/>
+      <w:r>
+        <w:rPr>
+          <w:rFonts w:ascii="Cambria" w:hAnsi="Cambria"/>
+          <w:i/>
+          <w:sz w:val="26"/>
+          <w:szCs w:val="26"/>
+        </w:rPr>
+        <w:t>e.ENAME</w:t>
+      </w:r>
+      <w:proofErr w:type="spellEnd"/>
+      <w:r>
+        <w:rPr>
+          <w:rFonts w:ascii="Cambria" w:hAnsi="Cambria"/>
+          <w:i/>
+          <w:sz w:val="26"/>
+          <w:szCs w:val="26"/>
+        </w:rPr>
+        <w:t xml:space="preserve"> AS Employee, </w:t>
+      </w:r>
+      <w:proofErr w:type="spellStart"/>
+      <w:r>
+        <w:rPr>
+          <w:rFonts w:ascii="Cambria" w:hAnsi="Cambria"/>
+          <w:i/>
+          <w:sz w:val="26"/>
+          <w:szCs w:val="26"/>
+        </w:rPr>
+        <w:t>m.ENAME</w:t>
+      </w:r>
+      <w:proofErr w:type="spellEnd"/>
+      <w:r>
+        <w:rPr>
+          <w:rFonts w:ascii="Cambria" w:hAnsi="Cambria"/>
+          <w:i/>
+          <w:sz w:val="26"/>
+          <w:szCs w:val="26"/>
+        </w:rPr>
+        <w:t xml:space="preserve"> AS Manager FROM emp e LEFT JOIN emp m ON </w:t>
+      </w:r>
+      <w:proofErr w:type="spellStart"/>
+      <w:r>
+        <w:rPr>
+          <w:rFonts w:ascii="Cambria" w:hAnsi="Cambria"/>
+          <w:i/>
+          <w:sz w:val="26"/>
+          <w:szCs w:val="26"/>
+        </w:rPr>
+        <w:t>e.MGR</w:t>
+      </w:r>
+      <w:proofErr w:type="spellEnd"/>
+      <w:r>
+        <w:rPr>
+          <w:rFonts w:ascii="Cambria" w:hAnsi="Cambria"/>
+          <w:i/>
+          <w:sz w:val="26"/>
+          <w:szCs w:val="26"/>
+        </w:rPr>
+        <w:t xml:space="preserve"> = </w:t>
+      </w:r>
+      <w:proofErr w:type="spellStart"/>
+      <w:r>
+        <w:rPr>
+          <w:rFonts w:ascii="Cambria" w:hAnsi="Cambria"/>
+          <w:i/>
+          <w:sz w:val="26"/>
+          <w:szCs w:val="26"/>
+        </w:rPr>
+        <w:t>m.EMPNO</w:t>
+      </w:r>
+      <w:proofErr w:type="spellEnd"/>
+      <w:r>
+        <w:rPr>
+          <w:rFonts w:ascii="Cambria" w:hAnsi="Cambria"/>
+          <w:i/>
+          <w:sz w:val="26"/>
+          <w:szCs w:val="26"/>
+        </w:rPr>
+        <w:t>;</w:t>
+      </w:r>
+    </w:p>
+    <w:p>
+      <w:pPr>
+        <w:ind w:left="45"/>
+        <w:rPr>
+          <w:rFonts w:ascii="Cambria" w:hAnsi="Cambria"/>
+          <w:i/>
+          <w:sz w:val="26"/>
+          <w:szCs w:val="26"/>
+        </w:rPr>
+      </w:pPr>
     </w:p>
     <w:p>
       <w:pPr>
@@ -71,20 +367,308 @@
         <w:ind w:left="405"/>
         <w:rPr>
           <w:rFonts w:ascii="Cambria" w:hAnsi="Cambria"/>
-          <w:i/>
-          <w:sz w:val="26"/>
-          <w:szCs w:val="26"/>
-        </w:rPr>
-      </w:pPr>
-      <w:r>
-        <w:rPr>
-          <w:rFonts w:ascii="Cambria" w:hAnsi="Cambria"/>
+          <w:b/>
+          <w:bCs/>
+          <w:i/>
+          <w:sz w:val="26"/>
+          <w:szCs w:val="26"/>
+        </w:rPr>
+      </w:pPr>
+      <w:r>
+        <w:rPr>
+          <w:rFonts w:ascii="Cambria" w:hAnsi="Cambria"/>
+          <w:b/>
+          <w:bCs/>
           <w:i/>
           <w:sz w:val="26"/>
           <w:szCs w:val="26"/>
         </w:rPr>
         <w:t xml:space="preserve">Display details of all departments and the corresponding employees </w:t>
       </w:r>
+    </w:p>
+    <w:p>
+      <w:pPr>
+        <w:ind w:left="45"/>
+        <w:rPr>
+          <w:rFonts w:ascii="Cambria" w:hAnsi="Cambria"/>
+          <w:b/>
+          <w:bCs/>
+          <w:i/>
+          <w:sz w:val="26"/>
+          <w:szCs w:val="26"/>
+        </w:rPr>
+      </w:pPr>
+    </w:p>
+    <w:p>
+      <w:pPr>
+        <w:ind w:left="45"/>
+        <w:rPr>
+          <w:rFonts w:ascii="Cambria" w:hAnsi="Cambria"/>
+          <w:i/>
+          <w:sz w:val="26"/>
+          <w:szCs w:val="26"/>
+        </w:rPr>
+      </w:pPr>
+      <w:r>
+        <w:rPr>
+          <w:rFonts w:ascii="Cambria" w:hAnsi="Cambria"/>
+          <w:i/>
+          <w:sz w:val="26"/>
+          <w:szCs w:val="26"/>
+        </w:rPr>
+        <w:t xml:space="preserve">SELECT </w:t>
+      </w:r>
+      <w:proofErr w:type="spellStart"/>
+      <w:r>
+        <w:rPr>
+          <w:rFonts w:ascii="Cambria" w:hAnsi="Cambria"/>
+          <w:i/>
+          <w:sz w:val="26"/>
+          <w:szCs w:val="26"/>
+        </w:rPr>
+        <w:t>d.DEPTNO</w:t>
+      </w:r>
+      <w:proofErr w:type="spellEnd"/>
+      <w:r>
+        <w:rPr>
+          <w:rFonts w:ascii="Cambria" w:hAnsi="Cambria"/>
+          <w:i/>
+          <w:sz w:val="26"/>
+          <w:szCs w:val="26"/>
+        </w:rPr>
+        <w:t xml:space="preserve">, </w:t>
+      </w:r>
+      <w:proofErr w:type="spellStart"/>
+      <w:r>
+        <w:rPr>
+          <w:rFonts w:ascii="Cambria" w:hAnsi="Cambria"/>
+          <w:i/>
+          <w:sz w:val="26"/>
+          <w:szCs w:val="26"/>
+        </w:rPr>
+        <w:t>d.DNAME</w:t>
+      </w:r>
+      <w:proofErr w:type="spellEnd"/>
+      <w:r>
+        <w:rPr>
+          <w:rFonts w:ascii="Cambria" w:hAnsi="Cambria"/>
+          <w:i/>
+          <w:sz w:val="26"/>
+          <w:szCs w:val="26"/>
+        </w:rPr>
+        <w:t xml:space="preserve">, </w:t>
+      </w:r>
+      <w:proofErr w:type="spellStart"/>
+      <w:r>
+        <w:rPr>
+          <w:rFonts w:ascii="Cambria" w:hAnsi="Cambria"/>
+          <w:i/>
+          <w:sz w:val="26"/>
+          <w:szCs w:val="26"/>
+        </w:rPr>
+        <w:t>d.LOC</w:t>
+      </w:r>
+      <w:proofErr w:type="spellEnd"/>
+      <w:r>
+        <w:rPr>
+          <w:rFonts w:ascii="Cambria" w:hAnsi="Cambria"/>
+          <w:i/>
+          <w:sz w:val="26"/>
+          <w:szCs w:val="26"/>
+        </w:rPr>
+        <w:t xml:space="preserve">, </w:t>
+      </w:r>
+      <w:proofErr w:type="spellStart"/>
+      <w:r>
+        <w:rPr>
+          <w:rFonts w:ascii="Cambria" w:hAnsi="Cambria"/>
+          <w:i/>
+          <w:sz w:val="26"/>
+          <w:szCs w:val="26"/>
+        </w:rPr>
+        <w:t>e.EMPNO</w:t>
+      </w:r>
+      <w:proofErr w:type="spellEnd"/>
+      <w:r>
+        <w:rPr>
+          <w:rFonts w:ascii="Cambria" w:hAnsi="Cambria"/>
+          <w:i/>
+          <w:sz w:val="26"/>
+          <w:szCs w:val="26"/>
+        </w:rPr>
+        <w:t xml:space="preserve">, </w:t>
+      </w:r>
+      <w:proofErr w:type="spellStart"/>
+      <w:r>
+        <w:rPr>
+          <w:rFonts w:ascii="Cambria" w:hAnsi="Cambria"/>
+          <w:i/>
+          <w:sz w:val="26"/>
+          <w:szCs w:val="26"/>
+        </w:rPr>
+        <w:t>e.ENAME</w:t>
+      </w:r>
+      <w:proofErr w:type="spellEnd"/>
+      <w:r>
+        <w:rPr>
+          <w:rFonts w:ascii="Cambria" w:hAnsi="Cambria"/>
+          <w:i/>
+          <w:sz w:val="26"/>
+          <w:szCs w:val="26"/>
+        </w:rPr>
+        <w:t xml:space="preserve">, </w:t>
+      </w:r>
+      <w:proofErr w:type="spellStart"/>
+      <w:r>
+        <w:rPr>
+          <w:rFonts w:ascii="Cambria" w:hAnsi="Cambria"/>
+          <w:i/>
+          <w:sz w:val="26"/>
+          <w:szCs w:val="26"/>
+        </w:rPr>
+        <w:t>e.JOB</w:t>
+      </w:r>
+      <w:proofErr w:type="spellEnd"/>
+      <w:r>
+        <w:rPr>
+          <w:rFonts w:ascii="Cambria" w:hAnsi="Cambria"/>
+          <w:i/>
+          <w:sz w:val="26"/>
+          <w:szCs w:val="26"/>
+        </w:rPr>
+        <w:t xml:space="preserve">, </w:t>
+      </w:r>
+      <w:proofErr w:type="spellStart"/>
+      <w:r>
+        <w:rPr>
+          <w:rFonts w:ascii="Cambria" w:hAnsi="Cambria"/>
+          <w:i/>
+          <w:sz w:val="26"/>
+          <w:szCs w:val="26"/>
+        </w:rPr>
+        <w:t>e.SAL</w:t>
+      </w:r>
+      <w:proofErr w:type="spellEnd"/>
+      <w:r>
+        <w:rPr>
+          <w:rFonts w:ascii="Cambria" w:hAnsi="Cambria"/>
+          <w:i/>
+          <w:sz w:val="26"/>
+          <w:szCs w:val="26"/>
+        </w:rPr>
+        <w:t xml:space="preserve">, </w:t>
+      </w:r>
+      <w:proofErr w:type="spellStart"/>
+      <w:r>
+        <w:rPr>
+          <w:rFonts w:ascii="Cambria" w:hAnsi="Cambria"/>
+          <w:i/>
+          <w:sz w:val="26"/>
+          <w:szCs w:val="26"/>
+        </w:rPr>
+        <w:t>e.COMM</w:t>
+      </w:r>
+      <w:proofErr w:type="spellEnd"/>
+      <w:r>
+        <w:rPr>
+          <w:rFonts w:ascii="Cambria" w:hAnsi="Cambria"/>
+          <w:i/>
+          <w:sz w:val="26"/>
+          <w:szCs w:val="26"/>
+        </w:rPr>
+        <w:t xml:space="preserve"> FROM dept d LEFT JOIN emp e ON </w:t>
+      </w:r>
+      <w:proofErr w:type="spellStart"/>
+      <w:r>
+        <w:rPr>
+          <w:rFonts w:ascii="Cambria" w:hAnsi="Cambria"/>
+          <w:i/>
+          <w:sz w:val="26"/>
+          <w:szCs w:val="26"/>
+        </w:rPr>
+        <w:t>d.DEPTNO</w:t>
+      </w:r>
+      <w:proofErr w:type="spellEnd"/>
+      <w:r>
+        <w:rPr>
+          <w:rFonts w:ascii="Cambria" w:hAnsi="Cambria"/>
+          <w:i/>
+          <w:sz w:val="26"/>
+          <w:szCs w:val="26"/>
+        </w:rPr>
+        <w:t xml:space="preserve"> = </w:t>
+      </w:r>
+      <w:proofErr w:type="spellStart"/>
+      <w:r>
+        <w:rPr>
+          <w:rFonts w:ascii="Cambria" w:hAnsi="Cambria"/>
+          <w:i/>
+          <w:sz w:val="26"/>
+          <w:szCs w:val="26"/>
+        </w:rPr>
+        <w:t>e.DEPTNO</w:t>
+      </w:r>
+      <w:proofErr w:type="spellEnd"/>
+      <w:r>
+        <w:rPr>
+          <w:rFonts w:ascii="Cambria" w:hAnsi="Cambria"/>
+          <w:i/>
+          <w:sz w:val="26"/>
+          <w:szCs w:val="26"/>
+        </w:rPr>
+        <w:t xml:space="preserve"> ORDER BY </w:t>
+      </w:r>
+      <w:proofErr w:type="spellStart"/>
+      <w:r>
+        <w:rPr>
+          <w:rFonts w:ascii="Cambria" w:hAnsi="Cambria"/>
+          <w:i/>
+          <w:sz w:val="26"/>
+          <w:szCs w:val="26"/>
+        </w:rPr>
+        <w:t>d.DEPTNO</w:t>
+      </w:r>
+      <w:proofErr w:type="spellEnd"/>
+      <w:r>
+        <w:rPr>
+          <w:rFonts w:ascii="Cambria" w:hAnsi="Cambria"/>
+          <w:i/>
+          <w:sz w:val="26"/>
+          <w:szCs w:val="26"/>
+        </w:rPr>
+        <w:t xml:space="preserve">, </w:t>
+      </w:r>
+      <w:proofErr w:type="spellStart"/>
+      <w:r>
+        <w:rPr>
+          <w:rFonts w:ascii="Cambria" w:hAnsi="Cambria"/>
+          <w:i/>
+          <w:sz w:val="26"/>
+          <w:szCs w:val="26"/>
+        </w:rPr>
+        <w:t>e.ENAME</w:t>
+      </w:r>
+      <w:proofErr w:type="spellEnd"/>
+      <w:r>
+        <w:rPr>
+          <w:rFonts w:ascii="Cambria" w:hAnsi="Cambria"/>
+          <w:i/>
+          <w:sz w:val="26"/>
+          <w:szCs w:val="26"/>
+        </w:rPr>
+        <w:t>;</w:t>
+      </w:r>
+    </w:p>
+    <w:p>
+      <w:pPr>
+        <w:ind w:left="45"/>
+        <w:rPr>
+          <w:rFonts w:ascii="Cambria" w:hAnsi="Cambria"/>
+          <w:i/>
+          <w:sz w:val="26"/>
+          <w:szCs w:val="26"/>
+        </w:rPr>
+      </w:pPr>
     </w:p>
     <w:p>
       <w:pPr>
@@ -99,20 +683,210 @@
         <w:ind w:left="405"/>
         <w:rPr>
           <w:rFonts w:ascii="Cambria" w:hAnsi="Cambria"/>
-          <w:i/>
-          <w:sz w:val="26"/>
-          <w:szCs w:val="26"/>
-        </w:rPr>
-      </w:pPr>
-      <w:r>
-        <w:rPr>
-          <w:rFonts w:ascii="Cambria" w:hAnsi="Cambria"/>
+          <w:b/>
+          <w:bCs/>
+          <w:i/>
+          <w:sz w:val="26"/>
+          <w:szCs w:val="26"/>
+        </w:rPr>
+      </w:pPr>
+      <w:r>
+        <w:rPr>
+          <w:rFonts w:ascii="Cambria" w:hAnsi="Cambria"/>
+          <w:b/>
+          <w:bCs/>
           <w:i/>
           <w:sz w:val="26"/>
           <w:szCs w:val="26"/>
         </w:rPr>
         <w:t>Display all customer names with their order details (order number and ship date) for the orders shipped in 1987.</w:t>
       </w:r>
+    </w:p>
+    <w:p>
+      <w:pPr>
+        <w:ind w:left="45"/>
+        <w:rPr>
+          <w:rFonts w:ascii="Cambria" w:hAnsi="Cambria"/>
+          <w:b/>
+          <w:bCs/>
+          <w:i/>
+          <w:sz w:val="26"/>
+          <w:szCs w:val="26"/>
+        </w:rPr>
+      </w:pPr>
+    </w:p>
+    <w:p>
+      <w:pPr>
+        <w:ind w:left="45"/>
+        <w:rPr>
+          <w:rFonts w:ascii="Cambria" w:hAnsi="Cambria"/>
+          <w:i/>
+          <w:sz w:val="26"/>
+          <w:szCs w:val="26"/>
+        </w:rPr>
+      </w:pPr>
+      <w:r>
+        <w:rPr>
+          <w:rFonts w:ascii="Cambria" w:hAnsi="Cambria"/>
+          <w:i/>
+          <w:sz w:val="26"/>
+          <w:szCs w:val="26"/>
+        </w:rPr>
+        <w:t xml:space="preserve">SELECT </w:t>
+      </w:r>
+      <w:proofErr w:type="spellStart"/>
+      <w:r>
+        <w:rPr>
+          <w:rFonts w:ascii="Cambria" w:hAnsi="Cambria"/>
+          <w:i/>
+          <w:sz w:val="26"/>
+          <w:szCs w:val="26"/>
+        </w:rPr>
+        <w:t>c.CNAME</w:t>
+      </w:r>
+      <w:proofErr w:type="spellEnd"/>
+      <w:r>
+        <w:rPr>
+          <w:rFonts w:ascii="Cambria" w:hAnsi="Cambria"/>
+          <w:i/>
+          <w:sz w:val="26"/>
+          <w:szCs w:val="26"/>
+        </w:rPr>
+        <w:t xml:space="preserve">, </w:t>
+      </w:r>
+      <w:proofErr w:type="spellStart"/>
+      <w:r>
+        <w:rPr>
+          <w:rFonts w:ascii="Cambria" w:hAnsi="Cambria"/>
+          <w:i/>
+          <w:sz w:val="26"/>
+          <w:szCs w:val="26"/>
+        </w:rPr>
+        <w:t>o.ORDID</w:t>
+      </w:r>
+      <w:proofErr w:type="spellEnd"/>
+      <w:r>
+        <w:rPr>
+          <w:rFonts w:ascii="Cambria" w:hAnsi="Cambria"/>
+          <w:i/>
+          <w:sz w:val="26"/>
+          <w:szCs w:val="26"/>
+        </w:rPr>
+        <w:t xml:space="preserve">, </w:t>
+      </w:r>
+      <w:proofErr w:type="spellStart"/>
+      <w:r>
+        <w:rPr>
+          <w:rFonts w:ascii="Cambria" w:hAnsi="Cambria"/>
+          <w:i/>
+          <w:sz w:val="26"/>
+          <w:szCs w:val="26"/>
+        </w:rPr>
+        <w:t>o.SHIPDATE</w:t>
+      </w:r>
+      <w:proofErr w:type="spellEnd"/>
+      <w:r>
+        <w:rPr>
+          <w:rFonts w:ascii="Cambria" w:hAnsi="Cambria"/>
+          <w:i/>
+          <w:sz w:val="26"/>
+          <w:szCs w:val="26"/>
+        </w:rPr>
+        <w:t xml:space="preserve"> FROM </w:t>
+      </w:r>
+      <w:proofErr w:type="spellStart"/>
+      <w:r>
+        <w:rPr>
+          <w:rFonts w:ascii="Cambria" w:hAnsi="Cambria"/>
+          <w:i/>
+          <w:sz w:val="26"/>
+          <w:szCs w:val="26"/>
+        </w:rPr>
+        <w:t>ord</w:t>
+      </w:r>
+      <w:proofErr w:type="spellEnd"/>
+      <w:r>
+        <w:rPr>
+          <w:rFonts w:ascii="Cambria" w:hAnsi="Cambria"/>
+          <w:i/>
+          <w:sz w:val="26"/>
+          <w:szCs w:val="26"/>
+        </w:rPr>
+        <w:t xml:space="preserve"> o JOIN customers c ON </w:t>
+      </w:r>
+      <w:proofErr w:type="spellStart"/>
+      <w:r>
+        <w:rPr>
+          <w:rFonts w:ascii="Cambria" w:hAnsi="Cambria"/>
+          <w:i/>
+          <w:sz w:val="26"/>
+          <w:szCs w:val="26"/>
+        </w:rPr>
+        <w:t>o.CUSTID</w:t>
+      </w:r>
+      <w:proofErr w:type="spellEnd"/>
+      <w:r>
+        <w:rPr>
+          <w:rFonts w:ascii="Cambria" w:hAnsi="Cambria"/>
+          <w:i/>
+          <w:sz w:val="26"/>
+          <w:szCs w:val="26"/>
+        </w:rPr>
+        <w:t xml:space="preserve"> = </w:t>
+      </w:r>
+      <w:proofErr w:type="spellStart"/>
+      <w:r>
+        <w:rPr>
+          <w:rFonts w:ascii="Cambria" w:hAnsi="Cambria"/>
+          <w:i/>
+          <w:sz w:val="26"/>
+          <w:szCs w:val="26"/>
+        </w:rPr>
+        <w:t>c.CNUM</w:t>
+      </w:r>
+      <w:proofErr w:type="spellEnd"/>
+      <w:r>
+        <w:rPr>
+          <w:rFonts w:ascii="Cambria" w:hAnsi="Cambria"/>
+          <w:i/>
+          <w:sz w:val="26"/>
+          <w:szCs w:val="26"/>
+        </w:rPr>
+        <w:t xml:space="preserve"> WHERE YEAR(</w:t>
+      </w:r>
+      <w:proofErr w:type="spellStart"/>
+      <w:r>
+        <w:rPr>
+          <w:rFonts w:ascii="Cambria" w:hAnsi="Cambria"/>
+          <w:i/>
+          <w:sz w:val="26"/>
+          <w:szCs w:val="26"/>
+        </w:rPr>
+        <w:t>o.SHIPDATE</w:t>
+      </w:r>
+      <w:proofErr w:type="spellEnd"/>
+      <w:r>
+        <w:rPr>
+          <w:rFonts w:ascii="Cambria" w:hAnsi="Cambria"/>
+          <w:i/>
+          <w:sz w:val="26"/>
+          <w:szCs w:val="26"/>
+        </w:rPr>
+        <w:t>) = 1987;</w:t>
+      </w:r>
+    </w:p>
+    <w:p>
+      <w:pPr>
+        <w:ind w:left="45"/>
+        <w:rPr>
+          <w:rFonts w:ascii="Cambria" w:hAnsi="Cambria"/>
+          <w:b/>
+          <w:bCs/>
+          <w:i/>
+          <w:sz w:val="26"/>
+          <w:szCs w:val="26"/>
+        </w:rPr>
+      </w:pPr>
     </w:p>
     <w:p>
       <w:pPr>
@@ -127,20 +901,170 @@
         <w:ind w:left="405"/>
         <w:rPr>
           <w:rFonts w:ascii="Cambria" w:hAnsi="Cambria"/>
-          <w:i/>
-          <w:sz w:val="26"/>
-          <w:szCs w:val="26"/>
-        </w:rPr>
-      </w:pPr>
-      <w:r>
-        <w:rPr>
-          <w:rFonts w:ascii="Cambria" w:hAnsi="Cambria"/>
+          <w:b/>
+          <w:bCs/>
+          <w:i/>
+          <w:sz w:val="26"/>
+          <w:szCs w:val="26"/>
+        </w:rPr>
+      </w:pPr>
+      <w:r>
+        <w:rPr>
+          <w:rFonts w:ascii="Cambria" w:hAnsi="Cambria"/>
+          <w:b/>
+          <w:bCs/>
           <w:i/>
           <w:sz w:val="26"/>
           <w:szCs w:val="26"/>
         </w:rPr>
         <w:t>Display salesman names and names of customers they are dealing with.</w:t>
       </w:r>
+    </w:p>
+    <w:p>
+      <w:pPr>
+        <w:ind w:left="45"/>
+        <w:rPr>
+          <w:rFonts w:ascii="Cambria" w:hAnsi="Cambria"/>
+          <w:b/>
+          <w:bCs/>
+          <w:i/>
+          <w:sz w:val="26"/>
+          <w:szCs w:val="26"/>
+        </w:rPr>
+      </w:pPr>
+    </w:p>
+    <w:p>
+      <w:pPr>
+        <w:ind w:left="45"/>
+        <w:rPr>
+          <w:rFonts w:ascii="Cambria" w:hAnsi="Cambria"/>
+          <w:i/>
+          <w:sz w:val="26"/>
+          <w:szCs w:val="26"/>
+        </w:rPr>
+      </w:pPr>
+      <w:r>
+        <w:rPr>
+          <w:rFonts w:ascii="Cambria" w:hAnsi="Cambria"/>
+          <w:i/>
+          <w:sz w:val="26"/>
+          <w:szCs w:val="26"/>
+        </w:rPr>
+        <w:t xml:space="preserve">SELECT </w:t>
+      </w:r>
+      <w:proofErr w:type="spellStart"/>
+      <w:r>
+        <w:rPr>
+          <w:rFonts w:ascii="Cambria" w:hAnsi="Cambria"/>
+          <w:i/>
+          <w:sz w:val="26"/>
+          <w:szCs w:val="26"/>
+        </w:rPr>
+        <w:t>sp.SNAME</w:t>
+      </w:r>
+      <w:proofErr w:type="spellEnd"/>
+      <w:r>
+        <w:rPr>
+          <w:rFonts w:ascii="Cambria" w:hAnsi="Cambria"/>
+          <w:i/>
+          <w:sz w:val="26"/>
+          <w:szCs w:val="26"/>
+        </w:rPr>
+        <w:t xml:space="preserve"> AS Salesman, </w:t>
+      </w:r>
+      <w:proofErr w:type="spellStart"/>
+      <w:r>
+        <w:rPr>
+          <w:rFonts w:ascii="Cambria" w:hAnsi="Cambria"/>
+          <w:i/>
+          <w:sz w:val="26"/>
+          <w:szCs w:val="26"/>
+        </w:rPr>
+        <w:t>s.customerName</w:t>
+      </w:r>
+      <w:proofErr w:type="spellEnd"/>
+      <w:r>
+        <w:rPr>
+          <w:rFonts w:ascii="Cambria" w:hAnsi="Cambria"/>
+          <w:i/>
+          <w:sz w:val="26"/>
+          <w:szCs w:val="26"/>
+        </w:rPr>
+        <w:t xml:space="preserve"> AS Customer FROM salesperson </w:t>
+      </w:r>
+      <w:proofErr w:type="spellStart"/>
+      <w:r>
+        <w:rPr>
+          <w:rFonts w:ascii="Cambria" w:hAnsi="Cambria"/>
+          <w:i/>
+          <w:sz w:val="26"/>
+          <w:szCs w:val="26"/>
+        </w:rPr>
+        <w:t>sp</w:t>
+      </w:r>
+      <w:proofErr w:type="spellEnd"/>
+      <w:r>
+        <w:rPr>
+          <w:rFonts w:ascii="Cambria" w:hAnsi="Cambria"/>
+          <w:i/>
+          <w:sz w:val="26"/>
+          <w:szCs w:val="26"/>
+        </w:rPr>
+        <w:t xml:space="preserve"> JOIN sales1 s ON </w:t>
+      </w:r>
+      <w:proofErr w:type="spellStart"/>
+      <w:r>
+        <w:rPr>
+          <w:rFonts w:ascii="Cambria" w:hAnsi="Cambria"/>
+          <w:i/>
+          <w:sz w:val="26"/>
+          <w:szCs w:val="26"/>
+        </w:rPr>
+        <w:t>s.status_flags</w:t>
+      </w:r>
+      <w:proofErr w:type="spellEnd"/>
+      <w:r>
+        <w:rPr>
+          <w:rFonts w:ascii="Cambria" w:hAnsi="Cambria"/>
+          <w:i/>
+          <w:sz w:val="26"/>
+          <w:szCs w:val="26"/>
+        </w:rPr>
+        <w:t xml:space="preserve"> = </w:t>
+      </w:r>
+      <w:proofErr w:type="spellStart"/>
+      <w:r>
+        <w:rPr>
+          <w:rFonts w:ascii="Cambria" w:hAnsi="Cambria"/>
+          <w:i/>
+          <w:sz w:val="26"/>
+          <w:szCs w:val="26"/>
+        </w:rPr>
+        <w:t>sp.SID</w:t>
+      </w:r>
+      <w:proofErr w:type="spellEnd"/>
+      <w:r>
+        <w:rPr>
+          <w:rFonts w:ascii="Cambria" w:hAnsi="Cambria"/>
+          <w:i/>
+          <w:sz w:val="26"/>
+          <w:szCs w:val="26"/>
+        </w:rPr>
+        <w:t>;</w:t>
+      </w:r>
+    </w:p>
+    <w:p>
+      <w:pPr>
+        <w:ind w:left="45"/>
+        <w:rPr>
+          <w:rFonts w:ascii="Cambria" w:hAnsi="Cambria"/>
+          <w:b/>
+          <w:bCs/>
+          <w:i/>
+          <w:sz w:val="26"/>
+          <w:szCs w:val="26"/>
+        </w:rPr>
+      </w:pPr>
     </w:p>
     <w:p>
       <w:pPr>
@@ -155,23 +1079,215 @@
         <w:ind w:left="405"/>
         <w:rPr>
           <w:rFonts w:ascii="Cambria" w:hAnsi="Cambria"/>
-          <w:i/>
-          <w:sz w:val="26"/>
-          <w:szCs w:val="26"/>
-        </w:rPr>
-      </w:pPr>
-      <w:r>
-        <w:rPr>
-          <w:rFonts w:ascii="Cambria" w:hAnsi="Cambria"/>
+          <w:b/>
+          <w:bCs/>
+          <w:i/>
+          <w:sz w:val="26"/>
+          <w:szCs w:val="26"/>
+        </w:rPr>
+      </w:pPr>
+      <w:r>
+        <w:rPr>
+          <w:rFonts w:ascii="Cambria" w:hAnsi="Cambria"/>
+          <w:b/>
+          <w:bCs/>
           <w:i/>
           <w:sz w:val="26"/>
           <w:szCs w:val="26"/>
         </w:rPr>
         <w:t>Display salesman who did not earn commission, with customer names whom they are dealing with.</w:t>
       </w:r>
-      <w:r>
-        <w:rPr>
-          <w:rFonts w:ascii="Cambria" w:hAnsi="Cambria"/>
+    </w:p>
+    <w:p>
+      <w:pPr>
+        <w:ind w:left="45"/>
+        <w:rPr>
+          <w:rFonts w:ascii="Cambria" w:hAnsi="Cambria"/>
+          <w:b/>
+          <w:bCs/>
+          <w:i/>
+          <w:sz w:val="26"/>
+          <w:szCs w:val="26"/>
+        </w:rPr>
+      </w:pPr>
+    </w:p>
+    <w:p>
+      <w:pPr>
+        <w:ind w:left="45"/>
+        <w:rPr>
+          <w:rFonts w:ascii="Cambria" w:hAnsi="Cambria"/>
+          <w:i/>
+          <w:sz w:val="26"/>
+          <w:szCs w:val="26"/>
+        </w:rPr>
+      </w:pPr>
+      <w:r>
+        <w:rPr>
+          <w:rFonts w:ascii="Cambria" w:hAnsi="Cambria"/>
+          <w:i/>
+          <w:sz w:val="26"/>
+          <w:szCs w:val="26"/>
+        </w:rPr>
+        <w:t xml:space="preserve">SELECT </w:t>
+      </w:r>
+      <w:proofErr w:type="spellStart"/>
+      <w:r>
+        <w:rPr>
+          <w:rFonts w:ascii="Cambria" w:hAnsi="Cambria"/>
+          <w:i/>
+          <w:sz w:val="26"/>
+          <w:szCs w:val="26"/>
+        </w:rPr>
+        <w:t>e.ENAME</w:t>
+      </w:r>
+      <w:proofErr w:type="spellEnd"/>
+      <w:r>
+        <w:rPr>
+          <w:rFonts w:ascii="Cambria" w:hAnsi="Cambria"/>
+          <w:i/>
+          <w:sz w:val="26"/>
+          <w:szCs w:val="26"/>
+        </w:rPr>
+        <w:t xml:space="preserve"> AS Salesman, </w:t>
+      </w:r>
+      <w:proofErr w:type="spellStart"/>
+      <w:r>
+        <w:rPr>
+          <w:rFonts w:ascii="Cambria" w:hAnsi="Cambria"/>
+          <w:i/>
+          <w:sz w:val="26"/>
+          <w:szCs w:val="26"/>
+        </w:rPr>
+        <w:t>s.customerName</w:t>
+      </w:r>
+      <w:proofErr w:type="spellEnd"/>
+      <w:r>
+        <w:rPr>
+          <w:rFonts w:ascii="Cambria" w:hAnsi="Cambria"/>
+          <w:i/>
+          <w:sz w:val="26"/>
+          <w:szCs w:val="26"/>
+        </w:rPr>
+        <w:t xml:space="preserve"> FROM emp e JOIN sales1 s ON </w:t>
+      </w:r>
+      <w:proofErr w:type="spellStart"/>
+      <w:r>
+        <w:rPr>
+          <w:rFonts w:ascii="Cambria" w:hAnsi="Cambria"/>
+          <w:i/>
+          <w:sz w:val="26"/>
+          <w:szCs w:val="26"/>
+        </w:rPr>
+        <w:t>e.EMPNO</w:t>
+      </w:r>
+      <w:proofErr w:type="spellEnd"/>
+      <w:r>
+        <w:rPr>
+          <w:rFonts w:ascii="Cambria" w:hAnsi="Cambria"/>
+          <w:i/>
+          <w:sz w:val="26"/>
+          <w:szCs w:val="26"/>
+        </w:rPr>
+        <w:t xml:space="preserve"> = </w:t>
+      </w:r>
+      <w:proofErr w:type="spellStart"/>
+      <w:r>
+        <w:rPr>
+          <w:rFonts w:ascii="Cambria" w:hAnsi="Cambria"/>
+          <w:i/>
+          <w:sz w:val="26"/>
+          <w:szCs w:val="26"/>
+        </w:rPr>
+        <w:t>s.status_flags</w:t>
+      </w:r>
+      <w:proofErr w:type="spellEnd"/>
+      <w:r>
+        <w:rPr>
+          <w:rFonts w:ascii="Cambria" w:hAnsi="Cambria"/>
+          <w:i/>
+          <w:sz w:val="26"/>
+          <w:szCs w:val="26"/>
+        </w:rPr>
+        <w:t xml:space="preserve"> WHERE </w:t>
+      </w:r>
+      <w:proofErr w:type="spellStart"/>
+      <w:r>
+        <w:rPr>
+          <w:rFonts w:ascii="Cambria" w:hAnsi="Cambria"/>
+          <w:i/>
+          <w:sz w:val="26"/>
+          <w:szCs w:val="26"/>
+        </w:rPr>
+        <w:t>e.JOB</w:t>
+      </w:r>
+      <w:proofErr w:type="spellEnd"/>
+      <w:r>
+        <w:rPr>
+          <w:rFonts w:ascii="Cambria" w:hAnsi="Cambria"/>
+          <w:i/>
+          <w:sz w:val="26"/>
+          <w:szCs w:val="26"/>
+        </w:rPr>
+        <w:t xml:space="preserve"> = 'SALESMAN' AND (</w:t>
+      </w:r>
+      <w:proofErr w:type="spellStart"/>
+      <w:r>
+        <w:rPr>
+          <w:rFonts w:ascii="Cambria" w:hAnsi="Cambria"/>
+          <w:i/>
+          <w:sz w:val="26"/>
+          <w:szCs w:val="26"/>
+        </w:rPr>
+        <w:t>e.COMM</w:t>
+      </w:r>
+      <w:proofErr w:type="spellEnd"/>
+      <w:r>
+        <w:rPr>
+          <w:rFonts w:ascii="Cambria" w:hAnsi="Cambria"/>
+          <w:i/>
+          <w:sz w:val="26"/>
+          <w:szCs w:val="26"/>
+        </w:rPr>
+        <w:t xml:space="preserve"> IS NULL OR </w:t>
+      </w:r>
+      <w:proofErr w:type="spellStart"/>
+      <w:r>
+        <w:rPr>
+          <w:rFonts w:ascii="Cambria" w:hAnsi="Cambria"/>
+          <w:i/>
+          <w:sz w:val="26"/>
+          <w:szCs w:val="26"/>
+        </w:rPr>
+        <w:t>e.COMM</w:t>
+      </w:r>
+      <w:proofErr w:type="spellEnd"/>
+      <w:r>
+        <w:rPr>
+          <w:rFonts w:ascii="Cambria" w:hAnsi="Cambria"/>
+          <w:i/>
+          <w:sz w:val="26"/>
+          <w:szCs w:val="26"/>
+        </w:rPr>
+        <w:t xml:space="preserve"> = 0);</w:t>
+      </w:r>
+    </w:p>
+    <w:p>
+      <w:pPr>
+        <w:ind w:left="45"/>
+        <w:rPr>
+          <w:rFonts w:ascii="Cambria" w:hAnsi="Cambria"/>
+          <w:b/>
+          <w:bCs/>
+          <w:i/>
+          <w:sz w:val="26"/>
+          <w:szCs w:val="26"/>
+        </w:rPr>
+      </w:pPr>
+      <w:r>
+        <w:rPr>
+          <w:rFonts w:ascii="Cambria" w:hAnsi="Cambria"/>
+          <w:b/>
+          <w:bCs/>
           <w:i/>
           <w:sz w:val="26"/>
           <w:szCs w:val="26"/>
@@ -192,20 +1308,309 @@
         <w:ind w:left="405"/>
         <w:rPr>
           <w:rFonts w:ascii="Cambria" w:hAnsi="Cambria"/>
-          <w:i/>
-          <w:sz w:val="26"/>
-          <w:szCs w:val="26"/>
-        </w:rPr>
-      </w:pPr>
-      <w:r>
-        <w:rPr>
-          <w:rFonts w:ascii="Cambria" w:hAnsi="Cambria"/>
+          <w:b/>
+          <w:bCs/>
+          <w:i/>
+          <w:sz w:val="26"/>
+          <w:szCs w:val="26"/>
+        </w:rPr>
+      </w:pPr>
+      <w:r>
+        <w:rPr>
+          <w:rFonts w:ascii="Cambria" w:hAnsi="Cambria"/>
+          <w:b/>
+          <w:bCs/>
           <w:i/>
           <w:sz w:val="26"/>
           <w:szCs w:val="26"/>
         </w:rPr>
         <w:t>Display salesman names, salary, commission and their salary grades.</w:t>
       </w:r>
+    </w:p>
+    <w:p>
+      <w:pPr>
+        <w:ind w:left="45"/>
+        <w:rPr>
+          <w:rFonts w:ascii="Cambria" w:hAnsi="Cambria"/>
+          <w:b/>
+          <w:bCs/>
+          <w:i/>
+          <w:sz w:val="26"/>
+          <w:szCs w:val="26"/>
+        </w:rPr>
+      </w:pPr>
+    </w:p>
+    <w:p>
+      <w:pPr>
+        <w:ind w:left="45"/>
+        <w:rPr>
+          <w:rFonts w:ascii="Cambria" w:hAnsi="Cambria"/>
+          <w:i/>
+          <w:sz w:val="26"/>
+          <w:szCs w:val="26"/>
+        </w:rPr>
+      </w:pPr>
+      <w:r>
+        <w:rPr>
+          <w:rFonts w:ascii="Cambria" w:hAnsi="Cambria"/>
+          <w:i/>
+          <w:sz w:val="26"/>
+          <w:szCs w:val="26"/>
+        </w:rPr>
+        <w:t xml:space="preserve">SELECT </w:t>
+      </w:r>
+      <w:proofErr w:type="spellStart"/>
+      <w:r>
+        <w:rPr>
+          <w:rFonts w:ascii="Cambria" w:hAnsi="Cambria"/>
+          <w:i/>
+          <w:sz w:val="26"/>
+          <w:szCs w:val="26"/>
+        </w:rPr>
+        <w:t>e.ENAME</w:t>
+      </w:r>
+      <w:proofErr w:type="spellEnd"/>
+      <w:r>
+        <w:rPr>
+          <w:rFonts w:ascii="Cambria" w:hAnsi="Cambria"/>
+          <w:i/>
+          <w:sz w:val="26"/>
+          <w:szCs w:val="26"/>
+        </w:rPr>
+        <w:t xml:space="preserve">, </w:t>
+      </w:r>
+      <w:proofErr w:type="spellStart"/>
+      <w:r>
+        <w:rPr>
+          <w:rFonts w:ascii="Cambria" w:hAnsi="Cambria"/>
+          <w:i/>
+          <w:sz w:val="26"/>
+          <w:szCs w:val="26"/>
+        </w:rPr>
+        <w:t>e.SAL</w:t>
+      </w:r>
+      <w:proofErr w:type="spellEnd"/>
+      <w:r>
+        <w:rPr>
+          <w:rFonts w:ascii="Cambria" w:hAnsi="Cambria"/>
+          <w:i/>
+          <w:sz w:val="26"/>
+          <w:szCs w:val="26"/>
+        </w:rPr>
+        <w:t xml:space="preserve">, </w:t>
+      </w:r>
+      <w:proofErr w:type="spellStart"/>
+      <w:r>
+        <w:rPr>
+          <w:rFonts w:ascii="Cambria" w:hAnsi="Cambria"/>
+          <w:i/>
+          <w:sz w:val="26"/>
+          <w:szCs w:val="26"/>
+        </w:rPr>
+        <w:t>e.COMM</w:t>
+      </w:r>
+      <w:proofErr w:type="spellEnd"/>
+      <w:r>
+        <w:rPr>
+          <w:rFonts w:ascii="Cambria" w:hAnsi="Cambria"/>
+          <w:i/>
+          <w:sz w:val="26"/>
+          <w:szCs w:val="26"/>
+        </w:rPr>
+        <w:t xml:space="preserve">, </w:t>
+      </w:r>
+      <w:proofErr w:type="spellStart"/>
+      <w:r>
+        <w:rPr>
+          <w:rFonts w:ascii="Cambria" w:hAnsi="Cambria"/>
+          <w:i/>
+          <w:sz w:val="26"/>
+          <w:szCs w:val="26"/>
+        </w:rPr>
+        <w:t>g.grade</w:t>
+      </w:r>
+      <w:proofErr w:type="spellEnd"/>
+      <w:r>
+        <w:rPr>
+          <w:rFonts w:ascii="Cambria" w:hAnsi="Cambria"/>
+          <w:i/>
+          <w:sz w:val="26"/>
+          <w:szCs w:val="26"/>
+        </w:rPr>
+        <w:t xml:space="preserve"> AS </w:t>
+      </w:r>
+      <w:proofErr w:type="spellStart"/>
+      <w:r>
+        <w:rPr>
+          <w:rFonts w:ascii="Cambria" w:hAnsi="Cambria"/>
+          <w:i/>
+          <w:sz w:val="26"/>
+          <w:szCs w:val="26"/>
+        </w:rPr>
+        <w:t>SalaryGrade</w:t>
+      </w:r>
+      <w:proofErr w:type="spellEnd"/>
+      <w:r>
+        <w:rPr>
+          <w:rFonts w:ascii="Cambria" w:hAnsi="Cambria"/>
+          <w:i/>
+          <w:sz w:val="26"/>
+          <w:szCs w:val="26"/>
+        </w:rPr>
+        <w:t xml:space="preserve"> FROM emp e LEFT JOIN </w:t>
+      </w:r>
+      <w:proofErr w:type="spellStart"/>
+      <w:r>
+        <w:rPr>
+          <w:rFonts w:ascii="Cambria" w:hAnsi="Cambria"/>
+          <w:i/>
+          <w:sz w:val="26"/>
+          <w:szCs w:val="26"/>
+        </w:rPr>
+        <w:t>salgrade</w:t>
+      </w:r>
+      <w:proofErr w:type="spellEnd"/>
+      <w:r>
+        <w:rPr>
+          <w:rFonts w:ascii="Cambria" w:hAnsi="Cambria"/>
+          <w:i/>
+          <w:sz w:val="26"/>
+          <w:szCs w:val="26"/>
+        </w:rPr>
+        <w:t xml:space="preserve"> g ON </w:t>
+      </w:r>
+      <w:proofErr w:type="spellStart"/>
+      <w:r>
+        <w:rPr>
+          <w:rFonts w:ascii="Cambria" w:hAnsi="Cambria"/>
+          <w:i/>
+          <w:sz w:val="26"/>
+          <w:szCs w:val="26"/>
+        </w:rPr>
+        <w:t>e.SAL</w:t>
+      </w:r>
+      <w:proofErr w:type="spellEnd"/>
+      <w:r>
+        <w:rPr>
+          <w:rFonts w:ascii="Cambria" w:hAnsi="Cambria"/>
+          <w:i/>
+          <w:sz w:val="26"/>
+          <w:szCs w:val="26"/>
+        </w:rPr>
+        <w:t xml:space="preserve"> BETWEEN </w:t>
+      </w:r>
+      <w:proofErr w:type="spellStart"/>
+      <w:r>
+        <w:rPr>
+          <w:rFonts w:ascii="Cambria" w:hAnsi="Cambria"/>
+          <w:i/>
+          <w:sz w:val="26"/>
+          <w:szCs w:val="26"/>
+        </w:rPr>
+        <w:t>g.losal</w:t>
+      </w:r>
+      <w:proofErr w:type="spellEnd"/>
+      <w:r>
+        <w:rPr>
+          <w:rFonts w:ascii="Cambria" w:hAnsi="Cambria"/>
+          <w:i/>
+          <w:sz w:val="26"/>
+          <w:szCs w:val="26"/>
+        </w:rPr>
+        <w:t xml:space="preserve"> AND </w:t>
+      </w:r>
+      <w:proofErr w:type="spellStart"/>
+      <w:r>
+        <w:rPr>
+          <w:rFonts w:ascii="Cambria" w:hAnsi="Cambria"/>
+          <w:i/>
+          <w:sz w:val="26"/>
+          <w:szCs w:val="26"/>
+        </w:rPr>
+        <w:t>g.hisal</w:t>
+      </w:r>
+      <w:proofErr w:type="spellEnd"/>
+      <w:r>
+        <w:rPr>
+          <w:rFonts w:ascii="Cambria" w:hAnsi="Cambria"/>
+          <w:i/>
+          <w:sz w:val="26"/>
+          <w:szCs w:val="26"/>
+        </w:rPr>
+        <w:t xml:space="preserve"> WHERE </w:t>
+      </w:r>
+      <w:proofErr w:type="spellStart"/>
+      <w:r>
+        <w:rPr>
+          <w:rFonts w:ascii="Cambria" w:hAnsi="Cambria"/>
+          <w:i/>
+          <w:sz w:val="26"/>
+          <w:szCs w:val="26"/>
+        </w:rPr>
+        <w:t>e.JOB</w:t>
+      </w:r>
+      <w:proofErr w:type="spellEnd"/>
+      <w:r>
+        <w:rPr>
+          <w:rFonts w:ascii="Cambria" w:hAnsi="Cambria"/>
+          <w:i/>
+          <w:sz w:val="26"/>
+          <w:szCs w:val="26"/>
+        </w:rPr>
+        <w:t xml:space="preserve"> = 'SALESMAN';</w:t>
+      </w:r>
+    </w:p>
+    <w:p>
+      <w:pPr>
+        <w:ind w:left="45"/>
+        <w:rPr>
+          <w:rFonts w:ascii="Cambria" w:hAnsi="Cambria"/>
+          <w:b/>
+          <w:bCs/>
+          <w:i/>
+          <w:sz w:val="26"/>
+          <w:szCs w:val="26"/>
+        </w:rPr>
+      </w:pPr>
+    </w:p>
+    <w:p>
+      <w:pPr>
+        <w:ind w:left="45"/>
+        <w:rPr>
+          <w:rFonts w:ascii="Cambria" w:hAnsi="Cambria"/>
+          <w:b/>
+          <w:bCs/>
+          <w:i/>
+          <w:sz w:val="26"/>
+          <w:szCs w:val="26"/>
+        </w:rPr>
+      </w:pPr>
+    </w:p>
+    <w:p>
+      <w:pPr>
+        <w:ind w:left="45"/>
+        <w:rPr>
+          <w:rFonts w:ascii="Cambria" w:hAnsi="Cambria"/>
+          <w:b/>
+          <w:bCs/>
+          <w:i/>
+          <w:sz w:val="26"/>
+          <w:szCs w:val="26"/>
+        </w:rPr>
+      </w:pPr>
+    </w:p>
+    <w:p>
+      <w:pPr>
+        <w:ind w:left="45"/>
+        <w:rPr>
+          <w:rFonts w:ascii="Cambria" w:hAnsi="Cambria"/>
+          <w:b/>
+          <w:bCs/>
+          <w:i/>
+          <w:sz w:val="26"/>
+          <w:szCs w:val="26"/>
+        </w:rPr>
+      </w:pPr>
     </w:p>
     <w:p>
       <w:pPr>
@@ -220,20 +1625,249 @@
         <w:ind w:left="405"/>
         <w:rPr>
           <w:rFonts w:ascii="Cambria" w:hAnsi="Cambria"/>
-          <w:i/>
-          <w:sz w:val="26"/>
-          <w:szCs w:val="26"/>
-        </w:rPr>
-      </w:pPr>
-      <w:r>
-        <w:rPr>
-          <w:rFonts w:ascii="Cambria" w:hAnsi="Cambria"/>
-          <w:i/>
-          <w:sz w:val="26"/>
-          <w:szCs w:val="26"/>
-        </w:rPr>
+          <w:b/>
+          <w:bCs/>
+          <w:i/>
+          <w:sz w:val="26"/>
+          <w:szCs w:val="26"/>
+        </w:rPr>
+      </w:pPr>
+      <w:r>
+        <w:rPr>
+          <w:rFonts w:ascii="Cambria" w:hAnsi="Cambria"/>
+          <w:b/>
+          <w:bCs/>
+          <w:i/>
+          <w:sz w:val="26"/>
+          <w:szCs w:val="26"/>
+        </w:rPr>
+        <w:lastRenderedPageBreak/>
         <w:t>Display all Tennis products and their price details (standard and minimum price).</w:t>
       </w:r>
+    </w:p>
+    <w:p>
+      <w:pPr>
+        <w:ind w:left="45"/>
+        <w:rPr>
+          <w:rFonts w:ascii="Cambria" w:hAnsi="Cambria"/>
+          <w:b/>
+          <w:bCs/>
+          <w:i/>
+          <w:sz w:val="26"/>
+          <w:szCs w:val="26"/>
+        </w:rPr>
+      </w:pPr>
+    </w:p>
+    <w:p>
+      <w:pPr>
+        <w:ind w:left="45"/>
+        <w:rPr>
+          <w:rFonts w:ascii="Cambria" w:hAnsi="Cambria"/>
+          <w:i/>
+          <w:sz w:val="26"/>
+          <w:szCs w:val="26"/>
+        </w:rPr>
+      </w:pPr>
+      <w:r>
+        <w:rPr>
+          <w:rFonts w:ascii="Cambria" w:hAnsi="Cambria"/>
+          <w:i/>
+          <w:sz w:val="26"/>
+          <w:szCs w:val="26"/>
+        </w:rPr>
+        <w:t xml:space="preserve">SELECT </w:t>
+      </w:r>
+      <w:proofErr w:type="spellStart"/>
+      <w:r>
+        <w:rPr>
+          <w:rFonts w:ascii="Cambria" w:hAnsi="Cambria"/>
+          <w:i/>
+          <w:sz w:val="26"/>
+          <w:szCs w:val="26"/>
+        </w:rPr>
+        <w:t>p.product_id</w:t>
+      </w:r>
+      <w:proofErr w:type="spellEnd"/>
+      <w:r>
+        <w:rPr>
+          <w:rFonts w:ascii="Cambria" w:hAnsi="Cambria"/>
+          <w:i/>
+          <w:sz w:val="26"/>
+          <w:szCs w:val="26"/>
+        </w:rPr>
+        <w:t xml:space="preserve">, </w:t>
+      </w:r>
+      <w:proofErr w:type="spellStart"/>
+      <w:r>
+        <w:rPr>
+          <w:rFonts w:ascii="Cambria" w:hAnsi="Cambria"/>
+          <w:i/>
+          <w:sz w:val="26"/>
+          <w:szCs w:val="26"/>
+        </w:rPr>
+        <w:t>p.product_name</w:t>
+      </w:r>
+      <w:proofErr w:type="spellEnd"/>
+      <w:r>
+        <w:rPr>
+          <w:rFonts w:ascii="Cambria" w:hAnsi="Cambria"/>
+          <w:i/>
+          <w:sz w:val="26"/>
+          <w:szCs w:val="26"/>
+        </w:rPr>
+        <w:t xml:space="preserve">, </w:t>
+      </w:r>
+      <w:proofErr w:type="spellStart"/>
+      <w:r>
+        <w:rPr>
+          <w:rFonts w:ascii="Cambria" w:hAnsi="Cambria"/>
+          <w:i/>
+          <w:sz w:val="26"/>
+          <w:szCs w:val="26"/>
+        </w:rPr>
+        <w:t>pr.std_price</w:t>
+      </w:r>
+      <w:proofErr w:type="spellEnd"/>
+      <w:r>
+        <w:rPr>
+          <w:rFonts w:ascii="Cambria" w:hAnsi="Cambria"/>
+          <w:i/>
+          <w:sz w:val="26"/>
+          <w:szCs w:val="26"/>
+        </w:rPr>
+        <w:t xml:space="preserve">, </w:t>
+      </w:r>
+      <w:proofErr w:type="spellStart"/>
+      <w:r>
+        <w:rPr>
+          <w:rFonts w:ascii="Cambria" w:hAnsi="Cambria"/>
+          <w:i/>
+          <w:sz w:val="26"/>
+          <w:szCs w:val="26"/>
+        </w:rPr>
+        <w:t>pr.min_price</w:t>
+      </w:r>
+      <w:proofErr w:type="spellEnd"/>
+      <w:r>
+        <w:rPr>
+          <w:rFonts w:ascii="Cambria" w:hAnsi="Cambria"/>
+          <w:i/>
+          <w:sz w:val="26"/>
+          <w:szCs w:val="26"/>
+        </w:rPr>
+        <w:t xml:space="preserve"> FROM products p JOIN </w:t>
+      </w:r>
+      <w:proofErr w:type="spellStart"/>
+      <w:r>
+        <w:rPr>
+          <w:rFonts w:ascii="Cambria" w:hAnsi="Cambria"/>
+          <w:i/>
+          <w:sz w:val="26"/>
+          <w:szCs w:val="26"/>
+        </w:rPr>
+        <w:t>product_prices</w:t>
+      </w:r>
+      <w:proofErr w:type="spellEnd"/>
+      <w:r>
+        <w:rPr>
+          <w:rFonts w:ascii="Cambria" w:hAnsi="Cambria"/>
+          <w:i/>
+          <w:sz w:val="26"/>
+          <w:szCs w:val="26"/>
+        </w:rPr>
+        <w:t xml:space="preserve"> pr ON </w:t>
+      </w:r>
+      <w:proofErr w:type="spellStart"/>
+      <w:r>
+        <w:rPr>
+          <w:rFonts w:ascii="Cambria" w:hAnsi="Cambria"/>
+          <w:i/>
+          <w:sz w:val="26"/>
+          <w:szCs w:val="26"/>
+        </w:rPr>
+        <w:t>p.product_id</w:t>
+      </w:r>
+      <w:proofErr w:type="spellEnd"/>
+      <w:r>
+        <w:rPr>
+          <w:rFonts w:ascii="Cambria" w:hAnsi="Cambria"/>
+          <w:i/>
+          <w:sz w:val="26"/>
+          <w:szCs w:val="26"/>
+        </w:rPr>
+        <w:t xml:space="preserve"> = </w:t>
+      </w:r>
+      <w:proofErr w:type="spellStart"/>
+      <w:r>
+        <w:rPr>
+          <w:rFonts w:ascii="Cambria" w:hAnsi="Cambria"/>
+          <w:i/>
+          <w:sz w:val="26"/>
+          <w:szCs w:val="26"/>
+        </w:rPr>
+        <w:t>pr.product_id</w:t>
+      </w:r>
+      <w:proofErr w:type="spellEnd"/>
+      <w:r>
+        <w:rPr>
+          <w:rFonts w:ascii="Cambria" w:hAnsi="Cambria"/>
+          <w:i/>
+          <w:sz w:val="26"/>
+          <w:szCs w:val="26"/>
+        </w:rPr>
+        <w:t xml:space="preserve"> WHERE </w:t>
+      </w:r>
+      <w:proofErr w:type="spellStart"/>
+      <w:r>
+        <w:rPr>
+          <w:rFonts w:ascii="Cambria" w:hAnsi="Cambria"/>
+          <w:i/>
+          <w:sz w:val="26"/>
+          <w:szCs w:val="26"/>
+        </w:rPr>
+        <w:t>p.product_name</w:t>
+      </w:r>
+      <w:proofErr w:type="spellEnd"/>
+      <w:r>
+        <w:rPr>
+          <w:rFonts w:ascii="Cambria" w:hAnsi="Cambria"/>
+          <w:i/>
+          <w:sz w:val="26"/>
+          <w:szCs w:val="26"/>
+        </w:rPr>
+        <w:t xml:space="preserve"> LIKE '%Tennis%' OR </w:t>
+      </w:r>
+      <w:proofErr w:type="spellStart"/>
+      <w:r>
+        <w:rPr>
+          <w:rFonts w:ascii="Cambria" w:hAnsi="Cambria"/>
+          <w:i/>
+          <w:sz w:val="26"/>
+          <w:szCs w:val="26"/>
+        </w:rPr>
+        <w:t>p.category</w:t>
+      </w:r>
+      <w:proofErr w:type="spellEnd"/>
+      <w:r>
+        <w:rPr>
+          <w:rFonts w:ascii="Cambria" w:hAnsi="Cambria"/>
+          <w:i/>
+          <w:sz w:val="26"/>
+          <w:szCs w:val="26"/>
+        </w:rPr>
+        <w:t xml:space="preserve"> = 'Tennis';</w:t>
+      </w:r>
+    </w:p>
+    <w:p>
+      <w:pPr>
+        <w:ind w:left="45"/>
+        <w:rPr>
+          <w:rFonts w:ascii="Cambria" w:hAnsi="Cambria"/>
+          <w:i/>
+          <w:sz w:val="26"/>
+          <w:szCs w:val="26"/>
+        </w:rPr>
+      </w:pPr>
     </w:p>
     <w:p>
       <w:pPr>
@@ -248,20 +1882,247 @@
         <w:ind w:left="405"/>
         <w:rPr>
           <w:rFonts w:ascii="Cambria" w:hAnsi="Cambria"/>
-          <w:i/>
-          <w:sz w:val="26"/>
-          <w:szCs w:val="26"/>
-        </w:rPr>
-      </w:pPr>
-      <w:r>
-        <w:rPr>
-          <w:rFonts w:ascii="Cambria" w:hAnsi="Cambria"/>
+          <w:b/>
+          <w:bCs/>
+          <w:i/>
+          <w:sz w:val="26"/>
+          <w:szCs w:val="26"/>
+        </w:rPr>
+      </w:pPr>
+      <w:r>
+        <w:rPr>
+          <w:rFonts w:ascii="Cambria" w:hAnsi="Cambria"/>
+          <w:b/>
+          <w:bCs/>
           <w:i/>
           <w:sz w:val="26"/>
           <w:szCs w:val="26"/>
         </w:rPr>
         <w:t>Display the products purchased by either JOCKSPORTS (customer number 100) or JUST TENNIS (customer number 103) or both of them.</w:t>
       </w:r>
+    </w:p>
+    <w:p>
+      <w:pPr>
+        <w:rPr>
+          <w:rFonts w:ascii="Cambria" w:hAnsi="Cambria"/>
+          <w:b/>
+          <w:bCs/>
+          <w:i/>
+          <w:sz w:val="26"/>
+          <w:szCs w:val="26"/>
+        </w:rPr>
+      </w:pPr>
+    </w:p>
+    <w:p>
+      <w:pPr>
+        <w:rPr>
+          <w:rFonts w:ascii="Cambria" w:hAnsi="Cambria"/>
+          <w:i/>
+          <w:sz w:val="26"/>
+          <w:szCs w:val="26"/>
+        </w:rPr>
+      </w:pPr>
+      <w:r>
+        <w:rPr>
+          <w:rFonts w:ascii="Cambria" w:hAnsi="Cambria"/>
+          <w:i/>
+          <w:sz w:val="26"/>
+          <w:szCs w:val="26"/>
+        </w:rPr>
+        <w:t xml:space="preserve">SELECT DISTINCT </w:t>
+      </w:r>
+      <w:proofErr w:type="spellStart"/>
+      <w:r>
+        <w:rPr>
+          <w:rFonts w:ascii="Cambria" w:hAnsi="Cambria"/>
+          <w:i/>
+          <w:sz w:val="26"/>
+          <w:szCs w:val="26"/>
+        </w:rPr>
+        <w:t>oi.product_id</w:t>
+      </w:r>
+      <w:proofErr w:type="spellEnd"/>
+      <w:r>
+        <w:rPr>
+          <w:rFonts w:ascii="Cambria" w:hAnsi="Cambria"/>
+          <w:i/>
+          <w:sz w:val="26"/>
+          <w:szCs w:val="26"/>
+        </w:rPr>
+        <w:t xml:space="preserve">, </w:t>
+      </w:r>
+      <w:proofErr w:type="spellStart"/>
+      <w:r>
+        <w:rPr>
+          <w:rFonts w:ascii="Cambria" w:hAnsi="Cambria"/>
+          <w:i/>
+          <w:sz w:val="26"/>
+          <w:szCs w:val="26"/>
+        </w:rPr>
+        <w:t>prod.product_name</w:t>
+      </w:r>
+      <w:proofErr w:type="spellEnd"/>
+      <w:r>
+        <w:rPr>
+          <w:rFonts w:ascii="Cambria" w:hAnsi="Cambria"/>
+          <w:i/>
+          <w:sz w:val="26"/>
+          <w:szCs w:val="26"/>
+        </w:rPr>
+        <w:t xml:space="preserve"> FROM </w:t>
+      </w:r>
+      <w:proofErr w:type="spellStart"/>
+      <w:r>
+        <w:rPr>
+          <w:rFonts w:ascii="Cambria" w:hAnsi="Cambria"/>
+          <w:i/>
+          <w:sz w:val="26"/>
+          <w:szCs w:val="26"/>
+        </w:rPr>
+        <w:t>order_items</w:t>
+      </w:r>
+      <w:proofErr w:type="spellEnd"/>
+      <w:r>
+        <w:rPr>
+          <w:rFonts w:ascii="Cambria" w:hAnsi="Cambria"/>
+          <w:i/>
+          <w:sz w:val="26"/>
+          <w:szCs w:val="26"/>
+        </w:rPr>
+        <w:t xml:space="preserve"> oi JOIN </w:t>
+      </w:r>
+      <w:proofErr w:type="spellStart"/>
+      <w:r>
+        <w:rPr>
+          <w:rFonts w:ascii="Cambria" w:hAnsi="Cambria"/>
+          <w:i/>
+          <w:sz w:val="26"/>
+          <w:szCs w:val="26"/>
+        </w:rPr>
+        <w:t>ord</w:t>
+      </w:r>
+      <w:proofErr w:type="spellEnd"/>
+      <w:r>
+        <w:rPr>
+          <w:rFonts w:ascii="Cambria" w:hAnsi="Cambria"/>
+          <w:i/>
+          <w:sz w:val="26"/>
+          <w:szCs w:val="26"/>
+        </w:rPr>
+        <w:t xml:space="preserve"> o ON </w:t>
+      </w:r>
+      <w:proofErr w:type="spellStart"/>
+      <w:r>
+        <w:rPr>
+          <w:rFonts w:ascii="Cambria" w:hAnsi="Cambria"/>
+          <w:i/>
+          <w:sz w:val="26"/>
+          <w:szCs w:val="26"/>
+        </w:rPr>
+        <w:t>oi.ORDID</w:t>
+      </w:r>
+      <w:proofErr w:type="spellEnd"/>
+      <w:r>
+        <w:rPr>
+          <w:rFonts w:ascii="Cambria" w:hAnsi="Cambria"/>
+          <w:i/>
+          <w:sz w:val="26"/>
+          <w:szCs w:val="26"/>
+        </w:rPr>
+        <w:t xml:space="preserve"> = </w:t>
+      </w:r>
+      <w:proofErr w:type="spellStart"/>
+      <w:r>
+        <w:rPr>
+          <w:rFonts w:ascii="Cambria" w:hAnsi="Cambria"/>
+          <w:i/>
+          <w:sz w:val="26"/>
+          <w:szCs w:val="26"/>
+        </w:rPr>
+        <w:t>o.ORDID</w:t>
+      </w:r>
+      <w:proofErr w:type="spellEnd"/>
+      <w:r>
+        <w:rPr>
+          <w:rFonts w:ascii="Cambria" w:hAnsi="Cambria"/>
+          <w:i/>
+          <w:sz w:val="26"/>
+          <w:szCs w:val="26"/>
+        </w:rPr>
+        <w:t xml:space="preserve"> JOIN prod ON </w:t>
+      </w:r>
+      <w:proofErr w:type="spellStart"/>
+      <w:r>
+        <w:rPr>
+          <w:rFonts w:ascii="Cambria" w:hAnsi="Cambria"/>
+          <w:i/>
+          <w:sz w:val="26"/>
+          <w:szCs w:val="26"/>
+        </w:rPr>
+        <w:t>oi.product_id</w:t>
+      </w:r>
+      <w:proofErr w:type="spellEnd"/>
+      <w:r>
+        <w:rPr>
+          <w:rFonts w:ascii="Cambria" w:hAnsi="Cambria"/>
+          <w:i/>
+          <w:sz w:val="26"/>
+          <w:szCs w:val="26"/>
+        </w:rPr>
+        <w:t xml:space="preserve"> = </w:t>
+      </w:r>
+      <w:proofErr w:type="spellStart"/>
+      <w:r>
+        <w:rPr>
+          <w:rFonts w:ascii="Cambria" w:hAnsi="Cambria"/>
+          <w:i/>
+          <w:sz w:val="26"/>
+          <w:szCs w:val="26"/>
+        </w:rPr>
+        <w:t>prod.product_id</w:t>
+      </w:r>
+      <w:proofErr w:type="spellEnd"/>
+      <w:r>
+        <w:rPr>
+          <w:rFonts w:ascii="Cambria" w:hAnsi="Cambria"/>
+          <w:i/>
+          <w:sz w:val="26"/>
+          <w:szCs w:val="26"/>
+        </w:rPr>
+        <w:t xml:space="preserve"> WHERE </w:t>
+      </w:r>
+      <w:proofErr w:type="spellStart"/>
+      <w:r>
+        <w:rPr>
+          <w:rFonts w:ascii="Cambria" w:hAnsi="Cambria"/>
+          <w:i/>
+          <w:sz w:val="26"/>
+          <w:szCs w:val="26"/>
+        </w:rPr>
+        <w:t>o.CUSTID</w:t>
+      </w:r>
+      <w:proofErr w:type="spellEnd"/>
+      <w:r>
+        <w:rPr>
+          <w:rFonts w:ascii="Cambria" w:hAnsi="Cambria"/>
+          <w:i/>
+          <w:sz w:val="26"/>
+          <w:szCs w:val="26"/>
+        </w:rPr>
+        <w:t xml:space="preserve"> IN (100, 103);</w:t>
+      </w:r>
+    </w:p>
+    <w:p>
+      <w:pPr>
+        <w:rPr>
+          <w:rFonts w:ascii="Cambria" w:hAnsi="Cambria"/>
+          <w:b/>
+          <w:bCs/>
+          <w:i/>
+          <w:sz w:val="26"/>
+          <w:szCs w:val="26"/>
+        </w:rPr>
+      </w:pPr>
     </w:p>
     <w:p>
       <w:pPr>
@@ -276,20 +2137,209 @@
         <w:ind w:left="405"/>
         <w:rPr>
           <w:rFonts w:ascii="Cambria" w:hAnsi="Cambria"/>
-          <w:i/>
-          <w:sz w:val="26"/>
-          <w:szCs w:val="26"/>
-        </w:rPr>
-      </w:pPr>
-      <w:r>
-        <w:rPr>
-          <w:rFonts w:ascii="Cambria" w:hAnsi="Cambria"/>
+          <w:b/>
+          <w:bCs/>
+          <w:i/>
+          <w:sz w:val="26"/>
+          <w:szCs w:val="26"/>
+        </w:rPr>
+      </w:pPr>
+      <w:r>
+        <w:rPr>
+          <w:rFonts w:ascii="Cambria" w:hAnsi="Cambria"/>
+          <w:b/>
+          <w:bCs/>
           <w:i/>
           <w:sz w:val="26"/>
           <w:szCs w:val="26"/>
         </w:rPr>
         <w:t>Display the department name, and salary of any employee whose salary and commission matches both the salary and commission of any employee in DALLAS.</w:t>
       </w:r>
+    </w:p>
+    <w:p>
+      <w:pPr>
+        <w:ind w:left="405"/>
+        <w:rPr>
+          <w:rFonts w:ascii="Cambria" w:hAnsi="Cambria"/>
+          <w:b/>
+          <w:bCs/>
+          <w:i/>
+          <w:sz w:val="26"/>
+          <w:szCs w:val="26"/>
+        </w:rPr>
+      </w:pPr>
+    </w:p>
+    <w:p>
+      <w:pPr>
+        <w:rPr>
+          <w:rFonts w:ascii="Cambria" w:hAnsi="Cambria"/>
+          <w:i/>
+          <w:sz w:val="26"/>
+          <w:szCs w:val="26"/>
+        </w:rPr>
+      </w:pPr>
+      <w:r>
+        <w:rPr>
+          <w:rFonts w:ascii="Cambria" w:hAnsi="Cambria"/>
+          <w:i/>
+          <w:sz w:val="26"/>
+          <w:szCs w:val="26"/>
+        </w:rPr>
+        <w:t xml:space="preserve">SELECT DISTINCT </w:t>
+      </w:r>
+      <w:proofErr w:type="spellStart"/>
+      <w:r>
+        <w:rPr>
+          <w:rFonts w:ascii="Cambria" w:hAnsi="Cambria"/>
+          <w:i/>
+          <w:sz w:val="26"/>
+          <w:szCs w:val="26"/>
+        </w:rPr>
+        <w:t>d.DNAME</w:t>
+      </w:r>
+      <w:proofErr w:type="spellEnd"/>
+      <w:r>
+        <w:rPr>
+          <w:rFonts w:ascii="Cambria" w:hAnsi="Cambria"/>
+          <w:i/>
+          <w:sz w:val="26"/>
+          <w:szCs w:val="26"/>
+        </w:rPr>
+        <w:t xml:space="preserve">, </w:t>
+      </w:r>
+      <w:proofErr w:type="spellStart"/>
+      <w:r>
+        <w:rPr>
+          <w:rFonts w:ascii="Cambria" w:hAnsi="Cambria"/>
+          <w:i/>
+          <w:sz w:val="26"/>
+          <w:szCs w:val="26"/>
+        </w:rPr>
+        <w:t>e.SAL</w:t>
+      </w:r>
+      <w:proofErr w:type="spellEnd"/>
+      <w:r>
+        <w:rPr>
+          <w:rFonts w:ascii="Cambria" w:hAnsi="Cambria"/>
+          <w:i/>
+          <w:sz w:val="26"/>
+          <w:szCs w:val="26"/>
+        </w:rPr>
+        <w:t xml:space="preserve">, </w:t>
+      </w:r>
+      <w:proofErr w:type="spellStart"/>
+      <w:r>
+        <w:rPr>
+          <w:rFonts w:ascii="Cambria" w:hAnsi="Cambria"/>
+          <w:i/>
+          <w:sz w:val="26"/>
+          <w:szCs w:val="26"/>
+        </w:rPr>
+        <w:t>e.COMM</w:t>
+      </w:r>
+      <w:proofErr w:type="spellEnd"/>
+      <w:r>
+        <w:rPr>
+          <w:rFonts w:ascii="Cambria" w:hAnsi="Cambria"/>
+          <w:i/>
+          <w:sz w:val="26"/>
+          <w:szCs w:val="26"/>
+        </w:rPr>
+        <w:t xml:space="preserve"> FROM emp e JOIN dept d ON </w:t>
+      </w:r>
+      <w:proofErr w:type="spellStart"/>
+      <w:r>
+        <w:rPr>
+          <w:rFonts w:ascii="Cambria" w:hAnsi="Cambria"/>
+          <w:i/>
+          <w:sz w:val="26"/>
+          <w:szCs w:val="26"/>
+        </w:rPr>
+        <w:t>e.DEPTNO</w:t>
+      </w:r>
+      <w:proofErr w:type="spellEnd"/>
+      <w:r>
+        <w:rPr>
+          <w:rFonts w:ascii="Cambria" w:hAnsi="Cambria"/>
+          <w:i/>
+          <w:sz w:val="26"/>
+          <w:szCs w:val="26"/>
+        </w:rPr>
+        <w:t xml:space="preserve"> = </w:t>
+      </w:r>
+      <w:proofErr w:type="spellStart"/>
+      <w:r>
+        <w:rPr>
+          <w:rFonts w:ascii="Cambria" w:hAnsi="Cambria"/>
+          <w:i/>
+          <w:sz w:val="26"/>
+          <w:szCs w:val="26"/>
+        </w:rPr>
+        <w:t>d.DEPTNO</w:t>
+      </w:r>
+      <w:proofErr w:type="spellEnd"/>
+      <w:r>
+        <w:rPr>
+          <w:rFonts w:ascii="Cambria" w:hAnsi="Cambria"/>
+          <w:i/>
+          <w:sz w:val="26"/>
+          <w:szCs w:val="26"/>
+        </w:rPr>
+        <w:t xml:space="preserve"> WHERE (</w:t>
+      </w:r>
+      <w:proofErr w:type="spellStart"/>
+      <w:r>
+        <w:rPr>
+          <w:rFonts w:ascii="Cambria" w:hAnsi="Cambria"/>
+          <w:i/>
+          <w:sz w:val="26"/>
+          <w:szCs w:val="26"/>
+        </w:rPr>
+        <w:t>e.SAL</w:t>
+      </w:r>
+      <w:proofErr w:type="spellEnd"/>
+      <w:r>
+        <w:rPr>
+          <w:rFonts w:ascii="Cambria" w:hAnsi="Cambria"/>
+          <w:i/>
+          <w:sz w:val="26"/>
+          <w:szCs w:val="26"/>
+        </w:rPr>
+        <w:t xml:space="preserve">, </w:t>
+      </w:r>
+      <w:proofErr w:type="spellStart"/>
+      <w:r>
+        <w:rPr>
+          <w:rFonts w:ascii="Cambria" w:hAnsi="Cambria"/>
+          <w:i/>
+          <w:sz w:val="26"/>
+          <w:szCs w:val="26"/>
+        </w:rPr>
+        <w:t>e.COMM</w:t>
+      </w:r>
+      <w:proofErr w:type="spellEnd"/>
+      <w:r>
+        <w:rPr>
+          <w:rFonts w:ascii="Cambria" w:hAnsi="Cambria"/>
+          <w:i/>
+          <w:sz w:val="26"/>
+          <w:szCs w:val="26"/>
+        </w:rPr>
+        <w:t>) IN (SELECT e2.SAL, e2.COMM FROM emp e2 JOIN dept d2 ON e2.DEPTNO = d2.DEPTNO WHERE d2.LOC = 'DALLAS');</w:t>
+      </w:r>
+    </w:p>
+    <w:p>
+      <w:pPr>
+        <w:ind w:left="405"/>
+        <w:rPr>
+          <w:rFonts w:ascii="Cambria" w:hAnsi="Cambria"/>
+          <w:b/>
+          <w:bCs/>
+          <w:i/>
+          <w:sz w:val="26"/>
+          <w:szCs w:val="26"/>
+        </w:rPr>
+      </w:pPr>
     </w:p>
     <w:p>
       <w:pPr>
@@ -304,14 +2354,18 @@
         <w:ind w:left="405"/>
         <w:rPr>
           <w:rFonts w:ascii="Cambria" w:hAnsi="Cambria"/>
-          <w:i/>
-          <w:sz w:val="26"/>
-          <w:szCs w:val="26"/>
-        </w:rPr>
-      </w:pPr>
-      <w:r>
-        <w:rPr>
-          <w:rFonts w:ascii="Cambria" w:hAnsi="Cambria"/>
+          <w:b/>
+          <w:bCs/>
+          <w:i/>
+          <w:sz w:val="26"/>
+          <w:szCs w:val="26"/>
+        </w:rPr>
+      </w:pPr>
+      <w:r>
+        <w:rPr>
+          <w:rFonts w:ascii="Cambria" w:hAnsi="Cambria"/>
+          <w:b/>
+          <w:bCs/>
           <w:i/>
           <w:sz w:val="26"/>
           <w:szCs w:val="26"/>
@@ -321,22 +2375,196 @@
     </w:p>
     <w:p>
       <w:pPr>
-        <w:numPr>
-          <w:ilvl w:val="0"/>
-          <w:numId w:val="2"/>
-        </w:numPr>
-        <w:tabs>
-          <w:tab w:val="clear" w:pos="360"/>
-          <w:tab w:val="num" w:pos="405"/>
-        </w:tabs>
-        <w:ind w:left="405"/>
-        <w:rPr>
-          <w:rFonts w:ascii="Cambria" w:hAnsi="Cambria"/>
-          <w:i/>
-          <w:sz w:val="26"/>
-          <w:szCs w:val="26"/>
-        </w:rPr>
-      </w:pPr>
+        <w:ind w:left="45"/>
+        <w:rPr>
+          <w:rFonts w:ascii="Cambria" w:hAnsi="Cambria"/>
+          <w:b/>
+          <w:bCs/>
+          <w:i/>
+          <w:sz w:val="26"/>
+          <w:szCs w:val="26"/>
+        </w:rPr>
+      </w:pPr>
+    </w:p>
+    <w:p>
+      <w:pPr>
+        <w:ind w:left="45"/>
+        <w:rPr>
+          <w:rFonts w:ascii="Cambria" w:hAnsi="Cambria"/>
+          <w:i/>
+          <w:sz w:val="26"/>
+          <w:szCs w:val="26"/>
+        </w:rPr>
+      </w:pPr>
+      <w:r>
+        <w:rPr>
+          <w:rFonts w:ascii="Cambria" w:hAnsi="Cambria"/>
+          <w:i/>
+          <w:sz w:val="26"/>
+          <w:szCs w:val="26"/>
+        </w:rPr>
+        <w:t xml:space="preserve">SELECT </w:t>
+      </w:r>
+      <w:proofErr w:type="spellStart"/>
+      <w:r>
+        <w:rPr>
+          <w:rFonts w:ascii="Cambria" w:hAnsi="Cambria"/>
+          <w:i/>
+          <w:sz w:val="26"/>
+          <w:szCs w:val="26"/>
+        </w:rPr>
+        <w:t>e.JOB</w:t>
+      </w:r>
+      <w:proofErr w:type="spellEnd"/>
+      <w:r>
+        <w:rPr>
+          <w:rFonts w:ascii="Cambria" w:hAnsi="Cambria"/>
+          <w:i/>
+          <w:sz w:val="26"/>
+          <w:szCs w:val="26"/>
+        </w:rPr>
+        <w:t xml:space="preserve"> FROM emp e JOIN dept d ON </w:t>
+      </w:r>
+      <w:proofErr w:type="spellStart"/>
+      <w:r>
+        <w:rPr>
+          <w:rFonts w:ascii="Cambria" w:hAnsi="Cambria"/>
+          <w:i/>
+          <w:sz w:val="26"/>
+          <w:szCs w:val="26"/>
+        </w:rPr>
+        <w:t>e.DEPTNO</w:t>
+      </w:r>
+      <w:proofErr w:type="spellEnd"/>
+      <w:r>
+        <w:rPr>
+          <w:rFonts w:ascii="Cambria" w:hAnsi="Cambria"/>
+          <w:i/>
+          <w:sz w:val="26"/>
+          <w:szCs w:val="26"/>
+        </w:rPr>
+        <w:t xml:space="preserve"> = </w:t>
+      </w:r>
+      <w:proofErr w:type="spellStart"/>
+      <w:r>
+        <w:rPr>
+          <w:rFonts w:ascii="Cambria" w:hAnsi="Cambria"/>
+          <w:i/>
+          <w:sz w:val="26"/>
+          <w:szCs w:val="26"/>
+        </w:rPr>
+        <w:t>d.DEPTNO</w:t>
+      </w:r>
+      <w:proofErr w:type="spellEnd"/>
+      <w:r>
+        <w:rPr>
+          <w:rFonts w:ascii="Cambria" w:hAnsi="Cambria"/>
+          <w:i/>
+          <w:sz w:val="26"/>
+          <w:szCs w:val="26"/>
+        </w:rPr>
+        <w:t xml:space="preserve"> WHERE </w:t>
+      </w:r>
+      <w:proofErr w:type="spellStart"/>
+      <w:r>
+        <w:rPr>
+          <w:rFonts w:ascii="Cambria" w:hAnsi="Cambria"/>
+          <w:i/>
+          <w:sz w:val="26"/>
+          <w:szCs w:val="26"/>
+        </w:rPr>
+        <w:t>d.DNAME</w:t>
+      </w:r>
+      <w:proofErr w:type="spellEnd"/>
+      <w:r>
+        <w:rPr>
+          <w:rFonts w:ascii="Cambria" w:hAnsi="Cambria"/>
+          <w:i/>
+          <w:sz w:val="26"/>
+          <w:szCs w:val="26"/>
+        </w:rPr>
+        <w:t xml:space="preserve"> IN ('</w:t>
+      </w:r>
+      <w:proofErr w:type="spellStart"/>
+      <w:r>
+        <w:rPr>
+          <w:rFonts w:ascii="Cambria" w:hAnsi="Cambria"/>
+          <w:i/>
+          <w:sz w:val="26"/>
+          <w:szCs w:val="26"/>
+        </w:rPr>
+        <w:t>Research','Accounting</w:t>
+      </w:r>
+      <w:proofErr w:type="spellEnd"/>
+      <w:r>
+        <w:rPr>
+          <w:rFonts w:ascii="Cambria" w:hAnsi="Cambria"/>
+          <w:i/>
+          <w:sz w:val="26"/>
+          <w:szCs w:val="26"/>
+        </w:rPr>
+        <w:t xml:space="preserve">') GROUP BY </w:t>
+      </w:r>
+      <w:proofErr w:type="spellStart"/>
+      <w:r>
+        <w:rPr>
+          <w:rFonts w:ascii="Cambria" w:hAnsi="Cambria"/>
+          <w:i/>
+          <w:sz w:val="26"/>
+          <w:szCs w:val="26"/>
+        </w:rPr>
+        <w:t>e.JOB</w:t>
+      </w:r>
+      <w:proofErr w:type="spellEnd"/>
+      <w:r>
+        <w:rPr>
+          <w:rFonts w:ascii="Cambria" w:hAnsi="Cambria"/>
+          <w:i/>
+          <w:sz w:val="26"/>
+          <w:szCs w:val="26"/>
+        </w:rPr>
+        <w:t xml:space="preserve"> HAVING COUNT(DISTINCT </w:t>
+      </w:r>
+      <w:proofErr w:type="spellStart"/>
+      <w:r>
+        <w:rPr>
+          <w:rFonts w:ascii="Cambria" w:hAnsi="Cambria"/>
+          <w:i/>
+          <w:sz w:val="26"/>
+          <w:szCs w:val="26"/>
+        </w:rPr>
+        <w:t>d.DNAME</w:t>
+      </w:r>
+      <w:proofErr w:type="spellEnd"/>
+      <w:r>
+        <w:rPr>
+          <w:rFonts w:ascii="Cambria" w:hAnsi="Cambria"/>
+          <w:i/>
+          <w:sz w:val="26"/>
+          <w:szCs w:val="26"/>
+        </w:rPr>
+        <w:t xml:space="preserve">) = 2 ORDER BY </w:t>
+      </w:r>
+      <w:proofErr w:type="spellStart"/>
+      <w:r>
+        <w:rPr>
+          <w:rFonts w:ascii="Cambria" w:hAnsi="Cambria"/>
+          <w:i/>
+          <w:sz w:val="26"/>
+          <w:szCs w:val="26"/>
+        </w:rPr>
+        <w:t>e.JOB</w:t>
+      </w:r>
+      <w:proofErr w:type="spellEnd"/>
+      <w:r>
+        <w:rPr>
+          <w:rFonts w:ascii="Cambria" w:hAnsi="Cambria"/>
+          <w:i/>
+          <w:sz w:val="26"/>
+          <w:szCs w:val="26"/>
+        </w:rPr>
+        <w:t xml:space="preserve"> ASC;</w:t>
+      </w:r>
     </w:p>
     <w:sectPr>
       <w:headerReference w:type="default" r:id="rId7"/>
@@ -351,15 +2579,15 @@
 </file>
 
 <file path=word/endnotes.xml><?xml version="1.0" encoding="utf-8"?>
-<w:endnotes xmlns:ve="http://schemas.openxmlformats.org/markup-compatibility/2006" xmlns:o="urn:schemas-microsoft-com:office:office" xmlns:r="http://schemas.openxmlformats.org/officeDocument/2006/relationships" xmlns:m="http://schemas.openxmlformats.org/officeDocument/2006/math" xmlns:v="urn:schemas-microsoft-com:vml" xmlns:wp="http://schemas.openxmlformats.org/drawingml/2006/wordprocessingDrawing" xmlns:w10="urn:schemas-microsoft-com:office:word" xmlns:w="http://schemas.openxmlformats.org/wordprocessingml/2006/main" xmlns:wne="http://schemas.microsoft.com/office/word/2006/wordml">
-  <w:endnote w:type="separator" w:id="0">
+<w:endnotes xmlns:wpc="http://schemas.microsoft.com/office/word/2010/wordprocessingCanvas" xmlns:cx="http://schemas.microsoft.com/office/drawing/2014/chartex" xmlns:cx1="http://schemas.microsoft.com/office/drawing/2015/9/8/chartex" xmlns:cx2="http://schemas.microsoft.com/office/drawing/2015/10/21/chartex" xmlns:cx3="http://schemas.microsoft.com/office/drawing/2016/5/9/chartex" xmlns:cx4="http://schemas.microsoft.com/office/drawing/2016/5/10/chartex" xmlns:cx5="http://schemas.microsoft.com/office/drawing/2016/5/11/chartex" xmlns:cx6="http://schemas.microsoft.com/office/drawing/2016/5/12/chartex" xmlns:cx7="http://schemas.microsoft.com/office/drawing/2016/5/13/chartex" xmlns:cx8="http://schemas.microsoft.com/office/drawing/2016/5/14/chartex" xmlns:mc="http://schemas.openxmlformats.org/markup-compatibility/2006" xmlns:aink="http://schemas.microsoft.com/office/drawing/2016/ink" xmlns:am3d="http://schemas.microsoft.com/office/drawing/2017/model3d" xmlns:o="urn:schemas-microsoft-com:office:office" xmlns:oel="http://schemas.microsoft.com/office/2019/extlst" xmlns:r="http://schemas.openxmlformats.org/officeDocument/2006/relationships" xmlns:m="http://schemas.openxmlformats.org/officeDocument/2006/math" xmlns:v="urn:schemas-microsoft-com:vml" xmlns:wp14="http://schemas.microsoft.com/office/word/2010/wordprocessingDrawing" xmlns:wp="http://schemas.openxmlformats.org/drawingml/2006/wordprocessingDrawing" xmlns:w10="urn:schemas-microsoft-com:office:word" xmlns:w="http://schemas.openxmlformats.org/wordprocessingml/2006/main" xmlns:w14="http://schemas.microsoft.com/office/word/2010/wordml" xmlns:w15="http://schemas.microsoft.com/office/word/2012/wordml" xmlns:w16cex="http://schemas.microsoft.com/office/word/2018/wordml/cex" xmlns:w16cid="http://schemas.microsoft.com/office/word/2016/wordml/cid" xmlns:w16="http://schemas.microsoft.com/office/word/2018/wordml" xmlns:w16du="http://schemas.microsoft.com/office/word/2023/wordml/word16du" xmlns:w16sdtdh="http://schemas.microsoft.com/office/word/2020/wordml/sdtdatahash" xmlns:w16sdtfl="http://schemas.microsoft.com/office/word/2024/wordml/sdtformatlock" xmlns:w16se="http://schemas.microsoft.com/office/word/2015/wordml/symex" xmlns:wpg="http://schemas.microsoft.com/office/word/2010/wordprocessingGroup" xmlns:wpi="http://schemas.microsoft.com/office/word/2010/wordprocessingInk" xmlns:wne="http://schemas.microsoft.com/office/word/2006/wordml" xmlns:wps="http://schemas.microsoft.com/office/word/2010/wordprocessingShape" mc:Ignorable="w14 w15 w16se w16cid w16 w16cex w16sdtdh w16sdtfl w16du wp14">
+  <w:endnote w:type="separator" w:id="-1">
     <w:p>
       <w:r>
         <w:separator/>
       </w:r>
     </w:p>
   </w:endnote>
-  <w:endnote w:type="continuationSeparator" w:id="1">
+  <w:endnote w:type="continuationSeparator" w:id="0">
     <w:p>
       <w:r>
         <w:continuationSeparator/>
@@ -370,7 +2598,7 @@
 </file>
 
 <file path=word/footer1.xml><?xml version="1.0" encoding="utf-8"?>
-<w:ftr xmlns:ve="http://schemas.openxmlformats.org/markup-compatibility/2006" xmlns:o="urn:schemas-microsoft-com:office:office" xmlns:r="http://schemas.openxmlformats.org/officeDocument/2006/relationships" xmlns:m="http://schemas.openxmlformats.org/officeDocument/2006/math" xmlns:v="urn:schemas-microsoft-com:vml" xmlns:wp="http://schemas.openxmlformats.org/drawingml/2006/wordprocessingDrawing" xmlns:w10="urn:schemas-microsoft-com:office:word" xmlns:w="http://schemas.openxmlformats.org/wordprocessingml/2006/main" xmlns:wne="http://schemas.microsoft.com/office/word/2006/wordml">
+<w:ftr xmlns:wpc="http://schemas.microsoft.com/office/word/2010/wordprocessingCanvas" xmlns:cx="http://schemas.microsoft.com/office/drawing/2014/chartex" xmlns:cx1="http://schemas.microsoft.com/office/drawing/2015/9/8/chartex" xmlns:cx2="http://schemas.microsoft.com/office/drawing/2015/10/21/chartex" xmlns:cx3="http://schemas.microsoft.com/office/drawing/2016/5/9/chartex" xmlns:cx4="http://schemas.microsoft.com/office/drawing/2016/5/10/chartex" xmlns:cx5="http://schemas.microsoft.com/office/drawing/2016/5/11/chartex" xmlns:cx6="http://schemas.microsoft.com/office/drawing/2016/5/12/chartex" xmlns:cx7="http://schemas.microsoft.com/office/drawing/2016/5/13/chartex" xmlns:cx8="http://schemas.microsoft.com/office/drawing/2016/5/14/chartex" xmlns:mc="http://schemas.openxmlformats.org/markup-compatibility/2006" xmlns:aink="http://schemas.microsoft.com/office/drawing/2016/ink" xmlns:am3d="http://schemas.microsoft.com/office/drawing/2017/model3d" xmlns:o="urn:schemas-microsoft-com:office:office" xmlns:oel="http://schemas.microsoft.com/office/2019/extlst" xmlns:r="http://schemas.openxmlformats.org/officeDocument/2006/relationships" xmlns:m="http://schemas.openxmlformats.org/officeDocument/2006/math" xmlns:v="urn:schemas-microsoft-com:vml" xmlns:wp14="http://schemas.microsoft.com/office/word/2010/wordprocessingDrawing" xmlns:wp="http://schemas.openxmlformats.org/drawingml/2006/wordprocessingDrawing" xmlns:w10="urn:schemas-microsoft-com:office:word" xmlns:w="http://schemas.openxmlformats.org/wordprocessingml/2006/main" xmlns:w14="http://schemas.microsoft.com/office/word/2010/wordml" xmlns:w15="http://schemas.microsoft.com/office/word/2012/wordml" xmlns:w16cex="http://schemas.microsoft.com/office/word/2018/wordml/cex" xmlns:w16cid="http://schemas.microsoft.com/office/word/2016/wordml/cid" xmlns:w16="http://schemas.microsoft.com/office/word/2018/wordml" xmlns:w16du="http://schemas.microsoft.com/office/word/2023/wordml/word16du" xmlns:w16sdtdh="http://schemas.microsoft.com/office/word/2020/wordml/sdtdatahash" xmlns:w16sdtfl="http://schemas.microsoft.com/office/word/2024/wordml/sdtformatlock" xmlns:w16se="http://schemas.microsoft.com/office/word/2015/wordml/symex" xmlns:wpg="http://schemas.microsoft.com/office/word/2010/wordprocessingGroup" xmlns:wpi="http://schemas.microsoft.com/office/word/2010/wordprocessingInk" xmlns:wne="http://schemas.microsoft.com/office/word/2006/wordml" xmlns:wps="http://schemas.microsoft.com/office/word/2010/wordprocessingShape" mc:Ignorable="w14 w15 w16se w16cid w16 w16cex w16sdtdh w16sdtfl w16du wp14">
   <w:p>
     <w:pPr>
       <w:pStyle w:val="Footer"/>
@@ -399,15 +2627,29 @@
       </w:rPr>
       <w:t xml:space="preserve">Page </w:t>
     </w:r>
-    <w:fldSimple w:instr=" PAGE   \* MERGEFORMAT ">
-      <w:r>
-        <w:rPr>
-          <w:rFonts w:asciiTheme="majorHAnsi" w:hAnsiTheme="majorHAnsi"/>
-          <w:noProof/>
-        </w:rPr>
-        <w:t>1</w:t>
-      </w:r>
-    </w:fldSimple>
+    <w:r>
+      <w:fldChar w:fldCharType="begin"/>
+    </w:r>
+    <w:r>
+      <w:instrText xml:space="preserve"> PAGE   \* MERGEFORMAT </w:instrText>
+    </w:r>
+    <w:r>
+      <w:fldChar w:fldCharType="separate"/>
+    </w:r>
+    <w:r>
+      <w:rPr>
+        <w:rFonts w:asciiTheme="majorHAnsi" w:hAnsiTheme="majorHAnsi"/>
+        <w:noProof/>
+      </w:rPr>
+      <w:t>1</w:t>
+    </w:r>
+    <w:r>
+      <w:rPr>
+        <w:rFonts w:asciiTheme="majorHAnsi" w:hAnsiTheme="majorHAnsi"/>
+        <w:noProof/>
+      </w:rPr>
+      <w:fldChar w:fldCharType="end"/>
+    </w:r>
   </w:p>
   <w:p>
     <w:pPr>
@@ -418,15 +2660,15 @@
 </file>
 
 <file path=word/footnotes.xml><?xml version="1.0" encoding="utf-8"?>
-<w:footnotes xmlns:ve="http://schemas.openxmlformats.org/markup-compatibility/2006" xmlns:o="urn:schemas-microsoft-com:office:office" xmlns:r="http://schemas.openxmlformats.org/officeDocument/2006/relationships" xmlns:m="http://schemas.openxmlformats.org/officeDocument/2006/math" xmlns:v="urn:schemas-microsoft-com:vml" xmlns:wp="http://schemas.openxmlformats.org/drawingml/2006/wordprocessingDrawing" xmlns:w10="urn:schemas-microsoft-com:office:word" xmlns:w="http://schemas.openxmlformats.org/wordprocessingml/2006/main" xmlns:wne="http://schemas.microsoft.com/office/word/2006/wordml">
-  <w:footnote w:type="separator" w:id="0">
+<w:footnotes xmlns:wpc="http://schemas.microsoft.com/office/word/2010/wordprocessingCanvas" xmlns:cx="http://schemas.microsoft.com/office/drawing/2014/chartex" xmlns:cx1="http://schemas.microsoft.com/office/drawing/2015/9/8/chartex" xmlns:cx2="http://schemas.microsoft.com/office/drawing/2015/10/21/chartex" xmlns:cx3="http://schemas.microsoft.com/office/drawing/2016/5/9/chartex" xmlns:cx4="http://schemas.microsoft.com/office/drawing/2016/5/10/chartex" xmlns:cx5="http://schemas.microsoft.com/office/drawing/2016/5/11/chartex" xmlns:cx6="http://schemas.microsoft.com/office/drawing/2016/5/12/chartex" xmlns:cx7="http://schemas.microsoft.com/office/drawing/2016/5/13/chartex" xmlns:cx8="http://schemas.microsoft.com/office/drawing/2016/5/14/chartex" xmlns:mc="http://schemas.openxmlformats.org/markup-compatibility/2006" xmlns:aink="http://schemas.microsoft.com/office/drawing/2016/ink" xmlns:am3d="http://schemas.microsoft.com/office/drawing/2017/model3d" xmlns:o="urn:schemas-microsoft-com:office:office" xmlns:oel="http://schemas.microsoft.com/office/2019/extlst" xmlns:r="http://schemas.openxmlformats.org/officeDocument/2006/relationships" xmlns:m="http://schemas.openxmlformats.org/officeDocument/2006/math" xmlns:v="urn:schemas-microsoft-com:vml" xmlns:wp14="http://schemas.microsoft.com/office/word/2010/wordprocessingDrawing" xmlns:wp="http://schemas.openxmlformats.org/drawingml/2006/wordprocessingDrawing" xmlns:w10="urn:schemas-microsoft-com:office:word" xmlns:w="http://schemas.openxmlformats.org/wordprocessingml/2006/main" xmlns:w14="http://schemas.microsoft.com/office/word/2010/wordml" xmlns:w15="http://schemas.microsoft.com/office/word/2012/wordml" xmlns:w16cex="http://schemas.microsoft.com/office/word/2018/wordml/cex" xmlns:w16cid="http://schemas.microsoft.com/office/word/2016/wordml/cid" xmlns:w16="http://schemas.microsoft.com/office/word/2018/wordml" xmlns:w16du="http://schemas.microsoft.com/office/word/2023/wordml/word16du" xmlns:w16sdtdh="http://schemas.microsoft.com/office/word/2020/wordml/sdtdatahash" xmlns:w16sdtfl="http://schemas.microsoft.com/office/word/2024/wordml/sdtformatlock" xmlns:w16se="http://schemas.microsoft.com/office/word/2015/wordml/symex" xmlns:wpg="http://schemas.microsoft.com/office/word/2010/wordprocessingGroup" xmlns:wpi="http://schemas.microsoft.com/office/word/2010/wordprocessingInk" xmlns:wne="http://schemas.microsoft.com/office/word/2006/wordml" xmlns:wps="http://schemas.microsoft.com/office/word/2010/wordprocessingShape" mc:Ignorable="w14 w15 w16se w16cid w16 w16cex w16sdtdh w16sdtfl w16du wp14">
+  <w:footnote w:type="separator" w:id="-1">
     <w:p>
       <w:r>
         <w:separator/>
       </w:r>
     </w:p>
   </w:footnote>
-  <w:footnote w:type="continuationSeparator" w:id="1">
+  <w:footnote w:type="continuationSeparator" w:id="0">
     <w:p>
       <w:r>
         <w:continuationSeparator/>
@@ -437,7 +2679,7 @@
 </file>
 
 <file path=word/header1.xml><?xml version="1.0" encoding="utf-8"?>
-<w:hdr xmlns:ve="http://schemas.openxmlformats.org/markup-compatibility/2006" xmlns:o="urn:schemas-microsoft-com:office:office" xmlns:r="http://schemas.openxmlformats.org/officeDocument/2006/relationships" xmlns:m="http://schemas.openxmlformats.org/officeDocument/2006/math" xmlns:v="urn:schemas-microsoft-com:vml" xmlns:wp="http://schemas.openxmlformats.org/drawingml/2006/wordprocessingDrawing" xmlns:w10="urn:schemas-microsoft-com:office:word" xmlns:w="http://schemas.openxmlformats.org/wordprocessingml/2006/main" xmlns:wne="http://schemas.microsoft.com/office/word/2006/wordml">
+<w:hdr xmlns:wpc="http://schemas.microsoft.com/office/word/2010/wordprocessingCanvas" xmlns:cx="http://schemas.microsoft.com/office/drawing/2014/chartex" xmlns:cx1="http://schemas.microsoft.com/office/drawing/2015/9/8/chartex" xmlns:cx2="http://schemas.microsoft.com/office/drawing/2015/10/21/chartex" xmlns:cx3="http://schemas.microsoft.com/office/drawing/2016/5/9/chartex" xmlns:cx4="http://schemas.microsoft.com/office/drawing/2016/5/10/chartex" xmlns:cx5="http://schemas.microsoft.com/office/drawing/2016/5/11/chartex" xmlns:cx6="http://schemas.microsoft.com/office/drawing/2016/5/12/chartex" xmlns:cx7="http://schemas.microsoft.com/office/drawing/2016/5/13/chartex" xmlns:cx8="http://schemas.microsoft.com/office/drawing/2016/5/14/chartex" xmlns:mc="http://schemas.openxmlformats.org/markup-compatibility/2006" xmlns:aink="http://schemas.microsoft.com/office/drawing/2016/ink" xmlns:am3d="http://schemas.microsoft.com/office/drawing/2017/model3d" xmlns:o="urn:schemas-microsoft-com:office:office" xmlns:oel="http://schemas.microsoft.com/office/2019/extlst" xmlns:r="http://schemas.openxmlformats.org/officeDocument/2006/relationships" xmlns:m="http://schemas.openxmlformats.org/officeDocument/2006/math" xmlns:v="urn:schemas-microsoft-com:vml" xmlns:wp14="http://schemas.microsoft.com/office/word/2010/wordprocessingDrawing" xmlns:wp="http://schemas.openxmlformats.org/drawingml/2006/wordprocessingDrawing" xmlns:w10="urn:schemas-microsoft-com:office:word" xmlns:w="http://schemas.openxmlformats.org/wordprocessingml/2006/main" xmlns:w14="http://schemas.microsoft.com/office/word/2010/wordml" xmlns:w15="http://schemas.microsoft.com/office/word/2012/wordml" xmlns:w16cex="http://schemas.microsoft.com/office/word/2018/wordml/cex" xmlns:w16cid="http://schemas.microsoft.com/office/word/2016/wordml/cid" xmlns:w16="http://schemas.microsoft.com/office/word/2018/wordml" xmlns:w16du="http://schemas.microsoft.com/office/word/2023/wordml/word16du" xmlns:w16sdtdh="http://schemas.microsoft.com/office/word/2020/wordml/sdtdatahash" xmlns:w16sdtfl="http://schemas.microsoft.com/office/word/2024/wordml/sdtformatlock" xmlns:w16se="http://schemas.microsoft.com/office/word/2015/wordml/symex" xmlns:wpg="http://schemas.microsoft.com/office/word/2010/wordprocessingGroup" xmlns:wpi="http://schemas.microsoft.com/office/word/2010/wordprocessingInk" xmlns:wne="http://schemas.microsoft.com/office/word/2006/wordml" xmlns:wps="http://schemas.microsoft.com/office/word/2010/wordprocessingShape" mc:Ignorable="w14 w15 w16se w16cid w16 w16cex w16sdtdh w16sdtfl w16du wp14">
   <w:sdt>
     <w:sdtPr>
       <w:rPr>
@@ -487,8 +2729,8 @@
 </file>
 
 <file path=word/numbering.xml><?xml version="1.0" encoding="utf-8"?>
-<w:numbering xmlns:ve="http://schemas.openxmlformats.org/markup-compatibility/2006" xmlns:o="urn:schemas-microsoft-com:office:office" xmlns:r="http://schemas.openxmlformats.org/officeDocument/2006/relationships" xmlns:m="http://schemas.openxmlformats.org/officeDocument/2006/math" xmlns:v="urn:schemas-microsoft-com:vml" xmlns:wp="http://schemas.openxmlformats.org/drawingml/2006/wordprocessingDrawing" xmlns:w10="urn:schemas-microsoft-com:office:word" xmlns:w="http://schemas.openxmlformats.org/wordprocessingml/2006/main" xmlns:wne="http://schemas.microsoft.com/office/word/2006/wordml">
-  <w:abstractNum w:abstractNumId="0">
+<w:numbering xmlns:wpc="http://schemas.microsoft.com/office/word/2010/wordprocessingCanvas" xmlns:cx="http://schemas.microsoft.com/office/drawing/2014/chartex" xmlns:cx1="http://schemas.microsoft.com/office/drawing/2015/9/8/chartex" xmlns:cx2="http://schemas.microsoft.com/office/drawing/2015/10/21/chartex" xmlns:cx3="http://schemas.microsoft.com/office/drawing/2016/5/9/chartex" xmlns:cx4="http://schemas.microsoft.com/office/drawing/2016/5/10/chartex" xmlns:cx5="http://schemas.microsoft.com/office/drawing/2016/5/11/chartex" xmlns:cx6="http://schemas.microsoft.com/office/drawing/2016/5/12/chartex" xmlns:cx7="http://schemas.microsoft.com/office/drawing/2016/5/13/chartex" xmlns:cx8="http://schemas.microsoft.com/office/drawing/2016/5/14/chartex" xmlns:mc="http://schemas.openxmlformats.org/markup-compatibility/2006" xmlns:aink="http://schemas.microsoft.com/office/drawing/2016/ink" xmlns:am3d="http://schemas.microsoft.com/office/drawing/2017/model3d" xmlns:o="urn:schemas-microsoft-com:office:office" xmlns:oel="http://schemas.microsoft.com/office/2019/extlst" xmlns:r="http://schemas.openxmlformats.org/officeDocument/2006/relationships" xmlns:m="http://schemas.openxmlformats.org/officeDocument/2006/math" xmlns:v="urn:schemas-microsoft-com:vml" xmlns:wp14="http://schemas.microsoft.com/office/word/2010/wordprocessingDrawing" xmlns:wp="http://schemas.openxmlformats.org/drawingml/2006/wordprocessingDrawing" xmlns:w10="urn:schemas-microsoft-com:office:word" xmlns:w="http://schemas.openxmlformats.org/wordprocessingml/2006/main" xmlns:w14="http://schemas.microsoft.com/office/word/2010/wordml" xmlns:w15="http://schemas.microsoft.com/office/word/2012/wordml" xmlns:w16cex="http://schemas.microsoft.com/office/word/2018/wordml/cex" xmlns:w16cid="http://schemas.microsoft.com/office/word/2016/wordml/cid" xmlns:w16="http://schemas.microsoft.com/office/word/2018/wordml" xmlns:w16du="http://schemas.microsoft.com/office/word/2023/wordml/word16du" xmlns:w16sdtdh="http://schemas.microsoft.com/office/word/2020/wordml/sdtdatahash" xmlns:w16sdtfl="http://schemas.microsoft.com/office/word/2024/wordml/sdtformatlock" xmlns:w16se="http://schemas.microsoft.com/office/word/2015/wordml/symex" xmlns:wpg="http://schemas.microsoft.com/office/word/2010/wordprocessingGroup" xmlns:wpi="http://schemas.microsoft.com/office/word/2010/wordprocessingInk" xmlns:wne="http://schemas.microsoft.com/office/word/2006/wordml" xmlns:wps="http://schemas.microsoft.com/office/word/2010/wordprocessingShape" mc:Ignorable="w14 w15 w16se w16cid w16 w16cex w16sdtdh w16sdtfl w16du wp14">
+  <w:abstractNum w:abstractNumId="0" w15:restartNumberingAfterBreak="0">
     <w:nsid w:val="12DE7603"/>
     <w:multiLevelType w:val="hybridMultilevel"/>
     <w:tmpl w:val="2716DD40"/>
@@ -601,7 +2843,7 @@
       </w:pPr>
     </w:lvl>
   </w:abstractNum>
-  <w:abstractNum w:abstractNumId="1">
+  <w:abstractNum w:abstractNumId="1" w15:restartNumberingAfterBreak="0">
     <w:nsid w:val="133D4D67"/>
     <w:multiLevelType w:val="singleLevel"/>
     <w:tmpl w:val="0409000F"/>
@@ -618,7 +2860,7 @@
       </w:pPr>
     </w:lvl>
   </w:abstractNum>
-  <w:abstractNum w:abstractNumId="2">
+  <w:abstractNum w:abstractNumId="2" w15:restartNumberingAfterBreak="0">
     <w:nsid w:val="793F4A8A"/>
     <w:multiLevelType w:val="hybridMultilevel"/>
     <w:tmpl w:val="8716FB74"/>
@@ -734,20 +2976,20 @@
       </w:pPr>
     </w:lvl>
   </w:abstractNum>
-  <w:num w:numId="1">
+  <w:num w:numId="1" w16cid:durableId="1904099941">
     <w:abstractNumId w:val="2"/>
   </w:num>
-  <w:num w:numId="2">
+  <w:num w:numId="2" w16cid:durableId="1501699992">
     <w:abstractNumId w:val="1"/>
   </w:num>
-  <w:num w:numId="3">
+  <w:num w:numId="3" w16cid:durableId="305596278">
     <w:abstractNumId w:val="0"/>
   </w:num>
 </w:numbering>
 </file>
 
 <file path=word/styles.xml><?xml version="1.0" encoding="utf-8"?>
-<w:styles xmlns:r="http://schemas.openxmlformats.org/officeDocument/2006/relationships" xmlns:w="http://schemas.openxmlformats.org/wordprocessingml/2006/main">
+<w:styles xmlns:mc="http://schemas.openxmlformats.org/markup-compatibility/2006" xmlns:r="http://schemas.openxmlformats.org/officeDocument/2006/relationships" xmlns:w="http://schemas.openxmlformats.org/wordprocessingml/2006/main" xmlns:w14="http://schemas.microsoft.com/office/word/2010/wordml" xmlns:w15="http://schemas.microsoft.com/office/word/2012/wordml" xmlns:w16cex="http://schemas.microsoft.com/office/word/2018/wordml/cex" xmlns:w16cid="http://schemas.microsoft.com/office/word/2016/wordml/cid" xmlns:w16="http://schemas.microsoft.com/office/word/2018/wordml" xmlns:w16du="http://schemas.microsoft.com/office/word/2023/wordml/word16du" xmlns:w16sdtdh="http://schemas.microsoft.com/office/word/2020/wordml/sdtdatahash" xmlns:w16sdtfl="http://schemas.microsoft.com/office/word/2024/wordml/sdtformatlock" xmlns:w16se="http://schemas.microsoft.com/office/word/2015/wordml/symex" mc:Ignorable="w14 w15 w16se w16cid w16 w16cex w16sdtdh w16sdtfl w16du">
   <w:docDefaults>
     <w:rPrDefault>
       <w:rPr>
@@ -763,145 +3005,383 @@
       </w:pPr>
     </w:pPrDefault>
   </w:docDefaults>
-  <w:latentStyles w:defLockedState="0" w:defUIPriority="99" w:defSemiHidden="1" w:defUnhideWhenUsed="1" w:defQFormat="0" w:count="267">
-    <w:lsdException w:name="Normal" w:semiHidden="0" w:uiPriority="0" w:unhideWhenUsed="0" w:qFormat="1"/>
-    <w:lsdException w:name="heading 1" w:semiHidden="0" w:uiPriority="9" w:unhideWhenUsed="0" w:qFormat="1"/>
-    <w:lsdException w:name="heading 2" w:uiPriority="9" w:qFormat="1"/>
-    <w:lsdException w:name="heading 3" w:uiPriority="9" w:qFormat="1"/>
-    <w:lsdException w:name="heading 4" w:uiPriority="9" w:qFormat="1"/>
-    <w:lsdException w:name="heading 5" w:uiPriority="9" w:qFormat="1"/>
-    <w:lsdException w:name="heading 6" w:uiPriority="9" w:qFormat="1"/>
-    <w:lsdException w:name="heading 7" w:uiPriority="9" w:qFormat="1"/>
-    <w:lsdException w:name="heading 8" w:uiPriority="9" w:qFormat="1"/>
-    <w:lsdException w:name="heading 9" w:uiPriority="9" w:qFormat="1"/>
-    <w:lsdException w:name="toc 1" w:uiPriority="39"/>
-    <w:lsdException w:name="toc 2" w:uiPriority="39"/>
-    <w:lsdException w:name="toc 3" w:uiPriority="39"/>
-    <w:lsdException w:name="toc 4" w:uiPriority="39"/>
-    <w:lsdException w:name="toc 5" w:uiPriority="39"/>
-    <w:lsdException w:name="toc 6" w:uiPriority="39"/>
-    <w:lsdException w:name="toc 7" w:uiPriority="39"/>
-    <w:lsdException w:name="toc 8" w:uiPriority="39"/>
-    <w:lsdException w:name="toc 9" w:uiPriority="39"/>
-    <w:lsdException w:name="caption" w:uiPriority="35" w:qFormat="1"/>
-    <w:lsdException w:name="Title" w:semiHidden="0" w:uiPriority="10" w:unhideWhenUsed="0" w:qFormat="1"/>
-    <w:lsdException w:name="Default Paragraph Font" w:uiPriority="1"/>
-    <w:lsdException w:name="Body Text" w:uiPriority="0"/>
-    <w:lsdException w:name="Subtitle" w:semiHidden="0" w:uiPriority="11" w:unhideWhenUsed="0" w:qFormat="1"/>
-    <w:lsdException w:name="Strong" w:semiHidden="0" w:uiPriority="22" w:unhideWhenUsed="0" w:qFormat="1"/>
-    <w:lsdException w:name="Emphasis" w:semiHidden="0" w:uiPriority="20" w:unhideWhenUsed="0" w:qFormat="1"/>
-    <w:lsdException w:name="Table Grid" w:semiHidden="0" w:uiPriority="59" w:unhideWhenUsed="0"/>
-    <w:lsdException w:name="Placeholder Text" w:unhideWhenUsed="0"/>
-    <w:lsdException w:name="No Spacing" w:semiHidden="0" w:uiPriority="1" w:unhideWhenUsed="0" w:qFormat="1"/>
-    <w:lsdException w:name="Light Shading" w:semiHidden="0" w:uiPriority="60" w:unhideWhenUsed="0"/>
-    <w:lsdException w:name="Light List" w:semiHidden="0" w:uiPriority="61" w:unhideWhenUsed="0"/>
-    <w:lsdException w:name="Light Grid" w:semiHidden="0" w:uiPriority="62" w:unhideWhenUsed="0"/>
-    <w:lsdException w:name="Medium Shading 1" w:semiHidden="0" w:uiPriority="63" w:unhideWhenUsed="0"/>
-    <w:lsdException w:name="Medium Shading 2" w:semiHidden="0" w:uiPriority="64" w:unhideWhenUsed="0"/>
-    <w:lsdException w:name="Medium List 1" w:semiHidden="0" w:uiPriority="65" w:unhideWhenUsed="0"/>
-    <w:lsdException w:name="Medium List 2" w:semiHidden="0" w:uiPriority="66" w:unhideWhenUsed="0"/>
-    <w:lsdException w:name="Medium Grid 1" w:semiHidden="0" w:uiPriority="67" w:unhideWhenUsed="0"/>
-    <w:lsdException w:name="Medium Grid 2" w:semiHidden="0" w:uiPriority="68" w:unhideWhenUsed="0"/>
-    <w:lsdException w:name="Medium Grid 3" w:semiHidden="0" w:uiPriority="69" w:unhideWhenUsed="0"/>
-    <w:lsdException w:name="Dark List" w:semiHidden="0" w:uiPriority="70" w:unhideWhenUsed="0"/>
-    <w:lsdException w:name="Colorful Shading" w:semiHidden="0" w:uiPriority="71" w:unhideWhenUsed="0"/>
-    <w:lsdException w:name="Colorful List" w:semiHidden="0" w:uiPriority="72" w:unhideWhenUsed="0"/>
-    <w:lsdException w:name="Colorful Grid" w:semiHidden="0" w:uiPriority="73" w:unhideWhenUsed="0"/>
-    <w:lsdException w:name="Light Shading Accent 1" w:semiHidden="0" w:uiPriority="60" w:unhideWhenUsed="0"/>
-    <w:lsdException w:name="Light List Accent 1" w:semiHidden="0" w:uiPriority="61" w:unhideWhenUsed="0"/>
-    <w:lsdException w:name="Light Grid Accent 1" w:semiHidden="0" w:uiPriority="62" w:unhideWhenUsed="0"/>
-    <w:lsdException w:name="Medium Shading 1 Accent 1" w:semiHidden="0" w:uiPriority="63" w:unhideWhenUsed="0"/>
-    <w:lsdException w:name="Medium Shading 2 Accent 1" w:semiHidden="0" w:uiPriority="64" w:unhideWhenUsed="0"/>
-    <w:lsdException w:name="Medium List 1 Accent 1" w:semiHidden="0" w:uiPriority="65" w:unhideWhenUsed="0"/>
-    <w:lsdException w:name="Revision" w:unhideWhenUsed="0"/>
-    <w:lsdException w:name="List Paragraph" w:semiHidden="0" w:uiPriority="34" w:unhideWhenUsed="0" w:qFormat="1"/>
-    <w:lsdException w:name="Quote" w:semiHidden="0" w:uiPriority="29" w:unhideWhenUsed="0" w:qFormat="1"/>
-    <w:lsdException w:name="Intense Quote" w:semiHidden="0" w:uiPriority="30" w:unhideWhenUsed="0" w:qFormat="1"/>
-    <w:lsdException w:name="Medium List 2 Accent 1" w:semiHidden="0" w:uiPriority="66" w:unhideWhenUsed="0"/>
-    <w:lsdException w:name="Medium Grid 1 Accent 1" w:semiHidden="0" w:uiPriority="67" w:unhideWhenUsed="0"/>
-    <w:lsdException w:name="Medium Grid 2 Accent 1" w:semiHidden="0" w:uiPriority="68" w:unhideWhenUsed="0"/>
-    <w:lsdException w:name="Medium Grid 3 Accent 1" w:semiHidden="0" w:uiPriority="69" w:unhideWhenUsed="0"/>
-    <w:lsdException w:name="Dark List Accent 1" w:semiHidden="0" w:uiPriority="70" w:unhideWhenUsed="0"/>
-    <w:lsdException w:name="Colorful Shading Accent 1" w:semiHidden="0" w:uiPriority="71" w:unhideWhenUsed="0"/>
-    <w:lsdException w:name="Colorful List Accent 1" w:semiHidden="0" w:uiPriority="72" w:unhideWhenUsed="0"/>
-    <w:lsdException w:name="Colorful Grid Accent 1" w:semiHidden="0" w:uiPriority="73" w:unhideWhenUsed="0"/>
-    <w:lsdException w:name="Light Shading Accent 2" w:semiHidden="0" w:uiPriority="60" w:unhideWhenUsed="0"/>
-    <w:lsdException w:name="Light List Accent 2" w:semiHidden="0" w:uiPriority="61" w:unhideWhenUsed="0"/>
-    <w:lsdException w:name="Light Grid Accent 2" w:semiHidden="0" w:uiPriority="62" w:unhideWhenUsed="0"/>
-    <w:lsdException w:name="Medium Shading 1 Accent 2" w:semiHidden="0" w:uiPriority="63" w:unhideWhenUsed="0"/>
-    <w:lsdException w:name="Medium Shading 2 Accent 2" w:semiHidden="0" w:uiPriority="64" w:unhideWhenUsed="0"/>
-    <w:lsdException w:name="Medium List 1 Accent 2" w:semiHidden="0" w:uiPriority="65" w:unhideWhenUsed="0"/>
-    <w:lsdException w:name="Medium List 2 Accent 2" w:semiHidden="0" w:uiPriority="66" w:unhideWhenUsed="0"/>
-    <w:lsdException w:name="Medium Grid 1 Accent 2" w:semiHidden="0" w:uiPriority="67" w:unhideWhenUsed="0"/>
-    <w:lsdException w:name="Medium Grid 2 Accent 2" w:semiHidden="0" w:uiPriority="68" w:unhideWhenUsed="0"/>
-    <w:lsdException w:name="Medium Grid 3 Accent 2" w:semiHidden="0" w:uiPriority="69" w:unhideWhenUsed="0"/>
-    <w:lsdException w:name="Dark List Accent 2" w:semiHidden="0" w:uiPriority="70" w:unhideWhenUsed="0"/>
-    <w:lsdException w:name="Colorful Shading Accent 2" w:semiHidden="0" w:uiPriority="71" w:unhideWhenUsed="0"/>
-    <w:lsdException w:name="Colorful List Accent 2" w:semiHidden="0" w:uiPriority="72" w:unhideWhenUsed="0"/>
-    <w:lsdException w:name="Colorful Grid Accent 2" w:semiHidden="0" w:uiPriority="73" w:unhideWhenUsed="0"/>
-    <w:lsdException w:name="Light Shading Accent 3" w:semiHidden="0" w:uiPriority="60" w:unhideWhenUsed="0"/>
-    <w:lsdException w:name="Light List Accent 3" w:semiHidden="0" w:uiPriority="61" w:unhideWhenUsed="0"/>
-    <w:lsdException w:name="Light Grid Accent 3" w:semiHidden="0" w:uiPriority="62" w:unhideWhenUsed="0"/>
-    <w:lsdException w:name="Medium Shading 1 Accent 3" w:semiHidden="0" w:uiPriority="63" w:unhideWhenUsed="0"/>
-    <w:lsdException w:name="Medium Shading 2 Accent 3" w:semiHidden="0" w:uiPriority="64" w:unhideWhenUsed="0"/>
-    <w:lsdException w:name="Medium List 1 Accent 3" w:semiHidden="0" w:uiPriority="65" w:unhideWhenUsed="0"/>
-    <w:lsdException w:name="Medium List 2 Accent 3" w:semiHidden="0" w:uiPriority="66" w:unhideWhenUsed="0"/>
-    <w:lsdException w:name="Medium Grid 1 Accent 3" w:semiHidden="0" w:uiPriority="67" w:unhideWhenUsed="0"/>
-    <w:lsdException w:name="Medium Grid 2 Accent 3" w:semiHidden="0" w:uiPriority="68" w:unhideWhenUsed="0"/>
-    <w:lsdException w:name="Medium Grid 3 Accent 3" w:semiHidden="0" w:uiPriority="69" w:unhideWhenUsed="0"/>
-    <w:lsdException w:name="Dark List Accent 3" w:semiHidden="0" w:uiPriority="70" w:unhideWhenUsed="0"/>
-    <w:lsdException w:name="Colorful Shading Accent 3" w:semiHidden="0" w:uiPriority="71" w:unhideWhenUsed="0"/>
-    <w:lsdException w:name="Colorful List Accent 3" w:semiHidden="0" w:uiPriority="72" w:unhideWhenUsed="0"/>
-    <w:lsdException w:name="Colorful Grid Accent 3" w:semiHidden="0" w:uiPriority="73" w:unhideWhenUsed="0"/>
-    <w:lsdException w:name="Light Shading Accent 4" w:semiHidden="0" w:uiPriority="60" w:unhideWhenUsed="0"/>
-    <w:lsdException w:name="Light List Accent 4" w:semiHidden="0" w:uiPriority="61" w:unhideWhenUsed="0"/>
-    <w:lsdException w:name="Light Grid Accent 4" w:semiHidden="0" w:uiPriority="62" w:unhideWhenUsed="0"/>
-    <w:lsdException w:name="Medium Shading 1 Accent 4" w:semiHidden="0" w:uiPriority="63" w:unhideWhenUsed="0"/>
-    <w:lsdException w:name="Medium Shading 2 Accent 4" w:semiHidden="0" w:uiPriority="64" w:unhideWhenUsed="0"/>
-    <w:lsdException w:name="Medium List 1 Accent 4" w:semiHidden="0" w:uiPriority="65" w:unhideWhenUsed="0"/>
-    <w:lsdException w:name="Medium List 2 Accent 4" w:semiHidden="0" w:uiPriority="66" w:unhideWhenUsed="0"/>
-    <w:lsdException w:name="Medium Grid 1 Accent 4" w:semiHidden="0" w:uiPriority="67" w:unhideWhenUsed="0"/>
-    <w:lsdException w:name="Medium Grid 2 Accent 4" w:semiHidden="0" w:uiPriority="68" w:unhideWhenUsed="0"/>
-    <w:lsdException w:name="Medium Grid 3 Accent 4" w:semiHidden="0" w:uiPriority="69" w:unhideWhenUsed="0"/>
-    <w:lsdException w:name="Dark List Accent 4" w:semiHidden="0" w:uiPriority="70" w:unhideWhenUsed="0"/>
-    <w:lsdException w:name="Colorful Shading Accent 4" w:semiHidden="0" w:uiPriority="71" w:unhideWhenUsed="0"/>
-    <w:lsdException w:name="Colorful List Accent 4" w:semiHidden="0" w:uiPriority="72" w:unhideWhenUsed="0"/>
-    <w:lsdException w:name="Colorful Grid Accent 4" w:semiHidden="0" w:uiPriority="73" w:unhideWhenUsed="0"/>
-    <w:lsdException w:name="Light Shading Accent 5" w:semiHidden="0" w:uiPriority="60" w:unhideWhenUsed="0"/>
-    <w:lsdException w:name="Light List Accent 5" w:semiHidden="0" w:uiPriority="61" w:unhideWhenUsed="0"/>
-    <w:lsdException w:name="Light Grid Accent 5" w:semiHidden="0" w:uiPriority="62" w:unhideWhenUsed="0"/>
-    <w:lsdException w:name="Medium Shading 1 Accent 5" w:semiHidden="0" w:uiPriority="63" w:unhideWhenUsed="0"/>
-    <w:lsdException w:name="Medium Shading 2 Accent 5" w:semiHidden="0" w:uiPriority="64" w:unhideWhenUsed="0"/>
-    <w:lsdException w:name="Medium List 1 Accent 5" w:semiHidden="0" w:uiPriority="65" w:unhideWhenUsed="0"/>
-    <w:lsdException w:name="Medium List 2 Accent 5" w:semiHidden="0" w:uiPriority="66" w:unhideWhenUsed="0"/>
-    <w:lsdException w:name="Medium Grid 1 Accent 5" w:semiHidden="0" w:uiPriority="67" w:unhideWhenUsed="0"/>
-    <w:lsdException w:name="Medium Grid 2 Accent 5" w:semiHidden="0" w:uiPriority="68" w:unhideWhenUsed="0"/>
-    <w:lsdException w:name="Medium Grid 3 Accent 5" w:semiHidden="0" w:uiPriority="69" w:unhideWhenUsed="0"/>
-    <w:lsdException w:name="Dark List Accent 5" w:semiHidden="0" w:uiPriority="70" w:unhideWhenUsed="0"/>
-    <w:lsdException w:name="Colorful Shading Accent 5" w:semiHidden="0" w:uiPriority="71" w:unhideWhenUsed="0"/>
-    <w:lsdException w:name="Colorful List Accent 5" w:semiHidden="0" w:uiPriority="72" w:unhideWhenUsed="0"/>
-    <w:lsdException w:name="Colorful Grid Accent 5" w:semiHidden="0" w:uiPriority="73" w:unhideWhenUsed="0"/>
-    <w:lsdException w:name="Light Shading Accent 6" w:semiHidden="0" w:uiPriority="60" w:unhideWhenUsed="0"/>
-    <w:lsdException w:name="Light List Accent 6" w:semiHidden="0" w:uiPriority="61" w:unhideWhenUsed="0"/>
-    <w:lsdException w:name="Light Grid Accent 6" w:semiHidden="0" w:uiPriority="62" w:unhideWhenUsed="0"/>
-    <w:lsdException w:name="Medium Shading 1 Accent 6" w:semiHidden="0" w:uiPriority="63" w:unhideWhenUsed="0"/>
-    <w:lsdException w:name="Medium Shading 2 Accent 6" w:semiHidden="0" w:uiPriority="64" w:unhideWhenUsed="0"/>
-    <w:lsdException w:name="Medium List 1 Accent 6" w:semiHidden="0" w:uiPriority="65" w:unhideWhenUsed="0"/>
-    <w:lsdException w:name="Medium List 2 Accent 6" w:semiHidden="0" w:uiPriority="66" w:unhideWhenUsed="0"/>
-    <w:lsdException w:name="Medium Grid 1 Accent 6" w:semiHidden="0" w:uiPriority="67" w:unhideWhenUsed="0"/>
-    <w:lsdException w:name="Medium Grid 2 Accent 6" w:semiHidden="0" w:uiPriority="68" w:unhideWhenUsed="0"/>
-    <w:lsdException w:name="Medium Grid 3 Accent 6" w:semiHidden="0" w:uiPriority="69" w:unhideWhenUsed="0"/>
-    <w:lsdException w:name="Dark List Accent 6" w:semiHidden="0" w:uiPriority="70" w:unhideWhenUsed="0"/>
-    <w:lsdException w:name="Colorful Shading Accent 6" w:semiHidden="0" w:uiPriority="71" w:unhideWhenUsed="0"/>
-    <w:lsdException w:name="Colorful List Accent 6" w:semiHidden="0" w:uiPriority="72" w:unhideWhenUsed="0"/>
-    <w:lsdException w:name="Colorful Grid Accent 6" w:semiHidden="0" w:uiPriority="73" w:unhideWhenUsed="0"/>
-    <w:lsdException w:name="Subtle Emphasis" w:semiHidden="0" w:uiPriority="19" w:unhideWhenUsed="0" w:qFormat="1"/>
-    <w:lsdException w:name="Intense Emphasis" w:semiHidden="0" w:uiPriority="21" w:unhideWhenUsed="0" w:qFormat="1"/>
-    <w:lsdException w:name="Subtle Reference" w:semiHidden="0" w:uiPriority="31" w:unhideWhenUsed="0" w:qFormat="1"/>
-    <w:lsdException w:name="Intense Reference" w:semiHidden="0" w:uiPriority="32" w:unhideWhenUsed="0" w:qFormat="1"/>
-    <w:lsdException w:name="Book Title" w:semiHidden="0" w:uiPriority="33" w:unhideWhenUsed="0" w:qFormat="1"/>
-    <w:lsdException w:name="Bibliography" w:uiPriority="37"/>
-    <w:lsdException w:name="TOC Heading" w:uiPriority="39" w:qFormat="1"/>
+  <w:latentStyles w:defLockedState="0" w:defUIPriority="99" w:defSemiHidden="0" w:defUnhideWhenUsed="0" w:defQFormat="0" w:count="376">
+    <w:lsdException w:name="Normal" w:uiPriority="0" w:qFormat="1"/>
+    <w:lsdException w:name="heading 1" w:uiPriority="9" w:qFormat="1"/>
+    <w:lsdException w:name="heading 2" w:semiHidden="1" w:uiPriority="9" w:unhideWhenUsed="1" w:qFormat="1"/>
+    <w:lsdException w:name="heading 3" w:semiHidden="1" w:uiPriority="9" w:unhideWhenUsed="1" w:qFormat="1"/>
+    <w:lsdException w:name="heading 4" w:semiHidden="1" w:uiPriority="9" w:unhideWhenUsed="1" w:qFormat="1"/>
+    <w:lsdException w:name="heading 5" w:semiHidden="1" w:uiPriority="9" w:unhideWhenUsed="1" w:qFormat="1"/>
+    <w:lsdException w:name="heading 6" w:semiHidden="1" w:uiPriority="9" w:unhideWhenUsed="1" w:qFormat="1"/>
+    <w:lsdException w:name="heading 7" w:semiHidden="1" w:uiPriority="9" w:unhideWhenUsed="1" w:qFormat="1"/>
+    <w:lsdException w:name="heading 8" w:semiHidden="1" w:uiPriority="9" w:unhideWhenUsed="1" w:qFormat="1"/>
+    <w:lsdException w:name="heading 9" w:semiHidden="1" w:uiPriority="9" w:unhideWhenUsed="1" w:qFormat="1"/>
+    <w:lsdException w:name="index 1" w:semiHidden="1" w:unhideWhenUsed="1"/>
+    <w:lsdException w:name="index 2" w:semiHidden="1" w:unhideWhenUsed="1"/>
+    <w:lsdException w:name="index 3" w:semiHidden="1" w:unhideWhenUsed="1"/>
+    <w:lsdException w:name="index 4" w:semiHidden="1" w:unhideWhenUsed="1"/>
+    <w:lsdException w:name="index 5" w:semiHidden="1" w:unhideWhenUsed="1"/>
+    <w:lsdException w:name="index 6" w:semiHidden="1" w:unhideWhenUsed="1"/>
+    <w:lsdException w:name="index 7" w:semiHidden="1" w:unhideWhenUsed="1"/>
+    <w:lsdException w:name="index 8" w:semiHidden="1" w:unhideWhenUsed="1"/>
+    <w:lsdException w:name="index 9" w:semiHidden="1" w:unhideWhenUsed="1"/>
+    <w:lsdException w:name="toc 1" w:semiHidden="1" w:uiPriority="39" w:unhideWhenUsed="1"/>
+    <w:lsdException w:name="toc 2" w:semiHidden="1" w:uiPriority="39" w:unhideWhenUsed="1"/>
+    <w:lsdException w:name="toc 3" w:semiHidden="1" w:uiPriority="39" w:unhideWhenUsed="1"/>
+    <w:lsdException w:name="toc 4" w:semiHidden="1" w:uiPriority="39" w:unhideWhenUsed="1"/>
+    <w:lsdException w:name="toc 5" w:semiHidden="1" w:uiPriority="39" w:unhideWhenUsed="1"/>
+    <w:lsdException w:name="toc 6" w:semiHidden="1" w:uiPriority="39" w:unhideWhenUsed="1"/>
+    <w:lsdException w:name="toc 7" w:semiHidden="1" w:uiPriority="39" w:unhideWhenUsed="1"/>
+    <w:lsdException w:name="toc 8" w:semiHidden="1" w:uiPriority="39" w:unhideWhenUsed="1"/>
+    <w:lsdException w:name="toc 9" w:semiHidden="1" w:uiPriority="39" w:unhideWhenUsed="1"/>
+    <w:lsdException w:name="Normal Indent" w:semiHidden="1" w:unhideWhenUsed="1"/>
+    <w:lsdException w:name="footnote text" w:semiHidden="1" w:unhideWhenUsed="1"/>
+    <w:lsdException w:name="annotation text" w:semiHidden="1" w:unhideWhenUsed="1"/>
+    <w:lsdException w:name="header" w:semiHidden="1" w:unhideWhenUsed="1"/>
+    <w:lsdException w:name="footer" w:semiHidden="1" w:unhideWhenUsed="1"/>
+    <w:lsdException w:name="index heading" w:semiHidden="1" w:unhideWhenUsed="1"/>
+    <w:lsdException w:name="caption" w:semiHidden="1" w:uiPriority="35" w:unhideWhenUsed="1" w:qFormat="1"/>
+    <w:lsdException w:name="table of figures" w:semiHidden="1" w:unhideWhenUsed="1"/>
+    <w:lsdException w:name="envelope address" w:semiHidden="1" w:unhideWhenUsed="1"/>
+    <w:lsdException w:name="envelope return" w:semiHidden="1" w:unhideWhenUsed="1"/>
+    <w:lsdException w:name="footnote reference" w:semiHidden="1" w:unhideWhenUsed="1"/>
+    <w:lsdException w:name="annotation reference" w:semiHidden="1" w:unhideWhenUsed="1"/>
+    <w:lsdException w:name="line number" w:semiHidden="1" w:unhideWhenUsed="1"/>
+    <w:lsdException w:name="page number" w:semiHidden="1" w:unhideWhenUsed="1"/>
+    <w:lsdException w:name="endnote reference" w:semiHidden="1" w:unhideWhenUsed="1"/>
+    <w:lsdException w:name="endnote text" w:semiHidden="1" w:unhideWhenUsed="1"/>
+    <w:lsdException w:name="table of authorities" w:semiHidden="1" w:unhideWhenUsed="1"/>
+    <w:lsdException w:name="macro" w:semiHidden="1" w:unhideWhenUsed="1"/>
+    <w:lsdException w:name="toa heading" w:semiHidden="1" w:unhideWhenUsed="1"/>
+    <w:lsdException w:name="List" w:semiHidden="1" w:unhideWhenUsed="1"/>
+    <w:lsdException w:name="List Bullet" w:semiHidden="1" w:unhideWhenUsed="1"/>
+    <w:lsdException w:name="List Number" w:semiHidden="1" w:unhideWhenUsed="1"/>
+    <w:lsdException w:name="List 2" w:semiHidden="1" w:unhideWhenUsed="1"/>
+    <w:lsdException w:name="List 3" w:semiHidden="1" w:unhideWhenUsed="1"/>
+    <w:lsdException w:name="List 4" w:semiHidden="1" w:unhideWhenUsed="1"/>
+    <w:lsdException w:name="List 5" w:semiHidden="1" w:unhideWhenUsed="1"/>
+    <w:lsdException w:name="List Bullet 2" w:semiHidden="1" w:unhideWhenUsed="1"/>
+    <w:lsdException w:name="List Bullet 3" w:semiHidden="1" w:unhideWhenUsed="1"/>
+    <w:lsdException w:name="List Bullet 4" w:semiHidden="1" w:unhideWhenUsed="1"/>
+    <w:lsdException w:name="List Bullet 5" w:semiHidden="1" w:unhideWhenUsed="1"/>
+    <w:lsdException w:name="List Number 2" w:semiHidden="1" w:unhideWhenUsed="1"/>
+    <w:lsdException w:name="List Number 3" w:semiHidden="1" w:unhideWhenUsed="1"/>
+    <w:lsdException w:name="List Number 4" w:semiHidden="1" w:unhideWhenUsed="1"/>
+    <w:lsdException w:name="List Number 5" w:semiHidden="1" w:unhideWhenUsed="1"/>
+    <w:lsdException w:name="Title" w:uiPriority="10" w:qFormat="1"/>
+    <w:lsdException w:name="Closing" w:semiHidden="1" w:unhideWhenUsed="1"/>
+    <w:lsdException w:name="Signature" w:semiHidden="1" w:unhideWhenUsed="1"/>
+    <w:lsdException w:name="Default Paragraph Font" w:semiHidden="1" w:uiPriority="1" w:unhideWhenUsed="1"/>
+    <w:lsdException w:name="Body Text" w:semiHidden="1" w:uiPriority="0" w:unhideWhenUsed="1"/>
+    <w:lsdException w:name="Body Text Indent" w:semiHidden="1" w:unhideWhenUsed="1"/>
+    <w:lsdException w:name="List Continue" w:semiHidden="1" w:unhideWhenUsed="1"/>
+    <w:lsdException w:name="List Continue 2" w:semiHidden="1" w:unhideWhenUsed="1"/>
+    <w:lsdException w:name="List Continue 3" w:semiHidden="1" w:unhideWhenUsed="1"/>
+    <w:lsdException w:name="List Continue 4" w:semiHidden="1" w:unhideWhenUsed="1"/>
+    <w:lsdException w:name="List Continue 5" w:semiHidden="1" w:unhideWhenUsed="1"/>
+    <w:lsdException w:name="Message Header" w:semiHidden="1" w:unhideWhenUsed="1"/>
+    <w:lsdException w:name="Subtitle" w:uiPriority="11" w:qFormat="1"/>
+    <w:lsdException w:name="Salutation" w:semiHidden="1" w:unhideWhenUsed="1"/>
+    <w:lsdException w:name="Date" w:semiHidden="1" w:unhideWhenUsed="1"/>
+    <w:lsdException w:name="Body Text First Indent" w:semiHidden="1" w:unhideWhenUsed="1"/>
+    <w:lsdException w:name="Body Text First Indent 2" w:semiHidden="1" w:unhideWhenUsed="1"/>
+    <w:lsdException w:name="Note Heading" w:semiHidden="1" w:unhideWhenUsed="1"/>
+    <w:lsdException w:name="Body Text 2" w:semiHidden="1" w:unhideWhenUsed="1"/>
+    <w:lsdException w:name="Body Text 3" w:semiHidden="1" w:unhideWhenUsed="1"/>
+    <w:lsdException w:name="Body Text Indent 2" w:semiHidden="1" w:unhideWhenUsed="1"/>
+    <w:lsdException w:name="Body Text Indent 3" w:semiHidden="1" w:unhideWhenUsed="1"/>
+    <w:lsdException w:name="Block Text" w:semiHidden="1" w:unhideWhenUsed="1"/>
+    <w:lsdException w:name="Hyperlink" w:semiHidden="1" w:unhideWhenUsed="1"/>
+    <w:lsdException w:name="FollowedHyperlink" w:semiHidden="1" w:unhideWhenUsed="1"/>
+    <w:lsdException w:name="Strong" w:uiPriority="22" w:qFormat="1"/>
+    <w:lsdException w:name="Emphasis" w:uiPriority="20" w:qFormat="1"/>
+    <w:lsdException w:name="Document Map" w:semiHidden="1" w:unhideWhenUsed="1"/>
+    <w:lsdException w:name="Plain Text" w:semiHidden="1" w:unhideWhenUsed="1"/>
+    <w:lsdException w:name="E-mail Signature" w:semiHidden="1" w:unhideWhenUsed="1"/>
+    <w:lsdException w:name="HTML Top of Form" w:semiHidden="1" w:unhideWhenUsed="1"/>
+    <w:lsdException w:name="HTML Bottom of Form" w:semiHidden="1" w:unhideWhenUsed="1"/>
+    <w:lsdException w:name="Normal (Web)" w:semiHidden="1" w:unhideWhenUsed="1"/>
+    <w:lsdException w:name="HTML Acronym" w:semiHidden="1" w:unhideWhenUsed="1"/>
+    <w:lsdException w:name="HTML Address" w:semiHidden="1" w:unhideWhenUsed="1"/>
+    <w:lsdException w:name="HTML Cite" w:semiHidden="1" w:unhideWhenUsed="1"/>
+    <w:lsdException w:name="HTML Code" w:semiHidden="1" w:unhideWhenUsed="1"/>
+    <w:lsdException w:name="HTML Definition" w:semiHidden="1" w:unhideWhenUsed="1"/>
+    <w:lsdException w:name="HTML Keyboard" w:semiHidden="1" w:unhideWhenUsed="1"/>
+    <w:lsdException w:name="HTML Preformatted" w:semiHidden="1" w:unhideWhenUsed="1"/>
+    <w:lsdException w:name="HTML Sample" w:semiHidden="1" w:unhideWhenUsed="1"/>
+    <w:lsdException w:name="HTML Typewriter" w:semiHidden="1" w:unhideWhenUsed="1"/>
+    <w:lsdException w:name="HTML Variable" w:semiHidden="1" w:unhideWhenUsed="1"/>
+    <w:lsdException w:name="Normal Table" w:semiHidden="1" w:unhideWhenUsed="1"/>
+    <w:lsdException w:name="annotation subject" w:semiHidden="1" w:unhideWhenUsed="1"/>
+    <w:lsdException w:name="No List" w:semiHidden="1" w:unhideWhenUsed="1"/>
+    <w:lsdException w:name="Outline List 1" w:semiHidden="1" w:unhideWhenUsed="1"/>
+    <w:lsdException w:name="Outline List 2" w:semiHidden="1" w:unhideWhenUsed="1"/>
+    <w:lsdException w:name="Outline List 3" w:semiHidden="1" w:unhideWhenUsed="1"/>
+    <w:lsdException w:name="Table Simple 1" w:semiHidden="1" w:unhideWhenUsed="1"/>
+    <w:lsdException w:name="Table Simple 2" w:semiHidden="1" w:unhideWhenUsed="1"/>
+    <w:lsdException w:name="Table Simple 3" w:semiHidden="1" w:unhideWhenUsed="1"/>
+    <w:lsdException w:name="Table Classic 1" w:semiHidden="1" w:unhideWhenUsed="1"/>
+    <w:lsdException w:name="Table Classic 2" w:semiHidden="1" w:unhideWhenUsed="1"/>
+    <w:lsdException w:name="Table Classic 3" w:semiHidden="1" w:unhideWhenUsed="1"/>
+    <w:lsdException w:name="Table Classic 4" w:semiHidden="1" w:unhideWhenUsed="1"/>
+    <w:lsdException w:name="Table Colorful 1" w:semiHidden="1" w:unhideWhenUsed="1"/>
+    <w:lsdException w:name="Table Colorful 2" w:semiHidden="1" w:unhideWhenUsed="1"/>
+    <w:lsdException w:name="Table Colorful 3" w:semiHidden="1" w:unhideWhenUsed="1"/>
+    <w:lsdException w:name="Table Columns 1" w:semiHidden="1" w:unhideWhenUsed="1"/>
+    <w:lsdException w:name="Table Columns 2" w:semiHidden="1" w:unhideWhenUsed="1"/>
+    <w:lsdException w:name="Table Columns 3" w:semiHidden="1" w:unhideWhenUsed="1"/>
+    <w:lsdException w:name="Table Columns 4" w:semiHidden="1" w:unhideWhenUsed="1"/>
+    <w:lsdException w:name="Table Columns 5" w:semiHidden="1" w:unhideWhenUsed="1"/>
+    <w:lsdException w:name="Table Grid 1" w:semiHidden="1" w:unhideWhenUsed="1"/>
+    <w:lsdException w:name="Table Grid 2" w:semiHidden="1" w:unhideWhenUsed="1"/>
+    <w:lsdException w:name="Table Grid 3" w:semiHidden="1" w:unhideWhenUsed="1"/>
+    <w:lsdException w:name="Table Grid 4" w:semiHidden="1" w:unhideWhenUsed="1"/>
+    <w:lsdException w:name="Table Grid 5" w:semiHidden="1" w:unhideWhenUsed="1"/>
+    <w:lsdException w:name="Table Grid 6" w:semiHidden="1" w:unhideWhenUsed="1"/>
+    <w:lsdException w:name="Table Grid 7" w:semiHidden="1" w:unhideWhenUsed="1"/>
+    <w:lsdException w:name="Table Grid 8" w:semiHidden="1" w:unhideWhenUsed="1"/>
+    <w:lsdException w:name="Table List 1" w:semiHidden="1" w:unhideWhenUsed="1"/>
+    <w:lsdException w:name="Table List 2" w:semiHidden="1" w:unhideWhenUsed="1"/>
+    <w:lsdException w:name="Table List 3" w:semiHidden="1" w:unhideWhenUsed="1"/>
+    <w:lsdException w:name="Table List 4" w:semiHidden="1" w:unhideWhenUsed="1"/>
+    <w:lsdException w:name="Table List 5" w:semiHidden="1" w:unhideWhenUsed="1"/>
+    <w:lsdException w:name="Table List 6" w:semiHidden="1" w:unhideWhenUsed="1"/>
+    <w:lsdException w:name="Table List 7" w:semiHidden="1" w:unhideWhenUsed="1"/>
+    <w:lsdException w:name="Table List 8" w:semiHidden="1" w:unhideWhenUsed="1"/>
+    <w:lsdException w:name="Table 3D effects 1" w:semiHidden="1" w:unhideWhenUsed="1"/>
+    <w:lsdException w:name="Table 3D effects 2" w:semiHidden="1" w:unhideWhenUsed="1"/>
+    <w:lsdException w:name="Table 3D effects 3" w:semiHidden="1" w:unhideWhenUsed="1"/>
+    <w:lsdException w:name="Table Contemporary" w:semiHidden="1" w:unhideWhenUsed="1"/>
+    <w:lsdException w:name="Table Elegant" w:semiHidden="1" w:unhideWhenUsed="1"/>
+    <w:lsdException w:name="Table Professional" w:semiHidden="1" w:unhideWhenUsed="1"/>
+    <w:lsdException w:name="Table Subtle 1" w:semiHidden="1" w:unhideWhenUsed="1"/>
+    <w:lsdException w:name="Table Subtle 2" w:semiHidden="1" w:unhideWhenUsed="1"/>
+    <w:lsdException w:name="Table Web 1" w:semiHidden="1" w:unhideWhenUsed="1"/>
+    <w:lsdException w:name="Table Web 2" w:semiHidden="1" w:unhideWhenUsed="1"/>
+    <w:lsdException w:name="Table Web 3" w:semiHidden="1" w:unhideWhenUsed="1"/>
+    <w:lsdException w:name="Balloon Text" w:semiHidden="1" w:unhideWhenUsed="1"/>
+    <w:lsdException w:name="Table Grid" w:uiPriority="59"/>
+    <w:lsdException w:name="Table Theme" w:semiHidden="1" w:unhideWhenUsed="1"/>
+    <w:lsdException w:name="Placeholder Text" w:semiHidden="1"/>
+    <w:lsdException w:name="No Spacing" w:uiPriority="1" w:qFormat="1"/>
+    <w:lsdException w:name="Light Shading" w:uiPriority="60"/>
+    <w:lsdException w:name="Light List" w:uiPriority="61"/>
+    <w:lsdException w:name="Light Grid" w:uiPriority="62"/>
+    <w:lsdException w:name="Medium Shading 1" w:uiPriority="63"/>
+    <w:lsdException w:name="Medium Shading 2" w:uiPriority="64"/>
+    <w:lsdException w:name="Medium List 1" w:uiPriority="65"/>
+    <w:lsdException w:name="Medium List 2" w:uiPriority="66"/>
+    <w:lsdException w:name="Medium Grid 1" w:uiPriority="67"/>
+    <w:lsdException w:name="Medium Grid 2" w:uiPriority="68"/>
+    <w:lsdException w:name="Medium Grid 3" w:uiPriority="69"/>
+    <w:lsdException w:name="Dark List" w:uiPriority="70"/>
+    <w:lsdException w:name="Colorful Shading" w:uiPriority="71"/>
+    <w:lsdException w:name="Colorful List" w:uiPriority="72"/>
+    <w:lsdException w:name="Colorful Grid" w:uiPriority="73"/>
+    <w:lsdException w:name="Light Shading Accent 1" w:uiPriority="60"/>
+    <w:lsdException w:name="Light List Accent 1" w:uiPriority="61"/>
+    <w:lsdException w:name="Light Grid Accent 1" w:uiPriority="62"/>
+    <w:lsdException w:name="Medium Shading 1 Accent 1" w:uiPriority="63"/>
+    <w:lsdException w:name="Medium Shading 2 Accent 1" w:uiPriority="64"/>
+    <w:lsdException w:name="Medium List 1 Accent 1" w:uiPriority="65"/>
+    <w:lsdException w:name="Revision" w:semiHidden="1"/>
+    <w:lsdException w:name="List Paragraph" w:uiPriority="34" w:qFormat="1"/>
+    <w:lsdException w:name="Quote" w:uiPriority="29" w:qFormat="1"/>
+    <w:lsdException w:name="Intense Quote" w:uiPriority="30" w:qFormat="1"/>
+    <w:lsdException w:name="Medium List 2 Accent 1" w:uiPriority="66"/>
+    <w:lsdException w:name="Medium Grid 1 Accent 1" w:uiPriority="67"/>
+    <w:lsdException w:name="Medium Grid 2 Accent 1" w:uiPriority="68"/>
+    <w:lsdException w:name="Medium Grid 3 Accent 1" w:uiPriority="69"/>
+    <w:lsdException w:name="Dark List Accent 1" w:uiPriority="70"/>
+    <w:lsdException w:name="Colorful Shading Accent 1" w:uiPriority="71"/>
+    <w:lsdException w:name="Colorful List Accent 1" w:uiPriority="72"/>
+    <w:lsdException w:name="Colorful Grid Accent 1" w:uiPriority="73"/>
+    <w:lsdException w:name="Light Shading Accent 2" w:uiPriority="60"/>
+    <w:lsdException w:name="Light List Accent 2" w:uiPriority="61"/>
+    <w:lsdException w:name="Light Grid Accent 2" w:uiPriority="62"/>
+    <w:lsdException w:name="Medium Shading 1 Accent 2" w:uiPriority="63"/>
+    <w:lsdException w:name="Medium Shading 2 Accent 2" w:uiPriority="64"/>
+    <w:lsdException w:name="Medium List 1 Accent 2" w:uiPriority="65"/>
+    <w:lsdException w:name="Medium List 2 Accent 2" w:uiPriority="66"/>
+    <w:lsdException w:name="Medium Grid 1 Accent 2" w:uiPriority="67"/>
+    <w:lsdException w:name="Medium Grid 2 Accent 2" w:uiPriority="68"/>
+    <w:lsdException w:name="Medium Grid 3 Accent 2" w:uiPriority="69"/>
+    <w:lsdException w:name="Dark List Accent 2" w:uiPriority="70"/>
+    <w:lsdException w:name="Colorful Shading Accent 2" w:uiPriority="71"/>
+    <w:lsdException w:name="Colorful List Accent 2" w:uiPriority="72"/>
+    <w:lsdException w:name="Colorful Grid Accent 2" w:uiPriority="73"/>
+    <w:lsdException w:name="Light Shading Accent 3" w:uiPriority="60"/>
+    <w:lsdException w:name="Light List Accent 3" w:uiPriority="61"/>
+    <w:lsdException w:name="Light Grid Accent 3" w:uiPriority="62"/>
+    <w:lsdException w:name="Medium Shading 1 Accent 3" w:uiPriority="63"/>
+    <w:lsdException w:name="Medium Shading 2 Accent 3" w:uiPriority="64"/>
+    <w:lsdException w:name="Medium List 1 Accent 3" w:uiPriority="65"/>
+    <w:lsdException w:name="Medium List 2 Accent 3" w:uiPriority="66"/>
+    <w:lsdException w:name="Medium Grid 1 Accent 3" w:uiPriority="67"/>
+    <w:lsdException w:name="Medium Grid 2 Accent 3" w:uiPriority="68"/>
+    <w:lsdException w:name="Medium Grid 3 Accent 3" w:uiPriority="69"/>
+    <w:lsdException w:name="Dark List Accent 3" w:uiPriority="70"/>
+    <w:lsdException w:name="Colorful Shading Accent 3" w:uiPriority="71"/>
+    <w:lsdException w:name="Colorful List Accent 3" w:uiPriority="72"/>
+    <w:lsdException w:name="Colorful Grid Accent 3" w:uiPriority="73"/>
+    <w:lsdException w:name="Light Shading Accent 4" w:uiPriority="60"/>
+    <w:lsdException w:name="Light List Accent 4" w:uiPriority="61"/>
+    <w:lsdException w:name="Light Grid Accent 4" w:uiPriority="62"/>
+    <w:lsdException w:name="Medium Shading 1 Accent 4" w:uiPriority="63"/>
+    <w:lsdException w:name="Medium Shading 2 Accent 4" w:uiPriority="64"/>
+    <w:lsdException w:name="Medium List 1 Accent 4" w:uiPriority="65"/>
+    <w:lsdException w:name="Medium List 2 Accent 4" w:uiPriority="66"/>
+    <w:lsdException w:name="Medium Grid 1 Accent 4" w:uiPriority="67"/>
+    <w:lsdException w:name="Medium Grid 2 Accent 4" w:uiPriority="68"/>
+    <w:lsdException w:name="Medium Grid 3 Accent 4" w:uiPriority="69"/>
+    <w:lsdException w:name="Dark List Accent 4" w:uiPriority="70"/>
+    <w:lsdException w:name="Colorful Shading Accent 4" w:uiPriority="71"/>
+    <w:lsdException w:name="Colorful List Accent 4" w:uiPriority="72"/>
+    <w:lsdException w:name="Colorful Grid Accent 4" w:uiPriority="73"/>
+    <w:lsdException w:name="Light Shading Accent 5" w:uiPriority="60"/>
+    <w:lsdException w:name="Light List Accent 5" w:uiPriority="61"/>
+    <w:lsdException w:name="Light Grid Accent 5" w:uiPriority="62"/>
+    <w:lsdException w:name="Medium Shading 1 Accent 5" w:uiPriority="63"/>
+    <w:lsdException w:name="Medium Shading 2 Accent 5" w:uiPriority="64"/>
+    <w:lsdException w:name="Medium List 1 Accent 5" w:uiPriority="65"/>
+    <w:lsdException w:name="Medium List 2 Accent 5" w:uiPriority="66"/>
+    <w:lsdException w:name="Medium Grid 1 Accent 5" w:uiPriority="67"/>
+    <w:lsdException w:name="Medium Grid 2 Accent 5" w:uiPriority="68"/>
+    <w:lsdException w:name="Medium Grid 3 Accent 5" w:uiPriority="69"/>
+    <w:lsdException w:name="Dark List Accent 5" w:uiPriority="70"/>
+    <w:lsdException w:name="Colorful Shading Accent 5" w:uiPriority="71"/>
+    <w:lsdException w:name="Colorful List Accent 5" w:uiPriority="72"/>
+    <w:lsdException w:name="Colorful Grid Accent 5" w:uiPriority="73"/>
+    <w:lsdException w:name="Light Shading Accent 6" w:uiPriority="60"/>
+    <w:lsdException w:name="Light List Accent 6" w:uiPriority="61"/>
+    <w:lsdException w:name="Light Grid Accent 6" w:uiPriority="62"/>
+    <w:lsdException w:name="Medium Shading 1 Accent 6" w:uiPriority="63"/>
+    <w:lsdException w:name="Medium Shading 2 Accent 6" w:uiPriority="64"/>
+    <w:lsdException w:name="Medium List 1 Accent 6" w:uiPriority="65"/>
+    <w:lsdException w:name="Medium List 2 Accent 6" w:uiPriority="66"/>
+    <w:lsdException w:name="Medium Grid 1 Accent 6" w:uiPriority="67"/>
+    <w:lsdException w:name="Medium Grid 2 Accent 6" w:uiPriority="68"/>
+    <w:lsdException w:name="Medium Grid 3 Accent 6" w:uiPriority="69"/>
+    <w:lsdException w:name="Dark List Accent 6" w:uiPriority="70"/>
+    <w:lsdException w:name="Colorful Shading Accent 6" w:uiPriority="71"/>
+    <w:lsdException w:name="Colorful List Accent 6" w:uiPriority="72"/>
+    <w:lsdException w:name="Colorful Grid Accent 6" w:uiPriority="73"/>
+    <w:lsdException w:name="Subtle Emphasis" w:uiPriority="19" w:qFormat="1"/>
+    <w:lsdException w:name="Intense Emphasis" w:uiPriority="21" w:qFormat="1"/>
+    <w:lsdException w:name="Subtle Reference" w:uiPriority="31" w:qFormat="1"/>
+    <w:lsdException w:name="Intense Reference" w:uiPriority="32" w:qFormat="1"/>
+    <w:lsdException w:name="Book Title" w:uiPriority="33" w:qFormat="1"/>
+    <w:lsdException w:name="Bibliography" w:semiHidden="1" w:uiPriority="37" w:unhideWhenUsed="1"/>
+    <w:lsdException w:name="TOC Heading" w:semiHidden="1" w:uiPriority="39" w:unhideWhenUsed="1" w:qFormat="1"/>
+    <w:lsdException w:name="Plain Table 1" w:uiPriority="41"/>
+    <w:lsdException w:name="Plain Table 2" w:uiPriority="42"/>
+    <w:lsdException w:name="Plain Table 3" w:uiPriority="43"/>
+    <w:lsdException w:name="Plain Table 4" w:uiPriority="44"/>
+    <w:lsdException w:name="Plain Table 5" w:uiPriority="45"/>
+    <w:lsdException w:name="Grid Table Light" w:uiPriority="40"/>
+    <w:lsdException w:name="Grid Table 1 Light" w:uiPriority="46"/>
+    <w:lsdException w:name="Grid Table 2" w:uiPriority="47"/>
+    <w:lsdException w:name="Grid Table 3" w:uiPriority="48"/>
+    <w:lsdException w:name="Grid Table 4" w:uiPriority="49"/>
+    <w:lsdException w:name="Grid Table 5 Dark" w:uiPriority="50"/>
+    <w:lsdException w:name="Grid Table 6 Colorful" w:uiPriority="51"/>
+    <w:lsdException w:name="Grid Table 7 Colorful" w:uiPriority="52"/>
+    <w:lsdException w:name="Grid Table 1 Light Accent 1" w:uiPriority="46"/>
+    <w:lsdException w:name="Grid Table 2 Accent 1" w:uiPriority="47"/>
+    <w:lsdException w:name="Grid Table 3 Accent 1" w:uiPriority="48"/>
+    <w:lsdException w:name="Grid Table 4 Accent 1" w:uiPriority="49"/>
+    <w:lsdException w:name="Grid Table 5 Dark Accent 1" w:uiPriority="50"/>
+    <w:lsdException w:name="Grid Table 6 Colorful Accent 1" w:uiPriority="51"/>
+    <w:lsdException w:name="Grid Table 7 Colorful Accent 1" w:uiPriority="52"/>
+    <w:lsdException w:name="Grid Table 1 Light Accent 2" w:uiPriority="46"/>
+    <w:lsdException w:name="Grid Table 2 Accent 2" w:uiPriority="47"/>
+    <w:lsdException w:name="Grid Table 3 Accent 2" w:uiPriority="48"/>
+    <w:lsdException w:name="Grid Table 4 Accent 2" w:uiPriority="49"/>
+    <w:lsdException w:name="Grid Table 5 Dark Accent 2" w:uiPriority="50"/>
+    <w:lsdException w:name="Grid Table 6 Colorful Accent 2" w:uiPriority="51"/>
+    <w:lsdException w:name="Grid Table 7 Colorful Accent 2" w:uiPriority="52"/>
+    <w:lsdException w:name="Grid Table 1 Light Accent 3" w:uiPriority="46"/>
+    <w:lsdException w:name="Grid Table 2 Accent 3" w:uiPriority="47"/>
+    <w:lsdException w:name="Grid Table 3 Accent 3" w:uiPriority="48"/>
+    <w:lsdException w:name="Grid Table 4 Accent 3" w:uiPriority="49"/>
+    <w:lsdException w:name="Grid Table 5 Dark Accent 3" w:uiPriority="50"/>
+    <w:lsdException w:name="Grid Table 6 Colorful Accent 3" w:uiPriority="51"/>
+    <w:lsdException w:name="Grid Table 7 Colorful Accent 3" w:uiPriority="52"/>
+    <w:lsdException w:name="Grid Table 1 Light Accent 4" w:uiPriority="46"/>
+    <w:lsdException w:name="Grid Table 2 Accent 4" w:uiPriority="47"/>
+    <w:lsdException w:name="Grid Table 3 Accent 4" w:uiPriority="48"/>
+    <w:lsdException w:name="Grid Table 4 Accent 4" w:uiPriority="49"/>
+    <w:lsdException w:name="Grid Table 5 Dark Accent 4" w:uiPriority="50"/>
+    <w:lsdException w:name="Grid Table 6 Colorful Accent 4" w:uiPriority="51"/>
+    <w:lsdException w:name="Grid Table 7 Colorful Accent 4" w:uiPriority="52"/>
+    <w:lsdException w:name="Grid Table 1 Light Accent 5" w:uiPriority="46"/>
+    <w:lsdException w:name="Grid Table 2 Accent 5" w:uiPriority="47"/>
+    <w:lsdException w:name="Grid Table 3 Accent 5" w:uiPriority="48"/>
+    <w:lsdException w:name="Grid Table 4 Accent 5" w:uiPriority="49"/>
+    <w:lsdException w:name="Grid Table 5 Dark Accent 5" w:uiPriority="50"/>
+    <w:lsdException w:name="Grid Table 6 Colorful Accent 5" w:uiPriority="51"/>
+    <w:lsdException w:name="Grid Table 7 Colorful Accent 5" w:uiPriority="52"/>
+    <w:lsdException w:name="Grid Table 1 Light Accent 6" w:uiPriority="46"/>
+    <w:lsdException w:name="Grid Table 2 Accent 6" w:uiPriority="47"/>
+    <w:lsdException w:name="Grid Table 3 Accent 6" w:uiPriority="48"/>
+    <w:lsdException w:name="Grid Table 4 Accent 6" w:uiPriority="49"/>
+    <w:lsdException w:name="Grid Table 5 Dark Accent 6" w:uiPriority="50"/>
+    <w:lsdException w:name="Grid Table 6 Colorful Accent 6" w:uiPriority="51"/>
+    <w:lsdException w:name="Grid Table 7 Colorful Accent 6" w:uiPriority="52"/>
+    <w:lsdException w:name="List Table 1 Light" w:uiPriority="46"/>
+    <w:lsdException w:name="List Table 2" w:uiPriority="47"/>
+    <w:lsdException w:name="List Table 3" w:uiPriority="48"/>
+    <w:lsdException w:name="List Table 4" w:uiPriority="49"/>
+    <w:lsdException w:name="List Table 5 Dark" w:uiPriority="50"/>
+    <w:lsdException w:name="List Table 6 Colorful" w:uiPriority="51"/>
+    <w:lsdException w:name="List Table 7 Colorful" w:uiPriority="52"/>
+    <w:lsdException w:name="List Table 1 Light Accent 1" w:uiPriority="46"/>
+    <w:lsdException w:name="List Table 2 Accent 1" w:uiPriority="47"/>
+    <w:lsdException w:name="List Table 3 Accent 1" w:uiPriority="48"/>
+    <w:lsdException w:name="List Table 4 Accent 1" w:uiPriority="49"/>
+    <w:lsdException w:name="List Table 5 Dark Accent 1" w:uiPriority="50"/>
+    <w:lsdException w:name="List Table 6 Colorful Accent 1" w:uiPriority="51"/>
+    <w:lsdException w:name="List Table 7 Colorful Accent 1" w:uiPriority="52"/>
+    <w:lsdException w:name="List Table 1 Light Accent 2" w:uiPriority="46"/>
+    <w:lsdException w:name="List Table 2 Accent 2" w:uiPriority="47"/>
+    <w:lsdException w:name="List Table 3 Accent 2" w:uiPriority="48"/>
+    <w:lsdException w:name="List Table 4 Accent 2" w:uiPriority="49"/>
+    <w:lsdException w:name="List Table 5 Dark Accent 2" w:uiPriority="50"/>
+    <w:lsdException w:name="List Table 6 Colorful Accent 2" w:uiPriority="51"/>
+    <w:lsdException w:name="List Table 7 Colorful Accent 2" w:uiPriority="52"/>
+    <w:lsdException w:name="List Table 1 Light Accent 3" w:uiPriority="46"/>
+    <w:lsdException w:name="List Table 2 Accent 3" w:uiPriority="47"/>
+    <w:lsdException w:name="List Table 3 Accent 3" w:uiPriority="48"/>
+    <w:lsdException w:name="List Table 4 Accent 3" w:uiPriority="49"/>
+    <w:lsdException w:name="List Table 5 Dark Accent 3" w:uiPriority="50"/>
+    <w:lsdException w:name="List Table 6 Colorful Accent 3" w:uiPriority="51"/>
+    <w:lsdException w:name="List Table 7 Colorful Accent 3" w:uiPriority="52"/>
+    <w:lsdException w:name="List Table 1 Light Accent 4" w:uiPriority="46"/>
+    <w:lsdException w:name="List Table 2 Accent 4" w:uiPriority="47"/>
+    <w:lsdException w:name="List Table 3 Accent 4" w:uiPriority="48"/>
+    <w:lsdException w:name="List Table 4 Accent 4" w:uiPriority="49"/>
+    <w:lsdException w:name="List Table 5 Dark Accent 4" w:uiPriority="50"/>
+    <w:lsdException w:name="List Table 6 Colorful Accent 4" w:uiPriority="51"/>
+    <w:lsdException w:name="List Table 7 Colorful Accent 4" w:uiPriority="52"/>
+    <w:lsdException w:name="List Table 1 Light Accent 5" w:uiPriority="46"/>
+    <w:lsdException w:name="List Table 2 Accent 5" w:uiPriority="47"/>
+    <w:lsdException w:name="List Table 3 Accent 5" w:uiPriority="48"/>
+    <w:lsdException w:name="List Table 4 Accent 5" w:uiPriority="49"/>
+    <w:lsdException w:name="List Table 5 Dark Accent 5" w:uiPriority="50"/>
+    <w:lsdException w:name="List Table 6 Colorful Accent 5" w:uiPriority="51"/>
+    <w:lsdException w:name="List Table 7 Colorful Accent 5" w:uiPriority="52"/>
+    <w:lsdException w:name="List Table 1 Light Accent 6" w:uiPriority="46"/>
+    <w:lsdException w:name="List Table 2 Accent 6" w:uiPriority="47"/>
+    <w:lsdException w:name="List Table 3 Accent 6" w:uiPriority="48"/>
+    <w:lsdException w:name="List Table 4 Accent 6" w:uiPriority="49"/>
+    <w:lsdException w:name="List Table 5 Dark Accent 6" w:uiPriority="50"/>
+    <w:lsdException w:name="List Table 6 Colorful Accent 6" w:uiPriority="51"/>
+    <w:lsdException w:name="List Table 7 Colorful Accent 6" w:uiPriority="52"/>
+    <w:lsdException w:name="Mention" w:semiHidden="1" w:unhideWhenUsed="1"/>
+    <w:lsdException w:name="Smart Hyperlink" w:semiHidden="1" w:unhideWhenUsed="1"/>
+    <w:lsdException w:name="Hashtag" w:semiHidden="1" w:unhideWhenUsed="1"/>
+    <w:lsdException w:name="Unresolved Mention" w:semiHidden="1" w:unhideWhenUsed="1"/>
+    <w:lsdException w:name="Smart Link" w:semiHidden="1" w:unhideWhenUsed="1"/>
   </w:latentStyles>
   <w:style w:type="paragraph" w:default="1" w:styleId="Normal">
     <w:name w:val="Normal"/>
@@ -927,7 +3407,6 @@
     <w:uiPriority w:val="99"/>
     <w:semiHidden/>
     <w:unhideWhenUsed/>
-    <w:qFormat/>
     <w:tblPr>
       <w:tblInd w:w="0" w:type="dxa"/>
       <w:tblCellMar>
@@ -1056,7 +3535,7 @@
 </file>
 
 <file path=word/glossary/document.xml><?xml version="1.0" encoding="utf-8"?>
-<w:glossaryDocument xmlns:ve="http://schemas.openxmlformats.org/markup-compatibility/2006" xmlns:o="urn:schemas-microsoft-com:office:office" xmlns:r="http://schemas.openxmlformats.org/officeDocument/2006/relationships" xmlns:m="http://schemas.openxmlformats.org/officeDocument/2006/math" xmlns:v="urn:schemas-microsoft-com:vml" xmlns:wp="http://schemas.openxmlformats.org/drawingml/2006/wordprocessingDrawing" xmlns:w10="urn:schemas-microsoft-com:office:word" xmlns:w="http://schemas.openxmlformats.org/wordprocessingml/2006/main" xmlns:wne="http://schemas.microsoft.com/office/word/2006/wordml">
+<w:glossaryDocument xmlns:wpc="http://schemas.microsoft.com/office/word/2010/wordprocessingCanvas" xmlns:cx="http://schemas.microsoft.com/office/drawing/2014/chartex" xmlns:cx1="http://schemas.microsoft.com/office/drawing/2015/9/8/chartex" xmlns:cx2="http://schemas.microsoft.com/office/drawing/2015/10/21/chartex" xmlns:cx3="http://schemas.microsoft.com/office/drawing/2016/5/9/chartex" xmlns:cx4="http://schemas.microsoft.com/office/drawing/2016/5/10/chartex" xmlns:cx5="http://schemas.microsoft.com/office/drawing/2016/5/11/chartex" xmlns:cx6="http://schemas.microsoft.com/office/drawing/2016/5/12/chartex" xmlns:cx7="http://schemas.microsoft.com/office/drawing/2016/5/13/chartex" xmlns:cx8="http://schemas.microsoft.com/office/drawing/2016/5/14/chartex" xmlns:mc="http://schemas.openxmlformats.org/markup-compatibility/2006" xmlns:aink="http://schemas.microsoft.com/office/drawing/2016/ink" xmlns:am3d="http://schemas.microsoft.com/office/drawing/2017/model3d" xmlns:o="urn:schemas-microsoft-com:office:office" xmlns:oel="http://schemas.microsoft.com/office/2019/extlst" xmlns:r="http://schemas.openxmlformats.org/officeDocument/2006/relationships" xmlns:m="http://schemas.openxmlformats.org/officeDocument/2006/math" xmlns:v="urn:schemas-microsoft-com:vml" xmlns:wp14="http://schemas.microsoft.com/office/word/2010/wordprocessingDrawing" xmlns:wp="http://schemas.openxmlformats.org/drawingml/2006/wordprocessingDrawing" xmlns:w10="urn:schemas-microsoft-com:office:word" xmlns:w="http://schemas.openxmlformats.org/wordprocessingml/2006/main" xmlns:w14="http://schemas.microsoft.com/office/word/2010/wordml" xmlns:w15="http://schemas.microsoft.com/office/word/2012/wordml" xmlns:w16cex="http://schemas.microsoft.com/office/word/2018/wordml/cex" xmlns:w16cid="http://schemas.microsoft.com/office/word/2016/wordml/cid" xmlns:w16="http://schemas.microsoft.com/office/word/2018/wordml" xmlns:w16du="http://schemas.microsoft.com/office/word/2023/wordml/word16du" xmlns:w16sdtdh="http://schemas.microsoft.com/office/word/2020/wordml/sdtdatahash" xmlns:w16sdtfl="http://schemas.microsoft.com/office/word/2024/wordml/sdtformatlock" xmlns:w16se="http://schemas.microsoft.com/office/word/2015/wordml/symex" xmlns:wpg="http://schemas.microsoft.com/office/word/2010/wordprocessingGroup" xmlns:wpi="http://schemas.microsoft.com/office/word/2010/wordprocessingInk" xmlns:wne="http://schemas.microsoft.com/office/word/2006/wordml" xmlns:wps="http://schemas.microsoft.com/office/word/2010/wordprocessingShape" mc:Ignorable="w14 w15 w16se w16cid w16 w16cex w16sdtdh w16sdtfl w16du wp14">
   <w:docParts>
     <w:docPart>
       <w:docPartPr>
@@ -1094,30 +3573,30 @@
 </file>
 
 <file path=word/glossary/fontTable.xml><?xml version="1.0" encoding="utf-8"?>
-<w:fonts xmlns:r="http://schemas.openxmlformats.org/officeDocument/2006/relationships" xmlns:w="http://schemas.openxmlformats.org/wordprocessingml/2006/main">
+<w:fonts xmlns:mc="http://schemas.openxmlformats.org/markup-compatibility/2006" xmlns:r="http://schemas.openxmlformats.org/officeDocument/2006/relationships" xmlns:w="http://schemas.openxmlformats.org/wordprocessingml/2006/main" xmlns:w14="http://schemas.microsoft.com/office/word/2010/wordml" xmlns:w15="http://schemas.microsoft.com/office/word/2012/wordml" xmlns:w16cex="http://schemas.microsoft.com/office/word/2018/wordml/cex" xmlns:w16cid="http://schemas.microsoft.com/office/word/2016/wordml/cid" xmlns:w16="http://schemas.microsoft.com/office/word/2018/wordml" xmlns:w16du="http://schemas.microsoft.com/office/word/2023/wordml/word16du" xmlns:w16sdtdh="http://schemas.microsoft.com/office/word/2020/wordml/sdtdatahash" xmlns:w16sdtfl="http://schemas.microsoft.com/office/word/2024/wordml/sdtformatlock" xmlns:w16se="http://schemas.microsoft.com/office/word/2015/wordml/symex" mc:Ignorable="w14 w15 w16se w16cid w16 w16cex w16sdtdh w16sdtfl w16du">
   <w:font w:name="Times New Roman">
     <w:panose1 w:val="02020603050405020304"/>
     <w:charset w:val="00"/>
     <w:family w:val="roman"/>
     <w:pitch w:val="variable"/>
-    <w:sig w:usb0="E0002AFF" w:usb1="C0007841" w:usb2="00000009" w:usb3="00000000" w:csb0="000001FF" w:csb1="00000000"/>
+    <w:sig w:usb0="E0002EFF" w:usb1="C000785B" w:usb2="00000009" w:usb3="00000000" w:csb0="000001FF" w:csb1="00000000"/>
   </w:font>
   <w:font w:name="Calibri">
     <w:panose1 w:val="020F0502020204030204"/>
     <w:charset w:val="00"/>
     <w:family w:val="swiss"/>
     <w:pitch w:val="variable"/>
-    <w:sig w:usb0="E10002FF" w:usb1="4000ACFF" w:usb2="00000009" w:usb3="00000000" w:csb0="0000019F" w:csb1="00000000"/>
+    <w:sig w:usb0="E4002EFF" w:usb1="C200247B" w:usb2="00000009" w:usb3="00000000" w:csb0="000001FF" w:csb1="00000000"/>
   </w:font>
   <w:font w:name="Arial">
     <w:panose1 w:val="020B0604020202020204"/>
     <w:charset w:val="00"/>
     <w:family w:val="swiss"/>
     <w:pitch w:val="variable"/>
-    <w:sig w:usb0="E0002AFF" w:usb1="C0007843" w:usb2="00000009" w:usb3="00000000" w:csb0="000001FF" w:csb1="00000000"/>
+    <w:sig w:usb0="E0002EFF" w:usb1="C000785B" w:usb2="00000009" w:usb3="00000000" w:csb0="000001FF" w:csb1="00000000"/>
   </w:font>
   <w:font w:name="Tahoma">
-    <w:panose1 w:val="020B0604030504040204"/>
+    <w:panose1 w:val="00000000000000000000"/>
     <w:charset w:val="00"/>
     <w:family w:val="swiss"/>
     <w:notTrueType/>
@@ -1129,22 +3608,38 @@
     <w:charset w:val="00"/>
     <w:family w:val="roman"/>
     <w:pitch w:val="variable"/>
-    <w:sig w:usb0="E00002FF" w:usb1="400004FF" w:usb2="00000000" w:usb3="00000000" w:csb0="0000019F" w:csb1="00000000"/>
+    <w:sig w:usb0="E00006FF" w:usb1="420024FF" w:usb2="02000000" w:usb3="00000000" w:csb0="0000019F" w:csb1="00000000"/>
+  </w:font>
+  <w:font w:name="Aptos">
+    <w:charset w:val="00"/>
+    <w:family w:val="swiss"/>
+    <w:pitch w:val="variable"/>
+    <w:sig w:usb0="20000287" w:usb1="00000003" w:usb2="00000000" w:usb3="00000000" w:csb0="0000019F" w:csb1="00000000"/>
+  </w:font>
+  <w:font w:name="Aptos Display">
+    <w:charset w:val="00"/>
+    <w:family w:val="swiss"/>
+    <w:pitch w:val="variable"/>
+    <w:sig w:usb0="20000287" w:usb1="00000003" w:usb2="00000000" w:usb3="00000000" w:csb0="0000019F" w:csb1="00000000"/>
   </w:font>
 </w:fonts>
 </file>
 
 <file path=word/glossary/settings.xml><?xml version="1.0" encoding="utf-8"?>
-<w:settings xmlns:o="urn:schemas-microsoft-com:office:office" xmlns:r="http://schemas.openxmlformats.org/officeDocument/2006/relationships" xmlns:m="http://schemas.openxmlformats.org/officeDocument/2006/math" xmlns:v="urn:schemas-microsoft-com:vml" xmlns:w10="urn:schemas-microsoft-com:office:word" xmlns:w="http://schemas.openxmlformats.org/wordprocessingml/2006/main" xmlns:sl="http://schemas.openxmlformats.org/schemaLibrary/2006/main">
+<w:settings xmlns:mc="http://schemas.openxmlformats.org/markup-compatibility/2006" xmlns:o="urn:schemas-microsoft-com:office:office" xmlns:r="http://schemas.openxmlformats.org/officeDocument/2006/relationships" xmlns:m="http://schemas.openxmlformats.org/officeDocument/2006/math" xmlns:v="urn:schemas-microsoft-com:vml" xmlns:w10="urn:schemas-microsoft-com:office:word" xmlns:w="http://schemas.openxmlformats.org/wordprocessingml/2006/main" xmlns:w14="http://schemas.microsoft.com/office/word/2010/wordml" xmlns:w15="http://schemas.microsoft.com/office/word/2012/wordml" xmlns:w16cex="http://schemas.microsoft.com/office/word/2018/wordml/cex" xmlns:w16cid="http://schemas.microsoft.com/office/word/2016/wordml/cid" xmlns:w16="http://schemas.microsoft.com/office/word/2018/wordml" xmlns:w16du="http://schemas.microsoft.com/office/word/2023/wordml/word16du" xmlns:w16sdtdh="http://schemas.microsoft.com/office/word/2020/wordml/sdtdatahash" xmlns:w16sdtfl="http://schemas.microsoft.com/office/word/2024/wordml/sdtformatlock" xmlns:w16se="http://schemas.microsoft.com/office/word/2015/wordml/symex" xmlns:sl="http://schemas.openxmlformats.org/schemaLibrary/2006/main" mc:Ignorable="w14 w15 w16se w16cid w16 w16cex w16sdtdh w16sdtfl w16du">
   <w:view w:val="normal"/>
   <w:defaultTabStop w:val="720"/>
   <w:characterSpacingControl w:val="doNotCompress"/>
   <w:compat>
     <w:useFELayout/>
+    <w:compatSetting w:name="compatibilityMode" w:uri="http://schemas.microsoft.com/office/word" w:val="12"/>
+    <w:compatSetting w:name="useWord2013TrackBottomHyphenation" w:uri="http://schemas.microsoft.com/office/word" w:val="1"/>
   </w:compat>
   <w:rsids>
     <w:rsidRoot w:val="00F73A3C"/>
+    <w:rsid w:val="00896249"/>
     <w:rsid w:val="00933AE2"/>
+    <w:rsid w:val="00C1364E"/>
     <w:rsid w:val="00D03D13"/>
     <w:rsid w:val="00F73A3C"/>
   </w:rsids>
@@ -1152,7 +3647,7 @@
     <m:mathFont m:val="Cambria Math"/>
     <m:brkBin m:val="before"/>
     <m:brkBinSub m:val="--"/>
-    <m:smallFrac m:val="off"/>
+    <m:smallFrac m:val="0"/>
     <m:dispDef/>
     <m:lMargin m:val="0"/>
     <m:rMargin m:val="0"/>
@@ -1169,7 +3664,7 @@
 </file>
 
 <file path=word/glossary/styles.xml><?xml version="1.0" encoding="utf-8"?>
-<w:styles xmlns:r="http://schemas.openxmlformats.org/officeDocument/2006/relationships" xmlns:w="http://schemas.openxmlformats.org/wordprocessingml/2006/main">
+<w:styles xmlns:mc="http://schemas.openxmlformats.org/markup-compatibility/2006" xmlns:r="http://schemas.openxmlformats.org/officeDocument/2006/relationships" xmlns:w="http://schemas.openxmlformats.org/wordprocessingml/2006/main" xmlns:w14="http://schemas.microsoft.com/office/word/2010/wordml" xmlns:w15="http://schemas.microsoft.com/office/word/2012/wordml" xmlns:w16cex="http://schemas.microsoft.com/office/word/2018/wordml/cex" xmlns:w16cid="http://schemas.microsoft.com/office/word/2016/wordml/cid" xmlns:w16="http://schemas.microsoft.com/office/word/2018/wordml" xmlns:w16du="http://schemas.microsoft.com/office/word/2023/wordml/word16du" xmlns:w16sdtdh="http://schemas.microsoft.com/office/word/2020/wordml/sdtdatahash" xmlns:w16sdtfl="http://schemas.microsoft.com/office/word/2024/wordml/sdtformatlock" xmlns:w16se="http://schemas.microsoft.com/office/word/2015/wordml/symex" mc:Ignorable="w14 w15 w16se w16cid w16 w16cex w16sdtdh w16sdtfl w16du">
   <w:docDefaults>
     <w:rPrDefault>
       <w:rPr>
@@ -1185,144 +3680,383 @@
       </w:pPr>
     </w:pPrDefault>
   </w:docDefaults>
-  <w:latentStyles w:defLockedState="0" w:defUIPriority="99" w:defSemiHidden="1" w:defUnhideWhenUsed="1" w:defQFormat="0" w:count="267">
-    <w:lsdException w:name="Normal" w:semiHidden="0" w:uiPriority="0" w:unhideWhenUsed="0" w:qFormat="1"/>
-    <w:lsdException w:name="heading 1" w:semiHidden="0" w:uiPriority="9" w:unhideWhenUsed="0" w:qFormat="1"/>
-    <w:lsdException w:name="heading 2" w:uiPriority="9" w:qFormat="1"/>
-    <w:lsdException w:name="heading 3" w:uiPriority="9" w:qFormat="1"/>
-    <w:lsdException w:name="heading 4" w:uiPriority="9" w:qFormat="1"/>
-    <w:lsdException w:name="heading 5" w:uiPriority="9" w:qFormat="1"/>
-    <w:lsdException w:name="heading 6" w:uiPriority="9" w:qFormat="1"/>
-    <w:lsdException w:name="heading 7" w:uiPriority="9" w:qFormat="1"/>
-    <w:lsdException w:name="heading 8" w:uiPriority="9" w:qFormat="1"/>
-    <w:lsdException w:name="heading 9" w:uiPriority="9" w:qFormat="1"/>
-    <w:lsdException w:name="toc 1" w:uiPriority="39"/>
-    <w:lsdException w:name="toc 2" w:uiPriority="39"/>
-    <w:lsdException w:name="toc 3" w:uiPriority="39"/>
-    <w:lsdException w:name="toc 4" w:uiPriority="39"/>
-    <w:lsdException w:name="toc 5" w:uiPriority="39"/>
-    <w:lsdException w:name="toc 6" w:uiPriority="39"/>
-    <w:lsdException w:name="toc 7" w:uiPriority="39"/>
-    <w:lsdException w:name="toc 8" w:uiPriority="39"/>
-    <w:lsdException w:name="toc 9" w:uiPriority="39"/>
-    <w:lsdException w:name="caption" w:uiPriority="35" w:qFormat="1"/>
-    <w:lsdException w:name="Title" w:semiHidden="0" w:uiPriority="10" w:unhideWhenUsed="0" w:qFormat="1"/>
-    <w:lsdException w:name="Default Paragraph Font" w:uiPriority="1"/>
-    <w:lsdException w:name="Subtitle" w:semiHidden="0" w:uiPriority="11" w:unhideWhenUsed="0" w:qFormat="1"/>
-    <w:lsdException w:name="Strong" w:semiHidden="0" w:uiPriority="22" w:unhideWhenUsed="0" w:qFormat="1"/>
-    <w:lsdException w:name="Emphasis" w:semiHidden="0" w:uiPriority="20" w:unhideWhenUsed="0" w:qFormat="1"/>
-    <w:lsdException w:name="Table Grid" w:semiHidden="0" w:uiPriority="59" w:unhideWhenUsed="0"/>
-    <w:lsdException w:name="Placeholder Text" w:unhideWhenUsed="0"/>
-    <w:lsdException w:name="No Spacing" w:semiHidden="0" w:uiPriority="1" w:unhideWhenUsed="0" w:qFormat="1"/>
-    <w:lsdException w:name="Light Shading" w:semiHidden="0" w:uiPriority="60" w:unhideWhenUsed="0"/>
-    <w:lsdException w:name="Light List" w:semiHidden="0" w:uiPriority="61" w:unhideWhenUsed="0"/>
-    <w:lsdException w:name="Light Grid" w:semiHidden="0" w:uiPriority="62" w:unhideWhenUsed="0"/>
-    <w:lsdException w:name="Medium Shading 1" w:semiHidden="0" w:uiPriority="63" w:unhideWhenUsed="0"/>
-    <w:lsdException w:name="Medium Shading 2" w:semiHidden="0" w:uiPriority="64" w:unhideWhenUsed="0"/>
-    <w:lsdException w:name="Medium List 1" w:semiHidden="0" w:uiPriority="65" w:unhideWhenUsed="0"/>
-    <w:lsdException w:name="Medium List 2" w:semiHidden="0" w:uiPriority="66" w:unhideWhenUsed="0"/>
-    <w:lsdException w:name="Medium Grid 1" w:semiHidden="0" w:uiPriority="67" w:unhideWhenUsed="0"/>
-    <w:lsdException w:name="Medium Grid 2" w:semiHidden="0" w:uiPriority="68" w:unhideWhenUsed="0"/>
-    <w:lsdException w:name="Medium Grid 3" w:semiHidden="0" w:uiPriority="69" w:unhideWhenUsed="0"/>
-    <w:lsdException w:name="Dark List" w:semiHidden="0" w:uiPriority="70" w:unhideWhenUsed="0"/>
-    <w:lsdException w:name="Colorful Shading" w:semiHidden="0" w:uiPriority="71" w:unhideWhenUsed="0"/>
-    <w:lsdException w:name="Colorful List" w:semiHidden="0" w:uiPriority="72" w:unhideWhenUsed="0"/>
-    <w:lsdException w:name="Colorful Grid" w:semiHidden="0" w:uiPriority="73" w:unhideWhenUsed="0"/>
-    <w:lsdException w:name="Light Shading Accent 1" w:semiHidden="0" w:uiPriority="60" w:unhideWhenUsed="0"/>
-    <w:lsdException w:name="Light List Accent 1" w:semiHidden="0" w:uiPriority="61" w:unhideWhenUsed="0"/>
-    <w:lsdException w:name="Light Grid Accent 1" w:semiHidden="0" w:uiPriority="62" w:unhideWhenUsed="0"/>
-    <w:lsdException w:name="Medium Shading 1 Accent 1" w:semiHidden="0" w:uiPriority="63" w:unhideWhenUsed="0"/>
-    <w:lsdException w:name="Medium Shading 2 Accent 1" w:semiHidden="0" w:uiPriority="64" w:unhideWhenUsed="0"/>
-    <w:lsdException w:name="Medium List 1 Accent 1" w:semiHidden="0" w:uiPriority="65" w:unhideWhenUsed="0"/>
-    <w:lsdException w:name="Revision" w:unhideWhenUsed="0"/>
-    <w:lsdException w:name="List Paragraph" w:semiHidden="0" w:uiPriority="34" w:unhideWhenUsed="0" w:qFormat="1"/>
-    <w:lsdException w:name="Quote" w:semiHidden="0" w:uiPriority="29" w:unhideWhenUsed="0" w:qFormat="1"/>
-    <w:lsdException w:name="Intense Quote" w:semiHidden="0" w:uiPriority="30" w:unhideWhenUsed="0" w:qFormat="1"/>
-    <w:lsdException w:name="Medium List 2 Accent 1" w:semiHidden="0" w:uiPriority="66" w:unhideWhenUsed="0"/>
-    <w:lsdException w:name="Medium Grid 1 Accent 1" w:semiHidden="0" w:uiPriority="67" w:unhideWhenUsed="0"/>
-    <w:lsdException w:name="Medium Grid 2 Accent 1" w:semiHidden="0" w:uiPriority="68" w:unhideWhenUsed="0"/>
-    <w:lsdException w:name="Medium Grid 3 Accent 1" w:semiHidden="0" w:uiPriority="69" w:unhideWhenUsed="0"/>
-    <w:lsdException w:name="Dark List Accent 1" w:semiHidden="0" w:uiPriority="70" w:unhideWhenUsed="0"/>
-    <w:lsdException w:name="Colorful Shading Accent 1" w:semiHidden="0" w:uiPriority="71" w:unhideWhenUsed="0"/>
-    <w:lsdException w:name="Colorful List Accent 1" w:semiHidden="0" w:uiPriority="72" w:unhideWhenUsed="0"/>
-    <w:lsdException w:name="Colorful Grid Accent 1" w:semiHidden="0" w:uiPriority="73" w:unhideWhenUsed="0"/>
-    <w:lsdException w:name="Light Shading Accent 2" w:semiHidden="0" w:uiPriority="60" w:unhideWhenUsed="0"/>
-    <w:lsdException w:name="Light List Accent 2" w:semiHidden="0" w:uiPriority="61" w:unhideWhenUsed="0"/>
-    <w:lsdException w:name="Light Grid Accent 2" w:semiHidden="0" w:uiPriority="62" w:unhideWhenUsed="0"/>
-    <w:lsdException w:name="Medium Shading 1 Accent 2" w:semiHidden="0" w:uiPriority="63" w:unhideWhenUsed="0"/>
-    <w:lsdException w:name="Medium Shading 2 Accent 2" w:semiHidden="0" w:uiPriority="64" w:unhideWhenUsed="0"/>
-    <w:lsdException w:name="Medium List 1 Accent 2" w:semiHidden="0" w:uiPriority="65" w:unhideWhenUsed="0"/>
-    <w:lsdException w:name="Medium List 2 Accent 2" w:semiHidden="0" w:uiPriority="66" w:unhideWhenUsed="0"/>
-    <w:lsdException w:name="Medium Grid 1 Accent 2" w:semiHidden="0" w:uiPriority="67" w:unhideWhenUsed="0"/>
-    <w:lsdException w:name="Medium Grid 2 Accent 2" w:semiHidden="0" w:uiPriority="68" w:unhideWhenUsed="0"/>
-    <w:lsdException w:name="Medium Grid 3 Accent 2" w:semiHidden="0" w:uiPriority="69" w:unhideWhenUsed="0"/>
-    <w:lsdException w:name="Dark List Accent 2" w:semiHidden="0" w:uiPriority="70" w:unhideWhenUsed="0"/>
-    <w:lsdException w:name="Colorful Shading Accent 2" w:semiHidden="0" w:uiPriority="71" w:unhideWhenUsed="0"/>
-    <w:lsdException w:name="Colorful List Accent 2" w:semiHidden="0" w:uiPriority="72" w:unhideWhenUsed="0"/>
-    <w:lsdException w:name="Colorful Grid Accent 2" w:semiHidden="0" w:uiPriority="73" w:unhideWhenUsed="0"/>
-    <w:lsdException w:name="Light Shading Accent 3" w:semiHidden="0" w:uiPriority="60" w:unhideWhenUsed="0"/>
-    <w:lsdException w:name="Light List Accent 3" w:semiHidden="0" w:uiPriority="61" w:unhideWhenUsed="0"/>
-    <w:lsdException w:name="Light Grid Accent 3" w:semiHidden="0" w:uiPriority="62" w:unhideWhenUsed="0"/>
-    <w:lsdException w:name="Medium Shading 1 Accent 3" w:semiHidden="0" w:uiPriority="63" w:unhideWhenUsed="0"/>
-    <w:lsdException w:name="Medium Shading 2 Accent 3" w:semiHidden="0" w:uiPriority="64" w:unhideWhenUsed="0"/>
-    <w:lsdException w:name="Medium List 1 Accent 3" w:semiHidden="0" w:uiPriority="65" w:unhideWhenUsed="0"/>
-    <w:lsdException w:name="Medium List 2 Accent 3" w:semiHidden="0" w:uiPriority="66" w:unhideWhenUsed="0"/>
-    <w:lsdException w:name="Medium Grid 1 Accent 3" w:semiHidden="0" w:uiPriority="67" w:unhideWhenUsed="0"/>
-    <w:lsdException w:name="Medium Grid 2 Accent 3" w:semiHidden="0" w:uiPriority="68" w:unhideWhenUsed="0"/>
-    <w:lsdException w:name="Medium Grid 3 Accent 3" w:semiHidden="0" w:uiPriority="69" w:unhideWhenUsed="0"/>
-    <w:lsdException w:name="Dark List Accent 3" w:semiHidden="0" w:uiPriority="70" w:unhideWhenUsed="0"/>
-    <w:lsdException w:name="Colorful Shading Accent 3" w:semiHidden="0" w:uiPriority="71" w:unhideWhenUsed="0"/>
-    <w:lsdException w:name="Colorful List Accent 3" w:semiHidden="0" w:uiPriority="72" w:unhideWhenUsed="0"/>
-    <w:lsdException w:name="Colorful Grid Accent 3" w:semiHidden="0" w:uiPriority="73" w:unhideWhenUsed="0"/>
-    <w:lsdException w:name="Light Shading Accent 4" w:semiHidden="0" w:uiPriority="60" w:unhideWhenUsed="0"/>
-    <w:lsdException w:name="Light List Accent 4" w:semiHidden="0" w:uiPriority="61" w:unhideWhenUsed="0"/>
-    <w:lsdException w:name="Light Grid Accent 4" w:semiHidden="0" w:uiPriority="62" w:unhideWhenUsed="0"/>
-    <w:lsdException w:name="Medium Shading 1 Accent 4" w:semiHidden="0" w:uiPriority="63" w:unhideWhenUsed="0"/>
-    <w:lsdException w:name="Medium Shading 2 Accent 4" w:semiHidden="0" w:uiPriority="64" w:unhideWhenUsed="0"/>
-    <w:lsdException w:name="Medium List 1 Accent 4" w:semiHidden="0" w:uiPriority="65" w:unhideWhenUsed="0"/>
-    <w:lsdException w:name="Medium List 2 Accent 4" w:semiHidden="0" w:uiPriority="66" w:unhideWhenUsed="0"/>
-    <w:lsdException w:name="Medium Grid 1 Accent 4" w:semiHidden="0" w:uiPriority="67" w:unhideWhenUsed="0"/>
-    <w:lsdException w:name="Medium Grid 2 Accent 4" w:semiHidden="0" w:uiPriority="68" w:unhideWhenUsed="0"/>
-    <w:lsdException w:name="Medium Grid 3 Accent 4" w:semiHidden="0" w:uiPriority="69" w:unhideWhenUsed="0"/>
-    <w:lsdException w:name="Dark List Accent 4" w:semiHidden="0" w:uiPriority="70" w:unhideWhenUsed="0"/>
-    <w:lsdException w:name="Colorful Shading Accent 4" w:semiHidden="0" w:uiPriority="71" w:unhideWhenUsed="0"/>
-    <w:lsdException w:name="Colorful List Accent 4" w:semiHidden="0" w:uiPriority="72" w:unhideWhenUsed="0"/>
-    <w:lsdException w:name="Colorful Grid Accent 4" w:semiHidden="0" w:uiPriority="73" w:unhideWhenUsed="0"/>
-    <w:lsdException w:name="Light Shading Accent 5" w:semiHidden="0" w:uiPriority="60" w:unhideWhenUsed="0"/>
-    <w:lsdException w:name="Light List Accent 5" w:semiHidden="0" w:uiPriority="61" w:unhideWhenUsed="0"/>
-    <w:lsdException w:name="Light Grid Accent 5" w:semiHidden="0" w:uiPriority="62" w:unhideWhenUsed="0"/>
-    <w:lsdException w:name="Medium Shading 1 Accent 5" w:semiHidden="0" w:uiPriority="63" w:unhideWhenUsed="0"/>
-    <w:lsdException w:name="Medium Shading 2 Accent 5" w:semiHidden="0" w:uiPriority="64" w:unhideWhenUsed="0"/>
-    <w:lsdException w:name="Medium List 1 Accent 5" w:semiHidden="0" w:uiPriority="65" w:unhideWhenUsed="0"/>
-    <w:lsdException w:name="Medium List 2 Accent 5" w:semiHidden="0" w:uiPriority="66" w:unhideWhenUsed="0"/>
-    <w:lsdException w:name="Medium Grid 1 Accent 5" w:semiHidden="0" w:uiPriority="67" w:unhideWhenUsed="0"/>
-    <w:lsdException w:name="Medium Grid 2 Accent 5" w:semiHidden="0" w:uiPriority="68" w:unhideWhenUsed="0"/>
-    <w:lsdException w:name="Medium Grid 3 Accent 5" w:semiHidden="0" w:uiPriority="69" w:unhideWhenUsed="0"/>
-    <w:lsdException w:name="Dark List Accent 5" w:semiHidden="0" w:uiPriority="70" w:unhideWhenUsed="0"/>
-    <w:lsdException w:name="Colorful Shading Accent 5" w:semiHidden="0" w:uiPriority="71" w:unhideWhenUsed="0"/>
-    <w:lsdException w:name="Colorful List Accent 5" w:semiHidden="0" w:uiPriority="72" w:unhideWhenUsed="0"/>
-    <w:lsdException w:name="Colorful Grid Accent 5" w:semiHidden="0" w:uiPriority="73" w:unhideWhenUsed="0"/>
-    <w:lsdException w:name="Light Shading Accent 6" w:semiHidden="0" w:uiPriority="60" w:unhideWhenUsed="0"/>
-    <w:lsdException w:name="Light List Accent 6" w:semiHidden="0" w:uiPriority="61" w:unhideWhenUsed="0"/>
-    <w:lsdException w:name="Light Grid Accent 6" w:semiHidden="0" w:uiPriority="62" w:unhideWhenUsed="0"/>
-    <w:lsdException w:name="Medium Shading 1 Accent 6" w:semiHidden="0" w:uiPriority="63" w:unhideWhenUsed="0"/>
-    <w:lsdException w:name="Medium Shading 2 Accent 6" w:semiHidden="0" w:uiPriority="64" w:unhideWhenUsed="0"/>
-    <w:lsdException w:name="Medium List 1 Accent 6" w:semiHidden="0" w:uiPriority="65" w:unhideWhenUsed="0"/>
-    <w:lsdException w:name="Medium List 2 Accent 6" w:semiHidden="0" w:uiPriority="66" w:unhideWhenUsed="0"/>
-    <w:lsdException w:name="Medium Grid 1 Accent 6" w:semiHidden="0" w:uiPriority="67" w:unhideWhenUsed="0"/>
-    <w:lsdException w:name="Medium Grid 2 Accent 6" w:semiHidden="0" w:uiPriority="68" w:unhideWhenUsed="0"/>
-    <w:lsdException w:name="Medium Grid 3 Accent 6" w:semiHidden="0" w:uiPriority="69" w:unhideWhenUsed="0"/>
-    <w:lsdException w:name="Dark List Accent 6" w:semiHidden="0" w:uiPriority="70" w:unhideWhenUsed="0"/>
-    <w:lsdException w:name="Colorful Shading Accent 6" w:semiHidden="0" w:uiPriority="71" w:unhideWhenUsed="0"/>
-    <w:lsdException w:name="Colorful List Accent 6" w:semiHidden="0" w:uiPriority="72" w:unhideWhenUsed="0"/>
-    <w:lsdException w:name="Colorful Grid Accent 6" w:semiHidden="0" w:uiPriority="73" w:unhideWhenUsed="0"/>
-    <w:lsdException w:name="Subtle Emphasis" w:semiHidden="0" w:uiPriority="19" w:unhideWhenUsed="0" w:qFormat="1"/>
-    <w:lsdException w:name="Intense Emphasis" w:semiHidden="0" w:uiPriority="21" w:unhideWhenUsed="0" w:qFormat="1"/>
-    <w:lsdException w:name="Subtle Reference" w:semiHidden="0" w:uiPriority="31" w:unhideWhenUsed="0" w:qFormat="1"/>
-    <w:lsdException w:name="Intense Reference" w:semiHidden="0" w:uiPriority="32" w:unhideWhenUsed="0" w:qFormat="1"/>
-    <w:lsdException w:name="Book Title" w:semiHidden="0" w:uiPriority="33" w:unhideWhenUsed="0" w:qFormat="1"/>
-    <w:lsdException w:name="Bibliography" w:uiPriority="37"/>
-    <w:lsdException w:name="TOC Heading" w:uiPriority="39" w:qFormat="1"/>
+  <w:latentStyles w:defLockedState="0" w:defUIPriority="99" w:defSemiHidden="0" w:defUnhideWhenUsed="0" w:defQFormat="0" w:count="376">
+    <w:lsdException w:name="Normal" w:uiPriority="0" w:qFormat="1"/>
+    <w:lsdException w:name="heading 1" w:uiPriority="9" w:qFormat="1"/>
+    <w:lsdException w:name="heading 2" w:semiHidden="1" w:uiPriority="9" w:unhideWhenUsed="1" w:qFormat="1"/>
+    <w:lsdException w:name="heading 3" w:semiHidden="1" w:uiPriority="9" w:unhideWhenUsed="1" w:qFormat="1"/>
+    <w:lsdException w:name="heading 4" w:semiHidden="1" w:uiPriority="9" w:unhideWhenUsed="1" w:qFormat="1"/>
+    <w:lsdException w:name="heading 5" w:semiHidden="1" w:uiPriority="9" w:unhideWhenUsed="1" w:qFormat="1"/>
+    <w:lsdException w:name="heading 6" w:semiHidden="1" w:uiPriority="9" w:unhideWhenUsed="1" w:qFormat="1"/>
+    <w:lsdException w:name="heading 7" w:semiHidden="1" w:uiPriority="9" w:unhideWhenUsed="1" w:qFormat="1"/>
+    <w:lsdException w:name="heading 8" w:semiHidden="1" w:uiPriority="9" w:unhideWhenUsed="1" w:qFormat="1"/>
+    <w:lsdException w:name="heading 9" w:semiHidden="1" w:uiPriority="9" w:unhideWhenUsed="1" w:qFormat="1"/>
+    <w:lsdException w:name="index 1" w:semiHidden="1" w:unhideWhenUsed="1"/>
+    <w:lsdException w:name="index 2" w:semiHidden="1" w:unhideWhenUsed="1"/>
+    <w:lsdException w:name="index 3" w:semiHidden="1" w:unhideWhenUsed="1"/>
+    <w:lsdException w:name="index 4" w:semiHidden="1" w:unhideWhenUsed="1"/>
+    <w:lsdException w:name="index 5" w:semiHidden="1" w:unhideWhenUsed="1"/>
+    <w:lsdException w:name="index 6" w:semiHidden="1" w:unhideWhenUsed="1"/>
+    <w:lsdException w:name="index 7" w:semiHidden="1" w:unhideWhenUsed="1"/>
+    <w:lsdException w:name="index 8" w:semiHidden="1" w:unhideWhenUsed="1"/>
+    <w:lsdException w:name="index 9" w:semiHidden="1" w:unhideWhenUsed="1"/>
+    <w:lsdException w:name="toc 1" w:semiHidden="1" w:uiPriority="39" w:unhideWhenUsed="1"/>
+    <w:lsdException w:name="toc 2" w:semiHidden="1" w:uiPriority="39" w:unhideWhenUsed="1"/>
+    <w:lsdException w:name="toc 3" w:semiHidden="1" w:uiPriority="39" w:unhideWhenUsed="1"/>
+    <w:lsdException w:name="toc 4" w:semiHidden="1" w:uiPriority="39" w:unhideWhenUsed="1"/>
+    <w:lsdException w:name="toc 5" w:semiHidden="1" w:uiPriority="39" w:unhideWhenUsed="1"/>
+    <w:lsdException w:name="toc 6" w:semiHidden="1" w:uiPriority="39" w:unhideWhenUsed="1"/>
+    <w:lsdException w:name="toc 7" w:semiHidden="1" w:uiPriority="39" w:unhideWhenUsed="1"/>
+    <w:lsdException w:name="toc 8" w:semiHidden="1" w:uiPriority="39" w:unhideWhenUsed="1"/>
+    <w:lsdException w:name="toc 9" w:semiHidden="1" w:uiPriority="39" w:unhideWhenUsed="1"/>
+    <w:lsdException w:name="Normal Indent" w:semiHidden="1" w:unhideWhenUsed="1"/>
+    <w:lsdException w:name="footnote text" w:semiHidden="1" w:unhideWhenUsed="1"/>
+    <w:lsdException w:name="annotation text" w:semiHidden="1" w:unhideWhenUsed="1"/>
+    <w:lsdException w:name="header" w:semiHidden="1" w:unhideWhenUsed="1"/>
+    <w:lsdException w:name="footer" w:semiHidden="1" w:unhideWhenUsed="1"/>
+    <w:lsdException w:name="index heading" w:semiHidden="1" w:unhideWhenUsed="1"/>
+    <w:lsdException w:name="caption" w:semiHidden="1" w:uiPriority="35" w:unhideWhenUsed="1" w:qFormat="1"/>
+    <w:lsdException w:name="table of figures" w:semiHidden="1" w:unhideWhenUsed="1"/>
+    <w:lsdException w:name="envelope address" w:semiHidden="1" w:unhideWhenUsed="1"/>
+    <w:lsdException w:name="envelope return" w:semiHidden="1" w:unhideWhenUsed="1"/>
+    <w:lsdException w:name="footnote reference" w:semiHidden="1" w:unhideWhenUsed="1"/>
+    <w:lsdException w:name="annotation reference" w:semiHidden="1" w:unhideWhenUsed="1"/>
+    <w:lsdException w:name="line number" w:semiHidden="1" w:unhideWhenUsed="1"/>
+    <w:lsdException w:name="page number" w:semiHidden="1" w:unhideWhenUsed="1"/>
+    <w:lsdException w:name="endnote reference" w:semiHidden="1" w:unhideWhenUsed="1"/>
+    <w:lsdException w:name="endnote text" w:semiHidden="1" w:unhideWhenUsed="1"/>
+    <w:lsdException w:name="table of authorities" w:semiHidden="1" w:unhideWhenUsed="1"/>
+    <w:lsdException w:name="macro" w:semiHidden="1" w:unhideWhenUsed="1"/>
+    <w:lsdException w:name="toa heading" w:semiHidden="1" w:unhideWhenUsed="1"/>
+    <w:lsdException w:name="List" w:semiHidden="1" w:unhideWhenUsed="1"/>
+    <w:lsdException w:name="List Bullet" w:semiHidden="1" w:unhideWhenUsed="1"/>
+    <w:lsdException w:name="List Number" w:semiHidden="1" w:unhideWhenUsed="1"/>
+    <w:lsdException w:name="List 2" w:semiHidden="1" w:unhideWhenUsed="1"/>
+    <w:lsdException w:name="List 3" w:semiHidden="1" w:unhideWhenUsed="1"/>
+    <w:lsdException w:name="List 4" w:semiHidden="1" w:unhideWhenUsed="1"/>
+    <w:lsdException w:name="List 5" w:semiHidden="1" w:unhideWhenUsed="1"/>
+    <w:lsdException w:name="List Bullet 2" w:semiHidden="1" w:unhideWhenUsed="1"/>
+    <w:lsdException w:name="List Bullet 3" w:semiHidden="1" w:unhideWhenUsed="1"/>
+    <w:lsdException w:name="List Bullet 4" w:semiHidden="1" w:unhideWhenUsed="1"/>
+    <w:lsdException w:name="List Bullet 5" w:semiHidden="1" w:unhideWhenUsed="1"/>
+    <w:lsdException w:name="List Number 2" w:semiHidden="1" w:unhideWhenUsed="1"/>
+    <w:lsdException w:name="List Number 3" w:semiHidden="1" w:unhideWhenUsed="1"/>
+    <w:lsdException w:name="List Number 4" w:semiHidden="1" w:unhideWhenUsed="1"/>
+    <w:lsdException w:name="List Number 5" w:semiHidden="1" w:unhideWhenUsed="1"/>
+    <w:lsdException w:name="Title" w:uiPriority="10" w:qFormat="1"/>
+    <w:lsdException w:name="Closing" w:semiHidden="1" w:unhideWhenUsed="1"/>
+    <w:lsdException w:name="Signature" w:semiHidden="1" w:unhideWhenUsed="1"/>
+    <w:lsdException w:name="Default Paragraph Font" w:semiHidden="1" w:uiPriority="1" w:unhideWhenUsed="1"/>
+    <w:lsdException w:name="Body Text" w:semiHidden="1" w:unhideWhenUsed="1"/>
+    <w:lsdException w:name="Body Text Indent" w:semiHidden="1" w:unhideWhenUsed="1"/>
+    <w:lsdException w:name="List Continue" w:semiHidden="1" w:unhideWhenUsed="1"/>
+    <w:lsdException w:name="List Continue 2" w:semiHidden="1" w:unhideWhenUsed="1"/>
+    <w:lsdException w:name="List Continue 3" w:semiHidden="1" w:unhideWhenUsed="1"/>
+    <w:lsdException w:name="List Continue 4" w:semiHidden="1" w:unhideWhenUsed="1"/>
+    <w:lsdException w:name="List Continue 5" w:semiHidden="1" w:unhideWhenUsed="1"/>
+    <w:lsdException w:name="Message Header" w:semiHidden="1" w:unhideWhenUsed="1"/>
+    <w:lsdException w:name="Subtitle" w:uiPriority="11" w:qFormat="1"/>
+    <w:lsdException w:name="Salutation" w:semiHidden="1" w:unhideWhenUsed="1"/>
+    <w:lsdException w:name="Date" w:semiHidden="1" w:unhideWhenUsed="1"/>
+    <w:lsdException w:name="Body Text First Indent" w:semiHidden="1" w:unhideWhenUsed="1"/>
+    <w:lsdException w:name="Body Text First Indent 2" w:semiHidden="1" w:unhideWhenUsed="1"/>
+    <w:lsdException w:name="Note Heading" w:semiHidden="1" w:unhideWhenUsed="1"/>
+    <w:lsdException w:name="Body Text 2" w:semiHidden="1" w:unhideWhenUsed="1"/>
+    <w:lsdException w:name="Body Text 3" w:semiHidden="1" w:unhideWhenUsed="1"/>
+    <w:lsdException w:name="Body Text Indent 2" w:semiHidden="1" w:unhideWhenUsed="1"/>
+    <w:lsdException w:name="Body Text Indent 3" w:semiHidden="1" w:unhideWhenUsed="1"/>
+    <w:lsdException w:name="Block Text" w:semiHidden="1" w:unhideWhenUsed="1"/>
+    <w:lsdException w:name="Hyperlink" w:semiHidden="1" w:unhideWhenUsed="1"/>
+    <w:lsdException w:name="FollowedHyperlink" w:semiHidden="1" w:unhideWhenUsed="1"/>
+    <w:lsdException w:name="Strong" w:uiPriority="22" w:qFormat="1"/>
+    <w:lsdException w:name="Emphasis" w:uiPriority="20" w:qFormat="1"/>
+    <w:lsdException w:name="Document Map" w:semiHidden="1" w:unhideWhenUsed="1"/>
+    <w:lsdException w:name="Plain Text" w:semiHidden="1" w:unhideWhenUsed="1"/>
+    <w:lsdException w:name="E-mail Signature" w:semiHidden="1" w:unhideWhenUsed="1"/>
+    <w:lsdException w:name="HTML Top of Form" w:semiHidden="1" w:unhideWhenUsed="1"/>
+    <w:lsdException w:name="HTML Bottom of Form" w:semiHidden="1" w:unhideWhenUsed="1"/>
+    <w:lsdException w:name="Normal (Web)" w:semiHidden="1" w:unhideWhenUsed="1"/>
+    <w:lsdException w:name="HTML Acronym" w:semiHidden="1" w:unhideWhenUsed="1"/>
+    <w:lsdException w:name="HTML Address" w:semiHidden="1" w:unhideWhenUsed="1"/>
+    <w:lsdException w:name="HTML Cite" w:semiHidden="1" w:unhideWhenUsed="1"/>
+    <w:lsdException w:name="HTML Code" w:semiHidden="1" w:unhideWhenUsed="1"/>
+    <w:lsdException w:name="HTML Definition" w:semiHidden="1" w:unhideWhenUsed="1"/>
+    <w:lsdException w:name="HTML Keyboard" w:semiHidden="1" w:unhideWhenUsed="1"/>
+    <w:lsdException w:name="HTML Preformatted" w:semiHidden="1" w:unhideWhenUsed="1"/>
+    <w:lsdException w:name="HTML Sample" w:semiHidden="1" w:unhideWhenUsed="1"/>
+    <w:lsdException w:name="HTML Typewriter" w:semiHidden="1" w:unhideWhenUsed="1"/>
+    <w:lsdException w:name="HTML Variable" w:semiHidden="1" w:unhideWhenUsed="1"/>
+    <w:lsdException w:name="Normal Table" w:semiHidden="1" w:unhideWhenUsed="1"/>
+    <w:lsdException w:name="annotation subject" w:semiHidden="1" w:unhideWhenUsed="1"/>
+    <w:lsdException w:name="No List" w:semiHidden="1" w:unhideWhenUsed="1"/>
+    <w:lsdException w:name="Outline List 1" w:semiHidden="1" w:unhideWhenUsed="1"/>
+    <w:lsdException w:name="Outline List 2" w:semiHidden="1" w:unhideWhenUsed="1"/>
+    <w:lsdException w:name="Outline List 3" w:semiHidden="1" w:unhideWhenUsed="1"/>
+    <w:lsdException w:name="Table Simple 1" w:semiHidden="1" w:unhideWhenUsed="1"/>
+    <w:lsdException w:name="Table Simple 2" w:semiHidden="1" w:unhideWhenUsed="1"/>
+    <w:lsdException w:name="Table Simple 3" w:semiHidden="1" w:unhideWhenUsed="1"/>
+    <w:lsdException w:name="Table Classic 1" w:semiHidden="1" w:unhideWhenUsed="1"/>
+    <w:lsdException w:name="Table Classic 2" w:semiHidden="1" w:unhideWhenUsed="1"/>
+    <w:lsdException w:name="Table Classic 3" w:semiHidden="1" w:unhideWhenUsed="1"/>
+    <w:lsdException w:name="Table Classic 4" w:semiHidden="1" w:unhideWhenUsed="1"/>
+    <w:lsdException w:name="Table Colorful 1" w:semiHidden="1" w:unhideWhenUsed="1"/>
+    <w:lsdException w:name="Table Colorful 2" w:semiHidden="1" w:unhideWhenUsed="1"/>
+    <w:lsdException w:name="Table Colorful 3" w:semiHidden="1" w:unhideWhenUsed="1"/>
+    <w:lsdException w:name="Table Columns 1" w:semiHidden="1" w:unhideWhenUsed="1"/>
+    <w:lsdException w:name="Table Columns 2" w:semiHidden="1" w:unhideWhenUsed="1"/>
+    <w:lsdException w:name="Table Columns 3" w:semiHidden="1" w:unhideWhenUsed="1"/>
+    <w:lsdException w:name="Table Columns 4" w:semiHidden="1" w:unhideWhenUsed="1"/>
+    <w:lsdException w:name="Table Columns 5" w:semiHidden="1" w:unhideWhenUsed="1"/>
+    <w:lsdException w:name="Table Grid 1" w:semiHidden="1" w:unhideWhenUsed="1"/>
+    <w:lsdException w:name="Table Grid 2" w:semiHidden="1" w:unhideWhenUsed="1"/>
+    <w:lsdException w:name="Table Grid 3" w:semiHidden="1" w:unhideWhenUsed="1"/>
+    <w:lsdException w:name="Table Grid 4" w:semiHidden="1" w:unhideWhenUsed="1"/>
+    <w:lsdException w:name="Table Grid 5" w:semiHidden="1" w:unhideWhenUsed="1"/>
+    <w:lsdException w:name="Table Grid 6" w:semiHidden="1" w:unhideWhenUsed="1"/>
+    <w:lsdException w:name="Table Grid 7" w:semiHidden="1" w:unhideWhenUsed="1"/>
+    <w:lsdException w:name="Table Grid 8" w:semiHidden="1" w:unhideWhenUsed="1"/>
+    <w:lsdException w:name="Table List 1" w:semiHidden="1" w:unhideWhenUsed="1"/>
+    <w:lsdException w:name="Table List 2" w:semiHidden="1" w:unhideWhenUsed="1"/>
+    <w:lsdException w:name="Table List 3" w:semiHidden="1" w:unhideWhenUsed="1"/>
+    <w:lsdException w:name="Table List 4" w:semiHidden="1" w:unhideWhenUsed="1"/>
+    <w:lsdException w:name="Table List 5" w:semiHidden="1" w:unhideWhenUsed="1"/>
+    <w:lsdException w:name="Table List 6" w:semiHidden="1" w:unhideWhenUsed="1"/>
+    <w:lsdException w:name="Table List 7" w:semiHidden="1" w:unhideWhenUsed="1"/>
+    <w:lsdException w:name="Table List 8" w:semiHidden="1" w:unhideWhenUsed="1"/>
+    <w:lsdException w:name="Table 3D effects 1" w:semiHidden="1" w:unhideWhenUsed="1"/>
+    <w:lsdException w:name="Table 3D effects 2" w:semiHidden="1" w:unhideWhenUsed="1"/>
+    <w:lsdException w:name="Table 3D effects 3" w:semiHidden="1" w:unhideWhenUsed="1"/>
+    <w:lsdException w:name="Table Contemporary" w:semiHidden="1" w:unhideWhenUsed="1"/>
+    <w:lsdException w:name="Table Elegant" w:semiHidden="1" w:unhideWhenUsed="1"/>
+    <w:lsdException w:name="Table Professional" w:semiHidden="1" w:unhideWhenUsed="1"/>
+    <w:lsdException w:name="Table Subtle 1" w:semiHidden="1" w:unhideWhenUsed="1"/>
+    <w:lsdException w:name="Table Subtle 2" w:semiHidden="1" w:unhideWhenUsed="1"/>
+    <w:lsdException w:name="Table Web 1" w:semiHidden="1" w:unhideWhenUsed="1"/>
+    <w:lsdException w:name="Table Web 2" w:semiHidden="1" w:unhideWhenUsed="1"/>
+    <w:lsdException w:name="Table Web 3" w:semiHidden="1" w:unhideWhenUsed="1"/>
+    <w:lsdException w:name="Balloon Text" w:semiHidden="1" w:unhideWhenUsed="1"/>
+    <w:lsdException w:name="Table Grid" w:uiPriority="59"/>
+    <w:lsdException w:name="Table Theme" w:semiHidden="1" w:unhideWhenUsed="1"/>
+    <w:lsdException w:name="Placeholder Text" w:semiHidden="1"/>
+    <w:lsdException w:name="No Spacing" w:uiPriority="1" w:qFormat="1"/>
+    <w:lsdException w:name="Light Shading" w:uiPriority="60"/>
+    <w:lsdException w:name="Light List" w:uiPriority="61"/>
+    <w:lsdException w:name="Light Grid" w:uiPriority="62"/>
+    <w:lsdException w:name="Medium Shading 1" w:uiPriority="63"/>
+    <w:lsdException w:name="Medium Shading 2" w:uiPriority="64"/>
+    <w:lsdException w:name="Medium List 1" w:uiPriority="65"/>
+    <w:lsdException w:name="Medium List 2" w:uiPriority="66"/>
+    <w:lsdException w:name="Medium Grid 1" w:uiPriority="67"/>
+    <w:lsdException w:name="Medium Grid 2" w:uiPriority="68"/>
+    <w:lsdException w:name="Medium Grid 3" w:uiPriority="69"/>
+    <w:lsdException w:name="Dark List" w:uiPriority="70"/>
+    <w:lsdException w:name="Colorful Shading" w:uiPriority="71"/>
+    <w:lsdException w:name="Colorful List" w:uiPriority="72"/>
+    <w:lsdException w:name="Colorful Grid" w:uiPriority="73"/>
+    <w:lsdException w:name="Light Shading Accent 1" w:uiPriority="60"/>
+    <w:lsdException w:name="Light List Accent 1" w:uiPriority="61"/>
+    <w:lsdException w:name="Light Grid Accent 1" w:uiPriority="62"/>
+    <w:lsdException w:name="Medium Shading 1 Accent 1" w:uiPriority="63"/>
+    <w:lsdException w:name="Medium Shading 2 Accent 1" w:uiPriority="64"/>
+    <w:lsdException w:name="Medium List 1 Accent 1" w:uiPriority="65"/>
+    <w:lsdException w:name="Revision" w:semiHidden="1"/>
+    <w:lsdException w:name="List Paragraph" w:uiPriority="34" w:qFormat="1"/>
+    <w:lsdException w:name="Quote" w:uiPriority="29" w:qFormat="1"/>
+    <w:lsdException w:name="Intense Quote" w:uiPriority="30" w:qFormat="1"/>
+    <w:lsdException w:name="Medium List 2 Accent 1" w:uiPriority="66"/>
+    <w:lsdException w:name="Medium Grid 1 Accent 1" w:uiPriority="67"/>
+    <w:lsdException w:name="Medium Grid 2 Accent 1" w:uiPriority="68"/>
+    <w:lsdException w:name="Medium Grid 3 Accent 1" w:uiPriority="69"/>
+    <w:lsdException w:name="Dark List Accent 1" w:uiPriority="70"/>
+    <w:lsdException w:name="Colorful Shading Accent 1" w:uiPriority="71"/>
+    <w:lsdException w:name="Colorful List Accent 1" w:uiPriority="72"/>
+    <w:lsdException w:name="Colorful Grid Accent 1" w:uiPriority="73"/>
+    <w:lsdException w:name="Light Shading Accent 2" w:uiPriority="60"/>
+    <w:lsdException w:name="Light List Accent 2" w:uiPriority="61"/>
+    <w:lsdException w:name="Light Grid Accent 2" w:uiPriority="62"/>
+    <w:lsdException w:name="Medium Shading 1 Accent 2" w:uiPriority="63"/>
+    <w:lsdException w:name="Medium Shading 2 Accent 2" w:uiPriority="64"/>
+    <w:lsdException w:name="Medium List 1 Accent 2" w:uiPriority="65"/>
+    <w:lsdException w:name="Medium List 2 Accent 2" w:uiPriority="66"/>
+    <w:lsdException w:name="Medium Grid 1 Accent 2" w:uiPriority="67"/>
+    <w:lsdException w:name="Medium Grid 2 Accent 2" w:uiPriority="68"/>
+    <w:lsdException w:name="Medium Grid 3 Accent 2" w:uiPriority="69"/>
+    <w:lsdException w:name="Dark List Accent 2" w:uiPriority="70"/>
+    <w:lsdException w:name="Colorful Shading Accent 2" w:uiPriority="71"/>
+    <w:lsdException w:name="Colorful List Accent 2" w:uiPriority="72"/>
+    <w:lsdException w:name="Colorful Grid Accent 2" w:uiPriority="73"/>
+    <w:lsdException w:name="Light Shading Accent 3" w:uiPriority="60"/>
+    <w:lsdException w:name="Light List Accent 3" w:uiPriority="61"/>
+    <w:lsdException w:name="Light Grid Accent 3" w:uiPriority="62"/>
+    <w:lsdException w:name="Medium Shading 1 Accent 3" w:uiPriority="63"/>
+    <w:lsdException w:name="Medium Shading 2 Accent 3" w:uiPriority="64"/>
+    <w:lsdException w:name="Medium List 1 Accent 3" w:uiPriority="65"/>
+    <w:lsdException w:name="Medium List 2 Accent 3" w:uiPriority="66"/>
+    <w:lsdException w:name="Medium Grid 1 Accent 3" w:uiPriority="67"/>
+    <w:lsdException w:name="Medium Grid 2 Accent 3" w:uiPriority="68"/>
+    <w:lsdException w:name="Medium Grid 3 Accent 3" w:uiPriority="69"/>
+    <w:lsdException w:name="Dark List Accent 3" w:uiPriority="70"/>
+    <w:lsdException w:name="Colorful Shading Accent 3" w:uiPriority="71"/>
+    <w:lsdException w:name="Colorful List Accent 3" w:uiPriority="72"/>
+    <w:lsdException w:name="Colorful Grid Accent 3" w:uiPriority="73"/>
+    <w:lsdException w:name="Light Shading Accent 4" w:uiPriority="60"/>
+    <w:lsdException w:name="Light List Accent 4" w:uiPriority="61"/>
+    <w:lsdException w:name="Light Grid Accent 4" w:uiPriority="62"/>
+    <w:lsdException w:name="Medium Shading 1 Accent 4" w:uiPriority="63"/>
+    <w:lsdException w:name="Medium Shading 2 Accent 4" w:uiPriority="64"/>
+    <w:lsdException w:name="Medium List 1 Accent 4" w:uiPriority="65"/>
+    <w:lsdException w:name="Medium List 2 Accent 4" w:uiPriority="66"/>
+    <w:lsdException w:name="Medium Grid 1 Accent 4" w:uiPriority="67"/>
+    <w:lsdException w:name="Medium Grid 2 Accent 4" w:uiPriority="68"/>
+    <w:lsdException w:name="Medium Grid 3 Accent 4" w:uiPriority="69"/>
+    <w:lsdException w:name="Dark List Accent 4" w:uiPriority="70"/>
+    <w:lsdException w:name="Colorful Shading Accent 4" w:uiPriority="71"/>
+    <w:lsdException w:name="Colorful List Accent 4" w:uiPriority="72"/>
+    <w:lsdException w:name="Colorful Grid Accent 4" w:uiPriority="73"/>
+    <w:lsdException w:name="Light Shading Accent 5" w:uiPriority="60"/>
+    <w:lsdException w:name="Light List Accent 5" w:uiPriority="61"/>
+    <w:lsdException w:name="Light Grid Accent 5" w:uiPriority="62"/>
+    <w:lsdException w:name="Medium Shading 1 Accent 5" w:uiPriority="63"/>
+    <w:lsdException w:name="Medium Shading 2 Accent 5" w:uiPriority="64"/>
+    <w:lsdException w:name="Medium List 1 Accent 5" w:uiPriority="65"/>
+    <w:lsdException w:name="Medium List 2 Accent 5" w:uiPriority="66"/>
+    <w:lsdException w:name="Medium Grid 1 Accent 5" w:uiPriority="67"/>
+    <w:lsdException w:name="Medium Grid 2 Accent 5" w:uiPriority="68"/>
+    <w:lsdException w:name="Medium Grid 3 Accent 5" w:uiPriority="69"/>
+    <w:lsdException w:name="Dark List Accent 5" w:uiPriority="70"/>
+    <w:lsdException w:name="Colorful Shading Accent 5" w:uiPriority="71"/>
+    <w:lsdException w:name="Colorful List Accent 5" w:uiPriority="72"/>
+    <w:lsdException w:name="Colorful Grid Accent 5" w:uiPriority="73"/>
+    <w:lsdException w:name="Light Shading Accent 6" w:uiPriority="60"/>
+    <w:lsdException w:name="Light List Accent 6" w:uiPriority="61"/>
+    <w:lsdException w:name="Light Grid Accent 6" w:uiPriority="62"/>
+    <w:lsdException w:name="Medium Shading 1 Accent 6" w:uiPriority="63"/>
+    <w:lsdException w:name="Medium Shading 2 Accent 6" w:uiPriority="64"/>
+    <w:lsdException w:name="Medium List 1 Accent 6" w:uiPriority="65"/>
+    <w:lsdException w:name="Medium List 2 Accent 6" w:uiPriority="66"/>
+    <w:lsdException w:name="Medium Grid 1 Accent 6" w:uiPriority="67"/>
+    <w:lsdException w:name="Medium Grid 2 Accent 6" w:uiPriority="68"/>
+    <w:lsdException w:name="Medium Grid 3 Accent 6" w:uiPriority="69"/>
+    <w:lsdException w:name="Dark List Accent 6" w:uiPriority="70"/>
+    <w:lsdException w:name="Colorful Shading Accent 6" w:uiPriority="71"/>
+    <w:lsdException w:name="Colorful List Accent 6" w:uiPriority="72"/>
+    <w:lsdException w:name="Colorful Grid Accent 6" w:uiPriority="73"/>
+    <w:lsdException w:name="Subtle Emphasis" w:uiPriority="19" w:qFormat="1"/>
+    <w:lsdException w:name="Intense Emphasis" w:uiPriority="21" w:qFormat="1"/>
+    <w:lsdException w:name="Subtle Reference" w:uiPriority="31" w:qFormat="1"/>
+    <w:lsdException w:name="Intense Reference" w:uiPriority="32" w:qFormat="1"/>
+    <w:lsdException w:name="Book Title" w:uiPriority="33" w:qFormat="1"/>
+    <w:lsdException w:name="Bibliography" w:semiHidden="1" w:uiPriority="37" w:unhideWhenUsed="1"/>
+    <w:lsdException w:name="TOC Heading" w:semiHidden="1" w:uiPriority="39" w:unhideWhenUsed="1" w:qFormat="1"/>
+    <w:lsdException w:name="Plain Table 1" w:uiPriority="41"/>
+    <w:lsdException w:name="Plain Table 2" w:uiPriority="42"/>
+    <w:lsdException w:name="Plain Table 3" w:uiPriority="43"/>
+    <w:lsdException w:name="Plain Table 4" w:uiPriority="44"/>
+    <w:lsdException w:name="Plain Table 5" w:uiPriority="45"/>
+    <w:lsdException w:name="Grid Table Light" w:uiPriority="40"/>
+    <w:lsdException w:name="Grid Table 1 Light" w:uiPriority="46"/>
+    <w:lsdException w:name="Grid Table 2" w:uiPriority="47"/>
+    <w:lsdException w:name="Grid Table 3" w:uiPriority="48"/>
+    <w:lsdException w:name="Grid Table 4" w:uiPriority="49"/>
+    <w:lsdException w:name="Grid Table 5 Dark" w:uiPriority="50"/>
+    <w:lsdException w:name="Grid Table 6 Colorful" w:uiPriority="51"/>
+    <w:lsdException w:name="Grid Table 7 Colorful" w:uiPriority="52"/>
+    <w:lsdException w:name="Grid Table 1 Light Accent 1" w:uiPriority="46"/>
+    <w:lsdException w:name="Grid Table 2 Accent 1" w:uiPriority="47"/>
+    <w:lsdException w:name="Grid Table 3 Accent 1" w:uiPriority="48"/>
+    <w:lsdException w:name="Grid Table 4 Accent 1" w:uiPriority="49"/>
+    <w:lsdException w:name="Grid Table 5 Dark Accent 1" w:uiPriority="50"/>
+    <w:lsdException w:name="Grid Table 6 Colorful Accent 1" w:uiPriority="51"/>
+    <w:lsdException w:name="Grid Table 7 Colorful Accent 1" w:uiPriority="52"/>
+    <w:lsdException w:name="Grid Table 1 Light Accent 2" w:uiPriority="46"/>
+    <w:lsdException w:name="Grid Table 2 Accent 2" w:uiPriority="47"/>
+    <w:lsdException w:name="Grid Table 3 Accent 2" w:uiPriority="48"/>
+    <w:lsdException w:name="Grid Table 4 Accent 2" w:uiPriority="49"/>
+    <w:lsdException w:name="Grid Table 5 Dark Accent 2" w:uiPriority="50"/>
+    <w:lsdException w:name="Grid Table 6 Colorful Accent 2" w:uiPriority="51"/>
+    <w:lsdException w:name="Grid Table 7 Colorful Accent 2" w:uiPriority="52"/>
+    <w:lsdException w:name="Grid Table 1 Light Accent 3" w:uiPriority="46"/>
+    <w:lsdException w:name="Grid Table 2 Accent 3" w:uiPriority="47"/>
+    <w:lsdException w:name="Grid Table 3 Accent 3" w:uiPriority="48"/>
+    <w:lsdException w:name="Grid Table 4 Accent 3" w:uiPriority="49"/>
+    <w:lsdException w:name="Grid Table 5 Dark Accent 3" w:uiPriority="50"/>
+    <w:lsdException w:name="Grid Table 6 Colorful Accent 3" w:uiPriority="51"/>
+    <w:lsdException w:name="Grid Table 7 Colorful Accent 3" w:uiPriority="52"/>
+    <w:lsdException w:name="Grid Table 1 Light Accent 4" w:uiPriority="46"/>
+    <w:lsdException w:name="Grid Table 2 Accent 4" w:uiPriority="47"/>
+    <w:lsdException w:name="Grid Table 3 Accent 4" w:uiPriority="48"/>
+    <w:lsdException w:name="Grid Table 4 Accent 4" w:uiPriority="49"/>
+    <w:lsdException w:name="Grid Table 5 Dark Accent 4" w:uiPriority="50"/>
+    <w:lsdException w:name="Grid Table 6 Colorful Accent 4" w:uiPriority="51"/>
+    <w:lsdException w:name="Grid Table 7 Colorful Accent 4" w:uiPriority="52"/>
+    <w:lsdException w:name="Grid Table 1 Light Accent 5" w:uiPriority="46"/>
+    <w:lsdException w:name="Grid Table 2 Accent 5" w:uiPriority="47"/>
+    <w:lsdException w:name="Grid Table 3 Accent 5" w:uiPriority="48"/>
+    <w:lsdException w:name="Grid Table 4 Accent 5" w:uiPriority="49"/>
+    <w:lsdException w:name="Grid Table 5 Dark Accent 5" w:uiPriority="50"/>
+    <w:lsdException w:name="Grid Table 6 Colorful Accent 5" w:uiPriority="51"/>
+    <w:lsdException w:name="Grid Table 7 Colorful Accent 5" w:uiPriority="52"/>
+    <w:lsdException w:name="Grid Table 1 Light Accent 6" w:uiPriority="46"/>
+    <w:lsdException w:name="Grid Table 2 Accent 6" w:uiPriority="47"/>
+    <w:lsdException w:name="Grid Table 3 Accent 6" w:uiPriority="48"/>
+    <w:lsdException w:name="Grid Table 4 Accent 6" w:uiPriority="49"/>
+    <w:lsdException w:name="Grid Table 5 Dark Accent 6" w:uiPriority="50"/>
+    <w:lsdException w:name="Grid Table 6 Colorful Accent 6" w:uiPriority="51"/>
+    <w:lsdException w:name="Grid Table 7 Colorful Accent 6" w:uiPriority="52"/>
+    <w:lsdException w:name="List Table 1 Light" w:uiPriority="46"/>
+    <w:lsdException w:name="List Table 2" w:uiPriority="47"/>
+    <w:lsdException w:name="List Table 3" w:uiPriority="48"/>
+    <w:lsdException w:name="List Table 4" w:uiPriority="49"/>
+    <w:lsdException w:name="List Table 5 Dark" w:uiPriority="50"/>
+    <w:lsdException w:name="List Table 6 Colorful" w:uiPriority="51"/>
+    <w:lsdException w:name="List Table 7 Colorful" w:uiPriority="52"/>
+    <w:lsdException w:name="List Table 1 Light Accent 1" w:uiPriority="46"/>
+    <w:lsdException w:name="List Table 2 Accent 1" w:uiPriority="47"/>
+    <w:lsdException w:name="List Table 3 Accent 1" w:uiPriority="48"/>
+    <w:lsdException w:name="List Table 4 Accent 1" w:uiPriority="49"/>
+    <w:lsdException w:name="List Table 5 Dark Accent 1" w:uiPriority="50"/>
+    <w:lsdException w:name="List Table 6 Colorful Accent 1" w:uiPriority="51"/>
+    <w:lsdException w:name="List Table 7 Colorful Accent 1" w:uiPriority="52"/>
+    <w:lsdException w:name="List Table 1 Light Accent 2" w:uiPriority="46"/>
+    <w:lsdException w:name="List Table 2 Accent 2" w:uiPriority="47"/>
+    <w:lsdException w:name="List Table 3 Accent 2" w:uiPriority="48"/>
+    <w:lsdException w:name="List Table 4 Accent 2" w:uiPriority="49"/>
+    <w:lsdException w:name="List Table 5 Dark Accent 2" w:uiPriority="50"/>
+    <w:lsdException w:name="List Table 6 Colorful Accent 2" w:uiPriority="51"/>
+    <w:lsdException w:name="List Table 7 Colorful Accent 2" w:uiPriority="52"/>
+    <w:lsdException w:name="List Table 1 Light Accent 3" w:uiPriority="46"/>
+    <w:lsdException w:name="List Table 2 Accent 3" w:uiPriority="47"/>
+    <w:lsdException w:name="List Table 3 Accent 3" w:uiPriority="48"/>
+    <w:lsdException w:name="List Table 4 Accent 3" w:uiPriority="49"/>
+    <w:lsdException w:name="List Table 5 Dark Accent 3" w:uiPriority="50"/>
+    <w:lsdException w:name="List Table 6 Colorful Accent 3" w:uiPriority="51"/>
+    <w:lsdException w:name="List Table 7 Colorful Accent 3" w:uiPriority="52"/>
+    <w:lsdException w:name="List Table 1 Light Accent 4" w:uiPriority="46"/>
+    <w:lsdException w:name="List Table 2 Accent 4" w:uiPriority="47"/>
+    <w:lsdException w:name="List Table 3 Accent 4" w:uiPriority="48"/>
+    <w:lsdException w:name="List Table 4 Accent 4" w:uiPriority="49"/>
+    <w:lsdException w:name="List Table 5 Dark Accent 4" w:uiPriority="50"/>
+    <w:lsdException w:name="List Table 6 Colorful Accent 4" w:uiPriority="51"/>
+    <w:lsdException w:name="List Table 7 Colorful Accent 4" w:uiPriority="52"/>
+    <w:lsdException w:name="List Table 1 Light Accent 5" w:uiPriority="46"/>
+    <w:lsdException w:name="List Table 2 Accent 5" w:uiPriority="47"/>
+    <w:lsdException w:name="List Table 3 Accent 5" w:uiPriority="48"/>
+    <w:lsdException w:name="List Table 4 Accent 5" w:uiPriority="49"/>
+    <w:lsdException w:name="List Table 5 Dark Accent 5" w:uiPriority="50"/>
+    <w:lsdException w:name="List Table 6 Colorful Accent 5" w:uiPriority="51"/>
+    <w:lsdException w:name="List Table 7 Colorful Accent 5" w:uiPriority="52"/>
+    <w:lsdException w:name="List Table 1 Light Accent 6" w:uiPriority="46"/>
+    <w:lsdException w:name="List Table 2 Accent 6" w:uiPriority="47"/>
+    <w:lsdException w:name="List Table 3 Accent 6" w:uiPriority="48"/>
+    <w:lsdException w:name="List Table 4 Accent 6" w:uiPriority="49"/>
+    <w:lsdException w:name="List Table 5 Dark Accent 6" w:uiPriority="50"/>
+    <w:lsdException w:name="List Table 6 Colorful Accent 6" w:uiPriority="51"/>
+    <w:lsdException w:name="List Table 7 Colorful Accent 6" w:uiPriority="52"/>
+    <w:lsdException w:name="Mention" w:semiHidden="1" w:unhideWhenUsed="1"/>
+    <w:lsdException w:name="Smart Hyperlink" w:semiHidden="1" w:unhideWhenUsed="1"/>
+    <w:lsdException w:name="Hashtag" w:semiHidden="1" w:unhideWhenUsed="1"/>
+    <w:lsdException w:name="Unresolved Mention" w:semiHidden="1" w:unhideWhenUsed="1"/>
+    <w:lsdException w:name="Smart Link" w:semiHidden="1" w:unhideWhenUsed="1"/>
   </w:latentStyles>
   <w:style w:type="paragraph" w:default="1" w:styleId="Normal">
     <w:name w:val="Normal"/>
@@ -1340,7 +4074,6 @@
     <w:uiPriority w:val="99"/>
     <w:semiHidden/>
     <w:unhideWhenUsed/>
-    <w:qFormat/>
     <w:tblPr>
       <w:tblInd w:w="0" w:type="dxa"/>
       <w:tblCellMar>
@@ -1361,15 +4094,11 @@
     <w:name w:val="F7EC5E22F7FD45048E6E555F8CD7FD55"/>
     <w:rsid w:val="00F73A3C"/>
   </w:style>
-  <w:style w:type="paragraph" w:customStyle="1" w:styleId="C801F642870942DA86AB63571B8119CC">
-    <w:name w:val="C801F642870942DA86AB63571B8119CC"/>
-    <w:rsid w:val="00F73A3C"/>
-  </w:style>
 </w:styles>
 </file>
 
 <file path=word/glossary/webSettings.xml><?xml version="1.0" encoding="utf-8"?>
-<w:webSettings xmlns:r="http://schemas.openxmlformats.org/officeDocument/2006/relationships" xmlns:w="http://schemas.openxmlformats.org/wordprocessingml/2006/main">
+<w:webSettings xmlns:mc="http://schemas.openxmlformats.org/markup-compatibility/2006" xmlns:r="http://schemas.openxmlformats.org/officeDocument/2006/relationships" xmlns:w="http://schemas.openxmlformats.org/wordprocessingml/2006/main" xmlns:w14="http://schemas.microsoft.com/office/word/2010/wordml" xmlns:w15="http://schemas.microsoft.com/office/word/2012/wordml" xmlns:w16cex="http://schemas.microsoft.com/office/word/2018/wordml/cex" xmlns:w16cid="http://schemas.microsoft.com/office/word/2016/wordml/cid" xmlns:w16="http://schemas.microsoft.com/office/word/2018/wordml" xmlns:w16du="http://schemas.microsoft.com/office/word/2023/wordml/word16du" xmlns:w16sdtdh="http://schemas.microsoft.com/office/word/2020/wordml/sdtdatahash" xmlns:w16sdtfl="http://schemas.microsoft.com/office/word/2024/wordml/sdtformatlock" xmlns:w16se="http://schemas.microsoft.com/office/word/2015/wordml/symex" mc:Ignorable="w14 w15 w16se w16cid w16 w16cex w16sdtdh w16sdtfl w16du">
   <w:optimizeForBrowser/>
 </w:webSettings>
 </file>
